--- a/docs/suv.docx
+++ b/docs/suv.docx
@@ -23,7 +23,7 @@
       </w:pPr>
       <w:r>
         <w:rPr/>
-        <w:t>Working version 3.0</w:t>
+        <w:t>Working version 3.1</w:t>
       </w:r>
     </w:p>
     <w:p>
@@ -692,7 +692,7 @@
       </w:hyperlink>
       <w:r>
         <w:rPr/>
-        <w:t xml:space="preserve"> Radiology Portal, where we identified 33 cohorts containing relevant PET imaging data: </w:t>
+        <w:t xml:space="preserve"> Radiology Portal, where we identified 34 cohorts containing relevant PET imaging data: </w:t>
       </w:r>
       <w:hyperlink r:id="rId4">
         <w:r>
@@ -915,7 +915,7 @@
           <w:rPr>
             <w:rStyle w:val="Hyperlink"/>
           </w:rPr>
-          <w:t>CT-vs-PET-Ventilation-Imaging</w:t>
+          <w:t>FDG-PET-CT-Lesions</w:t>
         </w:r>
       </w:hyperlink>
       <w:r>
@@ -1109,21 +1109,10 @@
         <w:jc w:val="both"/>
         <w:rPr/>
       </w:pPr>
-      <w:r>
-        <w:rPr/>
-        <w:t>We excluded imaging series without attenuation correction and detector normalization applied, as well as series with only one frame within, maximum intensity projections and other reprojections. For all remaining series, we scanned a preselected set of attributes (listed in Supplementary Table 1) and analyzed how they were used in practice.</w:t>
-      </w:r>
-    </w:p>
-    <w:p>
-      <w:pPr>
-        <w:pStyle w:val="BodyText"/>
-        <w:jc w:val="both"/>
-        <w:rPr/>
-      </w:pPr>
       <w:bookmarkStart w:id="4" w:name="metadata-analysis"/>
       <w:r>
         <w:rPr/>
-        <w:t>Note: There may be numerical discrepancies in the current working version of the manual. All values will be recalculated for the final version.</w:t>
+        <w:t>We excluded imaging series without attenuation correction and detector normalization applied, as well as series with only one frame within, maximum intensity projections and other reprojections. For all remaining series, we scanned a set of relevant attributes (listed in Supplementary Table 1) and analyzed how they were used in practice. When applicable, a tolerance of ±1.0 s was applied to disregard mismatches attributable to rounding errors.</w:t>
       </w:r>
       <w:bookmarkEnd w:id="4"/>
     </w:p>
@@ -1633,6 +1622,54 @@
         <w:rPr/>
         <w:t xml:space="preserve"> units. Supplementary Table 3 lists all digital reference objects together with the expected values.</w:t>
       </w:r>
+      <w:bookmarkEnd w:id="6"/>
+    </w:p>
+    <w:p>
+      <w:pPr>
+        <w:pStyle w:val="Heading2"/>
+        <w:jc w:val="both"/>
+        <w:rPr/>
+      </w:pPr>
+      <w:bookmarkStart w:id="7" w:name="real-world-dataset"/>
+      <w:r>
+        <w:rPr/>
+        <w:t>Real-world dataset</w:t>
+      </w:r>
+    </w:p>
+    <w:p>
+      <w:pPr>
+        <w:pStyle w:val="FirstParagraph"/>
+        <w:jc w:val="both"/>
+        <w:rPr/>
+      </w:pPr>
+      <w:r>
+        <w:rPr/>
+        <w:t xml:space="preserve">A representative set of real-world PET imaging series was collected to verify that different implementations lead to identical SUVs within clinical data. For each series, a ROI was generated using </w:t>
+      </w:r>
+      <w:hyperlink r:id="rId44">
+        <w:r>
+          <w:rPr>
+            <w:rStyle w:val="Hyperlink"/>
+          </w:rPr>
+          <w:t>LIFEx v25.06.1</w:t>
+        </w:r>
+      </w:hyperlink>
+      <w:r>
+        <w:rPr/>
+        <w:t xml:space="preserve"> and for compatibility purposes, the headers were edited using </w:t>
+      </w:r>
+      <w:hyperlink r:id="rId45">
+        <w:r>
+          <w:rPr>
+            <w:rStyle w:val="Hyperlink"/>
+          </w:rPr>
+          <w:t>SimpleITK</w:t>
+        </w:r>
+      </w:hyperlink>
+      <w:r>
+        <w:rPr/>
+        <w:t>.</w:t>
+      </w:r>
     </w:p>
     <w:p>
       <w:pPr>
@@ -1640,21 +1677,22 @@
         <w:jc w:val="both"/>
         <w:rPr/>
       </w:pPr>
-      <w:bookmarkStart w:id="7" w:name="methods"/>
-      <w:bookmarkStart w:id="8" w:name="X1b019d5c921bbd09a48dc0ee2d5b583d8e89767"/>
+      <w:bookmarkStart w:id="8" w:name="methods"/>
+      <w:bookmarkStart w:id="9" w:name="real-world-dataset"/>
       <w:r>
         <w:rPr/>
         <w:t xml:space="preserve"> </w:t>
       </w:r>
-      <w:bookmarkEnd w:id="7"/>
       <w:bookmarkEnd w:id="8"/>
+      <w:bookmarkEnd w:id="9"/>
     </w:p>
     <w:p>
       <w:pPr>
         <w:pStyle w:val="Heading1"/>
-        <w:rPr/>
-      </w:pPr>
-      <w:bookmarkStart w:id="9" w:name="results"/>
+        <w:jc w:val="both"/>
+        <w:rPr/>
+      </w:pPr>
+      <w:bookmarkStart w:id="10" w:name="results"/>
       <w:r>
         <w:rPr/>
         <w:t>Results</w:t>
@@ -1663,10 +1701,11 @@
     <w:p>
       <w:pPr>
         <w:pStyle w:val="Heading2"/>
-        <w:rPr/>
-      </w:pPr>
-      <w:bookmarkStart w:id="10" w:name="baseline-characteristics"/>
-      <w:bookmarkEnd w:id="10"/>
+        <w:jc w:val="both"/>
+        <w:rPr/>
+      </w:pPr>
+      <w:bookmarkStart w:id="11" w:name="baseline-characteristics"/>
+      <w:bookmarkEnd w:id="11"/>
       <w:r>
         <w:rPr/>
         <w:t>Baseline characteristics</w:t>
@@ -1680,7 +1719,7 @@
       </w:pPr>
       <w:r>
         <w:rPr/>
-        <w:t>For the metadata analysis, we identified and examined 3106 PET imaging series from 1710 patients. These images were acquired by a large variety of PET scanner models, with the majority (92.8%) from three PET scanner vendors: 763 (24.6%) series were from Siemens (Siemens Healthineers, Erlangen, Germany), 1846 (59.4%) from GE (GE HealthCare, Chicago, USA) and 273 (8.8%) from Philips (Philips Healthcare, Amsterdam, Netherlands). The remaining series were from CTI/CPS (CTI Molecular Imaging/CPS Innovations, Knoxville, USA) or the Manufacturer (0008,0070) attribute did not contain any name of a PET scanner vendor (Table 1).</w:t>
+        <w:t>For the metadata analysis, we identified and examined 3722 PET imaging series from 2589 patients. These images were acquired by a large variety of PET scanner models, with the majority (93.8%) from three PET scanner vendors: 1757 (47.2 %) series were from Siemens (Siemens Healthineers, Erlangen, Germany), 1365 (36.7 %) from GE (GE HealthCare, Chicago, USA) and 371 (10.0 %) from Philips (Philips Healthcare, Amsterdam, Netherlands). The remaining series were from CTI/CPS (CTI Molecular Imaging/CPS Innovations, Knoxville, USA) or the Manufacturer (0008,0070) attribute did not contain any name of a PET scanner vendor (Table 1).</w:t>
       </w:r>
     </w:p>
     <w:p>
@@ -1696,7 +1735,7 @@
     <w:tbl>
       <w:tblPr>
         <w:tblStyle w:val="Table"/>
-        <w:tblW w:w="9375" w:type="dxa"/>
+        <w:tblW w:w="9180" w:type="dxa"/>
         <w:jc w:val="left"/>
         <w:tblInd w:w="108" w:type="dxa"/>
         <w:tblLayout w:type="fixed"/>
@@ -1709,9 +1748,9 @@
         <w:tblLook w:val="0020" w:noHBand="0" w:noVBand="0" w:firstColumn="0" w:lastRow="0" w:lastColumn="0" w:firstRow="1"/>
       </w:tblPr>
       <w:tblGrid>
-        <w:gridCol w:w="1695"/>
-        <w:gridCol w:w="1020"/>
-        <w:gridCol w:w="6660"/>
+        <w:gridCol w:w="1680"/>
+        <w:gridCol w:w="1200"/>
+        <w:gridCol w:w="6300"/>
       </w:tblGrid>
       <w:tr>
         <w:trPr>
@@ -1719,7 +1758,7 @@
         </w:trPr>
         <w:tc>
           <w:tcPr>
-            <w:tcW w:w="1695" w:type="dxa"/>
+            <w:tcW w:w="1680" w:type="dxa"/>
             <w:tcBorders>
               <w:bottom w:val="single" w:sz="6" w:space="0" w:color="000000"/>
             </w:tcBorders>
@@ -1753,7 +1792,7 @@
         </w:tc>
         <w:tc>
           <w:tcPr>
-            <w:tcW w:w="1020" w:type="dxa"/>
+            <w:tcW w:w="1200" w:type="dxa"/>
             <w:tcBorders>
               <w:bottom w:val="single" w:sz="6" w:space="0" w:color="000000"/>
             </w:tcBorders>
@@ -1787,7 +1826,7 @@
         </w:tc>
         <w:tc>
           <w:tcPr>
-            <w:tcW w:w="6660" w:type="dxa"/>
+            <w:tcW w:w="6300" w:type="dxa"/>
             <w:tcBorders>
               <w:bottom w:val="single" w:sz="6" w:space="0" w:color="000000"/>
             </w:tcBorders>
@@ -1824,7 +1863,7 @@
         <w:trPr/>
         <w:tc>
           <w:tcPr>
-            <w:tcW w:w="1695" w:type="dxa"/>
+            <w:tcW w:w="1680" w:type="dxa"/>
             <w:tcBorders/>
           </w:tcPr>
           <w:p>
@@ -1855,38 +1894,38 @@
         </w:tc>
         <w:tc>
           <w:tcPr>
-            <w:tcW w:w="1020" w:type="dxa"/>
-            <w:tcBorders/>
-          </w:tcPr>
-          <w:p>
-            <w:pPr>
-              <w:pStyle w:val="Compact"/>
-              <w:widowControl/>
-              <w:spacing w:before="36" w:after="36"/>
-              <w:jc w:val="left"/>
-              <w:rPr>
-                <w:rFonts w:ascii="Cambria" w:hAnsi="Cambria" w:eastAsia="Cambria" w:cs=""/>
-                <w:kern w:val="0"/>
-                <w:sz w:val="24"/>
-                <w:szCs w:val="24"/>
-                <w:lang w:val="en-US" w:eastAsia="en-US" w:bidi="ar-SA"/>
-              </w:rPr>
-            </w:pPr>
-            <w:r>
-              <w:rPr>
-                <w:rFonts w:eastAsia="Cambria" w:cs=""/>
-                <w:kern w:val="0"/>
-                <w:sz w:val="24"/>
-                <w:szCs w:val="24"/>
-                <w:lang w:val="en-US" w:eastAsia="en-US" w:bidi="ar-SA"/>
-              </w:rPr>
-              <w:t>6%</w:t>
-            </w:r>
-          </w:p>
-        </w:tc>
-        <w:tc>
-          <w:tcPr>
-            <w:tcW w:w="6660" w:type="dxa"/>
+            <w:tcW w:w="1200" w:type="dxa"/>
+            <w:tcBorders/>
+          </w:tcPr>
+          <w:p>
+            <w:pPr>
+              <w:pStyle w:val="Compact"/>
+              <w:widowControl/>
+              <w:spacing w:before="36" w:after="36"/>
+              <w:jc w:val="left"/>
+              <w:rPr>
+                <w:rFonts w:ascii="Cambria" w:hAnsi="Cambria" w:eastAsia="Cambria" w:cs=""/>
+                <w:kern w:val="0"/>
+                <w:sz w:val="24"/>
+                <w:szCs w:val="24"/>
+                <w:lang w:val="en-US" w:eastAsia="en-US" w:bidi="ar-SA"/>
+              </w:rPr>
+            </w:pPr>
+            <w:r>
+              <w:rPr>
+                <w:rFonts w:eastAsia="Cambria" w:cs=""/>
+                <w:kern w:val="0"/>
+                <w:sz w:val="24"/>
+                <w:szCs w:val="24"/>
+                <w:lang w:val="en-US" w:eastAsia="en-US" w:bidi="ar-SA"/>
+              </w:rPr>
+              <w:t>5.1 %</w:t>
+            </w:r>
+          </w:p>
+        </w:tc>
+        <w:tc>
+          <w:tcPr>
+            <w:tcW w:w="6300" w:type="dxa"/>
             <w:tcBorders/>
           </w:tcPr>
           <w:p>
@@ -1920,7 +1959,7 @@
         <w:trPr/>
         <w:tc>
           <w:tcPr>
-            <w:tcW w:w="1695" w:type="dxa"/>
+            <w:tcW w:w="1680" w:type="dxa"/>
             <w:tcBorders/>
           </w:tcPr>
           <w:p>
@@ -1951,38 +1990,38 @@
         </w:tc>
         <w:tc>
           <w:tcPr>
-            <w:tcW w:w="1020" w:type="dxa"/>
-            <w:tcBorders/>
-          </w:tcPr>
-          <w:p>
-            <w:pPr>
-              <w:pStyle w:val="Compact"/>
-              <w:widowControl/>
-              <w:spacing w:before="36" w:after="36"/>
-              <w:jc w:val="left"/>
-              <w:rPr>
-                <w:rFonts w:ascii="Cambria" w:hAnsi="Cambria" w:eastAsia="Cambria" w:cs=""/>
-                <w:kern w:val="0"/>
-                <w:sz w:val="24"/>
-                <w:szCs w:val="24"/>
-                <w:lang w:val="en-US" w:eastAsia="en-US" w:bidi="ar-SA"/>
-              </w:rPr>
-            </w:pPr>
-            <w:r>
-              <w:rPr>
-                <w:rFonts w:eastAsia="Cambria" w:cs=""/>
-                <w:kern w:val="0"/>
-                <w:sz w:val="24"/>
-                <w:szCs w:val="24"/>
-                <w:lang w:val="en-US" w:eastAsia="en-US" w:bidi="ar-SA"/>
-              </w:rPr>
-              <w:t>59%</w:t>
-            </w:r>
-          </w:p>
-        </w:tc>
-        <w:tc>
-          <w:tcPr>
-            <w:tcW w:w="6660" w:type="dxa"/>
+            <w:tcW w:w="1200" w:type="dxa"/>
+            <w:tcBorders/>
+          </w:tcPr>
+          <w:p>
+            <w:pPr>
+              <w:pStyle w:val="Compact"/>
+              <w:widowControl/>
+              <w:spacing w:before="36" w:after="36"/>
+              <w:jc w:val="left"/>
+              <w:rPr>
+                <w:rFonts w:ascii="Cambria" w:hAnsi="Cambria" w:eastAsia="Cambria" w:cs=""/>
+                <w:kern w:val="0"/>
+                <w:sz w:val="24"/>
+                <w:szCs w:val="24"/>
+                <w:lang w:val="en-US" w:eastAsia="en-US" w:bidi="ar-SA"/>
+              </w:rPr>
+            </w:pPr>
+            <w:r>
+              <w:rPr>
+                <w:rFonts w:eastAsia="Cambria" w:cs=""/>
+                <w:kern w:val="0"/>
+                <w:sz w:val="24"/>
+                <w:szCs w:val="24"/>
+                <w:lang w:val="en-US" w:eastAsia="en-US" w:bidi="ar-SA"/>
+              </w:rPr>
+              <w:t>36.7 %</w:t>
+            </w:r>
+          </w:p>
+        </w:tc>
+        <w:tc>
+          <w:tcPr>
+            <w:tcW w:w="6300" w:type="dxa"/>
             <w:tcBorders/>
           </w:tcPr>
           <w:p>
@@ -2016,7 +2055,7 @@
         <w:trPr/>
         <w:tc>
           <w:tcPr>
-            <w:tcW w:w="1695" w:type="dxa"/>
+            <w:tcW w:w="1680" w:type="dxa"/>
             <w:tcBorders/>
           </w:tcPr>
           <w:p>
@@ -2047,38 +2086,38 @@
         </w:tc>
         <w:tc>
           <w:tcPr>
-            <w:tcW w:w="1020" w:type="dxa"/>
-            <w:tcBorders/>
-          </w:tcPr>
-          <w:p>
-            <w:pPr>
-              <w:pStyle w:val="Compact"/>
-              <w:widowControl/>
-              <w:spacing w:before="36" w:after="36"/>
-              <w:jc w:val="left"/>
-              <w:rPr>
-                <w:rFonts w:ascii="Cambria" w:hAnsi="Cambria" w:eastAsia="Cambria" w:cs=""/>
-                <w:kern w:val="0"/>
-                <w:sz w:val="24"/>
-                <w:szCs w:val="24"/>
-                <w:lang w:val="en-US" w:eastAsia="en-US" w:bidi="ar-SA"/>
-              </w:rPr>
-            </w:pPr>
-            <w:r>
-              <w:rPr>
-                <w:rFonts w:eastAsia="Cambria" w:cs=""/>
-                <w:kern w:val="0"/>
-                <w:sz w:val="24"/>
-                <w:szCs w:val="24"/>
-                <w:lang w:val="en-US" w:eastAsia="en-US" w:bidi="ar-SA"/>
-              </w:rPr>
-              <w:t>9%</w:t>
-            </w:r>
-          </w:p>
-        </w:tc>
-        <w:tc>
-          <w:tcPr>
-            <w:tcW w:w="6660" w:type="dxa"/>
+            <w:tcW w:w="1200" w:type="dxa"/>
+            <w:tcBorders/>
+          </w:tcPr>
+          <w:p>
+            <w:pPr>
+              <w:pStyle w:val="Compact"/>
+              <w:widowControl/>
+              <w:spacing w:before="36" w:after="36"/>
+              <w:jc w:val="left"/>
+              <w:rPr>
+                <w:rFonts w:ascii="Cambria" w:hAnsi="Cambria" w:eastAsia="Cambria" w:cs=""/>
+                <w:kern w:val="0"/>
+                <w:sz w:val="24"/>
+                <w:szCs w:val="24"/>
+                <w:lang w:val="en-US" w:eastAsia="en-US" w:bidi="ar-SA"/>
+              </w:rPr>
+            </w:pPr>
+            <w:r>
+              <w:rPr>
+                <w:rFonts w:eastAsia="Cambria" w:cs=""/>
+                <w:kern w:val="0"/>
+                <w:sz w:val="24"/>
+                <w:szCs w:val="24"/>
+                <w:lang w:val="en-US" w:eastAsia="en-US" w:bidi="ar-SA"/>
+              </w:rPr>
+              <w:t>10.0 %</w:t>
+            </w:r>
+          </w:p>
+        </w:tc>
+        <w:tc>
+          <w:tcPr>
+            <w:tcW w:w="6300" w:type="dxa"/>
             <w:tcBorders/>
           </w:tcPr>
           <w:p>
@@ -2112,7 +2151,7 @@
         <w:trPr/>
         <w:tc>
           <w:tcPr>
-            <w:tcW w:w="1695" w:type="dxa"/>
+            <w:tcW w:w="1680" w:type="dxa"/>
             <w:tcBorders/>
           </w:tcPr>
           <w:p>
@@ -2143,63 +2182,63 @@
         </w:tc>
         <w:tc>
           <w:tcPr>
-            <w:tcW w:w="1020" w:type="dxa"/>
-            <w:tcBorders/>
-          </w:tcPr>
-          <w:p>
-            <w:pPr>
-              <w:pStyle w:val="Compact"/>
-              <w:widowControl/>
-              <w:spacing w:before="36" w:after="36"/>
-              <w:jc w:val="left"/>
-              <w:rPr>
-                <w:rFonts w:ascii="Cambria" w:hAnsi="Cambria" w:eastAsia="Cambria" w:cs=""/>
-                <w:kern w:val="0"/>
-                <w:sz w:val="24"/>
-                <w:szCs w:val="24"/>
-                <w:lang w:val="en-US" w:eastAsia="en-US" w:bidi="ar-SA"/>
-              </w:rPr>
-            </w:pPr>
-            <w:r>
-              <w:rPr>
-                <w:rFonts w:eastAsia="Cambria" w:cs=""/>
-                <w:kern w:val="0"/>
-                <w:sz w:val="24"/>
-                <w:szCs w:val="24"/>
-                <w:lang w:val="en-US" w:eastAsia="en-US" w:bidi="ar-SA"/>
-              </w:rPr>
-              <w:t>25%</w:t>
-            </w:r>
-          </w:p>
-        </w:tc>
-        <w:tc>
-          <w:tcPr>
-            <w:tcW w:w="6660" w:type="dxa"/>
-            <w:tcBorders/>
-          </w:tcPr>
-          <w:p>
-            <w:pPr>
-              <w:pStyle w:val="Compact"/>
-              <w:widowControl/>
-              <w:spacing w:before="36" w:after="36"/>
-              <w:jc w:val="left"/>
-              <w:rPr>
-                <w:rFonts w:ascii="Cambria" w:hAnsi="Cambria" w:eastAsia="Cambria" w:cs=""/>
-                <w:kern w:val="0"/>
-                <w:sz w:val="24"/>
-                <w:szCs w:val="24"/>
-                <w:lang w:val="en-US" w:eastAsia="en-US" w:bidi="ar-SA"/>
-              </w:rPr>
-            </w:pPr>
-            <w:r>
-              <w:rPr>
-                <w:rFonts w:eastAsia="Cambria" w:cs=""/>
-                <w:kern w:val="0"/>
-                <w:sz w:val="24"/>
-                <w:szCs w:val="24"/>
-                <w:lang w:val="en-US" w:eastAsia="en-US" w:bidi="ar-SA"/>
-              </w:rPr>
-              <w:t>1080, 1093, 1094, Biograph 20_mCT, Biograph 64_mCT, Biograph Horizon, Biograph_mMR, Biograph128_mCT 4R, Biograph128_Vision 450 Edge, Biograph16_Horizon 3R, Biograph20_mCT, Biograph20_mCT 3R, Biograph40_mCT, Biograph40_mCT 4R, Biograph40_TruePoint, Biograph6_TruePoint, Biograph64_mCT, Biograph64_mCT 3R, Biograph64_Vision 600, SOMATOM Definition AS_mCT</w:t>
+            <w:tcW w:w="1200" w:type="dxa"/>
+            <w:tcBorders/>
+          </w:tcPr>
+          <w:p>
+            <w:pPr>
+              <w:pStyle w:val="Compact"/>
+              <w:widowControl/>
+              <w:spacing w:before="36" w:after="36"/>
+              <w:jc w:val="left"/>
+              <w:rPr>
+                <w:rFonts w:ascii="Cambria" w:hAnsi="Cambria" w:eastAsia="Cambria" w:cs=""/>
+                <w:kern w:val="0"/>
+                <w:sz w:val="24"/>
+                <w:szCs w:val="24"/>
+                <w:lang w:val="en-US" w:eastAsia="en-US" w:bidi="ar-SA"/>
+              </w:rPr>
+            </w:pPr>
+            <w:r>
+              <w:rPr>
+                <w:rFonts w:eastAsia="Cambria" w:cs=""/>
+                <w:kern w:val="0"/>
+                <w:sz w:val="24"/>
+                <w:szCs w:val="24"/>
+                <w:lang w:val="en-US" w:eastAsia="en-US" w:bidi="ar-SA"/>
+              </w:rPr>
+              <w:t>47.2 %</w:t>
+            </w:r>
+          </w:p>
+        </w:tc>
+        <w:tc>
+          <w:tcPr>
+            <w:tcW w:w="6300" w:type="dxa"/>
+            <w:tcBorders/>
+          </w:tcPr>
+          <w:p>
+            <w:pPr>
+              <w:pStyle w:val="Compact"/>
+              <w:widowControl/>
+              <w:spacing w:before="36" w:after="36"/>
+              <w:jc w:val="left"/>
+              <w:rPr>
+                <w:rFonts w:ascii="Cambria" w:hAnsi="Cambria" w:eastAsia="Cambria" w:cs=""/>
+                <w:kern w:val="0"/>
+                <w:sz w:val="24"/>
+                <w:szCs w:val="24"/>
+                <w:lang w:val="en-US" w:eastAsia="en-US" w:bidi="ar-SA"/>
+              </w:rPr>
+            </w:pPr>
+            <w:r>
+              <w:rPr>
+                <w:rFonts w:eastAsia="Cambria" w:cs=""/>
+                <w:kern w:val="0"/>
+                <w:sz w:val="24"/>
+                <w:szCs w:val="24"/>
+                <w:lang w:val="en-US" w:eastAsia="en-US" w:bidi="ar-SA"/>
+              </w:rPr>
+              <w:t>1080, 1093, 1094, Biograph 20_mCT, Biograph 64_mCT, Biograph Horizon, Biograph128, Biograph128_mCT, Biograph128_mCT 4R, Biograph128_Vision 450 Edge, Biograph16_Horizon 3R, Biograph20_mCT, Biograph20_mCT 3R, Biograph40_mCT, Biograph40_mCT 4R, Biograph40_TruePoint, Biograph6_TruePoint, Biograph64_mCT, Biograph64_mCT 3R, Biograph64_Vision 600, SOMATOM Definition AS_mCT</w:t>
             </w:r>
           </w:p>
         </w:tc>
@@ -2208,7 +2247,7 @@
         <w:trPr/>
         <w:tc>
           <w:tcPr>
-            <w:tcW w:w="1695" w:type="dxa"/>
+            <w:tcW w:w="1680" w:type="dxa"/>
             <w:tcBorders/>
           </w:tcPr>
           <w:p>
@@ -2239,38 +2278,38 @@
         </w:tc>
         <w:tc>
           <w:tcPr>
-            <w:tcW w:w="1020" w:type="dxa"/>
-            <w:tcBorders/>
-          </w:tcPr>
-          <w:p>
-            <w:pPr>
-              <w:pStyle w:val="Compact"/>
-              <w:widowControl/>
-              <w:spacing w:before="36" w:after="36"/>
-              <w:jc w:val="left"/>
-              <w:rPr>
-                <w:rFonts w:ascii="Cambria" w:hAnsi="Cambria" w:eastAsia="Cambria" w:cs=""/>
-                <w:kern w:val="0"/>
-                <w:sz w:val="24"/>
-                <w:szCs w:val="24"/>
-                <w:lang w:val="en-US" w:eastAsia="en-US" w:bidi="ar-SA"/>
-              </w:rPr>
-            </w:pPr>
-            <w:r>
-              <w:rPr>
-                <w:rFonts w:eastAsia="Cambria" w:cs=""/>
-                <w:kern w:val="0"/>
-                <w:sz w:val="24"/>
-                <w:szCs w:val="24"/>
-                <w:lang w:val="en-US" w:eastAsia="en-US" w:bidi="ar-SA"/>
-              </w:rPr>
-              <w:t>1%</w:t>
-            </w:r>
-          </w:p>
-        </w:tc>
-        <w:tc>
-          <w:tcPr>
-            <w:tcW w:w="6660" w:type="dxa"/>
+            <w:tcW w:w="1200" w:type="dxa"/>
+            <w:tcBorders/>
+          </w:tcPr>
+          <w:p>
+            <w:pPr>
+              <w:pStyle w:val="Compact"/>
+              <w:widowControl/>
+              <w:spacing w:before="36" w:after="36"/>
+              <w:jc w:val="left"/>
+              <w:rPr>
+                <w:rFonts w:ascii="Cambria" w:hAnsi="Cambria" w:eastAsia="Cambria" w:cs=""/>
+                <w:kern w:val="0"/>
+                <w:sz w:val="24"/>
+                <w:szCs w:val="24"/>
+                <w:lang w:val="en-US" w:eastAsia="en-US" w:bidi="ar-SA"/>
+              </w:rPr>
+            </w:pPr>
+            <w:r>
+              <w:rPr>
+                <w:rFonts w:eastAsia="Cambria" w:cs=""/>
+                <w:kern w:val="0"/>
+                <w:sz w:val="24"/>
+                <w:szCs w:val="24"/>
+                <w:lang w:val="en-US" w:eastAsia="en-US" w:bidi="ar-SA"/>
+              </w:rPr>
+              <w:t>1.0 %</w:t>
+            </w:r>
+          </w:p>
+        </w:tc>
+        <w:tc>
+          <w:tcPr>
+            <w:tcW w:w="6300" w:type="dxa"/>
             <w:tcBorders/>
           </w:tcPr>
           <w:p>
@@ -2309,17 +2348,17 @@
       <w:r>
         <w:rPr/>
       </w:r>
-      <w:bookmarkStart w:id="11" w:name="baseline-characteristics"/>
       <w:bookmarkStart w:id="12" w:name="baseline-characteristics"/>
-      <w:bookmarkEnd w:id="12"/>
+      <w:bookmarkStart w:id="13" w:name="baseline-characteristics"/>
+      <w:bookmarkEnd w:id="13"/>
     </w:p>
     <w:p>
       <w:pPr>
         <w:pStyle w:val="Heading2"/>
         <w:rPr/>
       </w:pPr>
-      <w:bookmarkStart w:id="13" w:name="rescale-slope-and-intercept"/>
-      <w:bookmarkEnd w:id="13"/>
+      <w:bookmarkStart w:id="14" w:name="rescale-slope-and-intercept"/>
+      <w:bookmarkEnd w:id="14"/>
       <w:r>
         <w:rPr/>
         <w:t>Rescale slope and intercept</w:t>
@@ -2330,7 +2369,7 @@
         <w:pStyle w:val="Heading4"/>
         <w:rPr/>
       </w:pPr>
-      <w:bookmarkStart w:id="14" w:name="background"/>
+      <w:bookmarkStart w:id="15" w:name="background"/>
       <w:r>
         <w:rPr/>
         <w:t>Background</w:t>
@@ -2437,12 +2476,12 @@
         <w:jc w:val="both"/>
         <w:rPr/>
       </w:pPr>
-      <w:bookmarkStart w:id="15" w:name="background"/>
+      <w:bookmarkStart w:id="16" w:name="background"/>
       <w:r>
         <w:rPr/>
         <w:t>where U are the real-world values, SV are the stored voxel values (Pixel Data; 7fe0,0010), m the rescale slope, and b the rescale intercept (Rescale Intercept; 0028,1052). The rescale slope and intercept may vary for each frame and must be applied on a frame-wise basis.</w:t>
       </w:r>
-      <w:bookmarkEnd w:id="15"/>
+      <w:bookmarkEnd w:id="16"/>
     </w:p>
     <w:p>
       <w:pPr>
@@ -2450,7 +2489,7 @@
         <w:jc w:val="both"/>
         <w:rPr/>
       </w:pPr>
-      <w:bookmarkStart w:id="16" w:name="metadata-analysis-1"/>
+      <w:bookmarkStart w:id="17" w:name="metadata-analysis-1"/>
       <w:r>
         <w:rPr/>
         <w:t>Metadata analysis</w:t>
@@ -2479,7 +2518,7 @@
       </w:pPr>
       <w:r>
         <w:rPr/>
-        <w:t>constant (N=1015, 32.7%)</w:t>
+        <w:t>constant (N = 1086, 29.2 %)</w:t>
       </w:r>
     </w:p>
     <w:p>
@@ -2494,7 +2533,7 @@
       </w:pPr>
       <w:r>
         <w:rPr/>
-        <w:t>different in each frame (N=1698, 54.7%)</w:t>
+        <w:t>different in each frame (N = 2090, 56.2 %)</w:t>
       </w:r>
     </w:p>
     <w:p>
@@ -2509,7 +2548,7 @@
       </w:pPr>
       <w:r>
         <w:rPr/>
-        <w:t>rather constant with a few exceptions (N=391, 12.6%) - we noted the exceptions typically included frames with the highest uptake (e.g., slices containing the tumor region).</w:t>
+        <w:t>rather constant with a few exceptions (N = 544, 14.6 %) - we noted the exceptions typically included frames with the highest uptake (e.g., slices containing the tumor region).</w:t>
       </w:r>
     </w:p>
     <w:p>
@@ -2518,12 +2557,12 @@
         <w:jc w:val="both"/>
         <w:rPr/>
       </w:pPr>
-      <w:bookmarkStart w:id="17" w:name="metadata-analysis-1"/>
+      <w:bookmarkStart w:id="18" w:name="metadata-analysis-1"/>
       <w:r>
         <w:rPr/>
         <w:t>In our dataset, all PET imaging series had Rescale Intercept and Rescale Slope attributes present. The value of Rescale Intercept was always zero. The Rescale Slope always had a positive value.</w:t>
       </w:r>
-      <w:bookmarkEnd w:id="17"/>
+      <w:bookmarkEnd w:id="18"/>
     </w:p>
     <w:p>
       <w:pPr>
@@ -2531,7 +2570,7 @@
         <w:jc w:val="both"/>
         <w:rPr/>
       </w:pPr>
-      <w:bookmarkStart w:id="18" w:name="digital-reference-object"/>
+      <w:bookmarkStart w:id="19" w:name="digital-reference-object"/>
       <w:r>
         <w:rPr/>
         <w:t>Digital reference object</w:t>
@@ -2573,12 +2612,12 @@
         <w:jc w:val="both"/>
         <w:rPr/>
       </w:pPr>
-      <w:bookmarkStart w:id="19" w:name="digital-reference-object"/>
+      <w:bookmarkStart w:id="20" w:name="digital-reference-object"/>
       <w:r>
         <w:rPr/>
         <w:t>Rescale Slope is not applied frame-wise</w:t>
       </w:r>
-      <w:bookmarkEnd w:id="19"/>
+      <w:bookmarkEnd w:id="20"/>
     </w:p>
     <w:p>
       <w:pPr>
@@ -2586,8 +2625,8 @@
         <w:jc w:val="both"/>
         <w:rPr/>
       </w:pPr>
-      <w:bookmarkStart w:id="20" w:name="recommendations"/>
-      <w:bookmarkEnd w:id="20"/>
+      <w:bookmarkStart w:id="21" w:name="recommendations"/>
+      <w:bookmarkEnd w:id="21"/>
       <w:r>
         <w:rPr/>
         <w:t>Recommendations</w:t>
@@ -2661,12 +2700,12 @@
       <w:r>
         <w:rPr/>
       </w:r>
-      <w:bookmarkStart w:id="21" w:name="rescale-slope-and-intercept"/>
-      <w:bookmarkStart w:id="22" w:name="recommendations"/>
-      <w:bookmarkStart w:id="23" w:name="rescale-slope-and-intercept"/>
-      <w:bookmarkStart w:id="24" w:name="recommendations"/>
-      <w:bookmarkEnd w:id="23"/>
+      <w:bookmarkStart w:id="22" w:name="rescale-slope-and-intercept"/>
+      <w:bookmarkStart w:id="23" w:name="recommendations"/>
+      <w:bookmarkStart w:id="24" w:name="rescale-slope-and-intercept"/>
+      <w:bookmarkStart w:id="25" w:name="recommendations"/>
       <w:bookmarkEnd w:id="24"/>
+      <w:bookmarkEnd w:id="25"/>
     </w:p>
     <w:p>
       <w:pPr>
@@ -2674,8 +2713,8 @@
         <w:jc w:val="both"/>
         <w:rPr/>
       </w:pPr>
-      <w:bookmarkStart w:id="25" w:name="units"/>
-      <w:bookmarkEnd w:id="25"/>
+      <w:bookmarkStart w:id="26" w:name="units"/>
+      <w:bookmarkEnd w:id="26"/>
       <w:r>
         <w:rPr/>
         <w:t>Units</w:t>
@@ -2687,7 +2726,7 @@
         <w:jc w:val="both"/>
         <w:rPr/>
       </w:pPr>
-      <w:bookmarkStart w:id="26" w:name="background-1"/>
+      <w:bookmarkStart w:id="27" w:name="background-1"/>
       <w:r>
         <w:rPr/>
         <w:t>Background</w:t>
@@ -2760,7 +2799,7 @@
         <w:jc w:val="both"/>
         <w:rPr/>
       </w:pPr>
-      <w:bookmarkStart w:id="27" w:name="units-bqml"/>
+      <w:bookmarkStart w:id="28" w:name="units-bqml"/>
       <w:r>
         <w:rPr/>
         <w:t>Units = “BQML”</w:t>
@@ -2858,12 +2897,12 @@
         <w:jc w:val="both"/>
         <w:rPr/>
       </w:pPr>
-      <w:bookmarkStart w:id="28" w:name="units-bqml"/>
+      <w:bookmarkStart w:id="29" w:name="units-bqml"/>
       <w:r>
         <w:rPr/>
         <w:t>However, real-world values may have other units based on the scanner’s protocol or due to DICOM file post-processing.</w:t>
       </w:r>
-      <w:bookmarkEnd w:id="28"/>
+      <w:bookmarkEnd w:id="29"/>
     </w:p>
     <w:p>
       <w:pPr>
@@ -2871,7 +2910,7 @@
         <w:jc w:val="both"/>
         <w:rPr/>
       </w:pPr>
-      <w:bookmarkStart w:id="29" w:name="units-gml"/>
+      <w:bookmarkStart w:id="30" w:name="units-gml"/>
       <w:r>
         <w:rPr/>
         <w:t>Units = “GML”</w:t>
@@ -2965,7 +3004,7 @@
         <w:rPr/>
         <w:t xml:space="preserve">However, there may be scenarios where other normalization techniques were applied. Specifically, four other SUV methods are compliant with the current </w:t>
       </w:r>
-      <w:hyperlink r:id="rId44">
+      <w:hyperlink r:id="rId46">
         <w:r>
           <w:rPr>
             <w:rStyle w:val="Hyperlink"/>
@@ -2977,7 +3016,7 @@
         <w:rPr/>
         <w:t xml:space="preserve"> and result in the unit GML. The method used can be extracted from the attribute SUV Type (0054,1006) and </w:t>
       </w:r>
-      <w:hyperlink r:id="rId45">
+      <w:hyperlink r:id="rId47">
         <w:r>
           <w:rPr>
             <w:rStyle w:val="Hyperlink"/>
@@ -2989,7 +3028,7 @@
         <w:rPr/>
         <w:t xml:space="preserve">. The following factors are used, as reported by </w:t>
       </w:r>
-      <w:hyperlink r:id="rId46">
+      <w:hyperlink r:id="rId48">
         <w:r>
           <w:rPr>
             <w:rStyle w:val="Hyperlink"/>
@@ -3015,7 +3054,7 @@
         <w:rPr/>
         <w:t xml:space="preserve">lean body mass by </w:t>
       </w:r>
-      <w:hyperlink r:id="rId47">
+      <w:hyperlink r:id="rId49">
         <w:r>
           <w:rPr>
             <w:rStyle w:val="Hyperlink"/>
@@ -3229,14 +3268,13 @@
           <w:ilvl w:val="0"/>
           <w:numId w:val="72"/>
         </w:numPr>
-        <w:jc w:val="both"/>
         <w:rPr/>
       </w:pPr>
       <w:r>
         <w:rPr/>
         <w:t xml:space="preserve">lean body mass by James et al. (James, William Philip Trehearne, and J. C. Waterlow. Research on obesity. 1976) / </w:t>
       </w:r>
-      <w:hyperlink r:id="rId48">
+      <w:hyperlink r:id="rId50">
         <w:r>
           <w:rPr>
             <w:rStyle w:val="Hyperlink"/>
@@ -3540,7 +3578,7 @@
         <w:rPr/>
         <w:t xml:space="preserve">lean body mass by </w:t>
       </w:r>
-      <w:hyperlink r:id="rId49">
+      <w:hyperlink r:id="rId51">
         <w:r>
           <w:rPr>
             <w:rStyle w:val="Hyperlink"/>
@@ -4386,12 +4424,12 @@
         <w:jc w:val="both"/>
         <w:rPr/>
       </w:pPr>
-      <w:bookmarkStart w:id="30" w:name="units-gml"/>
+      <w:bookmarkStart w:id="31" w:name="units-gml"/>
       <w:r>
         <w:rPr/>
         <w:t>There is currently no consensus on the computation of LBM and IBW when Patient’s Sex is specified as “O”. Using the mean value of the sex-specific factors appears to be a reasonable and simple solution.</w:t>
       </w:r>
-      <w:bookmarkEnd w:id="30"/>
+      <w:bookmarkEnd w:id="31"/>
     </w:p>
     <w:p>
       <w:pPr>
@@ -4399,7 +4437,7 @@
         <w:jc w:val="both"/>
         <w:rPr/>
       </w:pPr>
-      <w:bookmarkStart w:id="31" w:name="units-cm2ml"/>
+      <w:bookmarkStart w:id="32" w:name="units-cm2ml"/>
       <w:r>
         <w:rPr/>
         <w:t>Units = “CM2ML”</w:t>
@@ -4413,9 +4451,9 @@
       </w:pPr>
       <w:r>
         <w:rPr/>
-        <w:t xml:space="preserve">The unit square centimeters per milliliter (Units=“CM2ML”) corresponds to images normalized to body surface area (BSA) using the </w:t>
-      </w:r>
-      <w:hyperlink r:id="rId50">
+        <w:t xml:space="preserve">The unit square centimeters per milliliter (Units = “CM2ML”) corresponds to images normalized to body surface area (BSA) using the </w:t>
+      </w:r>
+      <w:hyperlink r:id="rId52">
         <w:r>
           <w:rPr>
             <w:rStyle w:val="Hyperlink"/>
@@ -4431,7 +4469,7 @@
     <w:p>
       <w:pPr>
         <w:pStyle w:val="BodyText"/>
-        <w:jc w:val="center"/>
+        <w:jc w:val="both"/>
         <w:rPr/>
       </w:pPr>
       <w:r>
@@ -4439,7 +4477,7 @@
       </w:r>
       <m:oMathPara xmlns:m="http://schemas.openxmlformats.org/officeDocument/2006/math">
         <m:oMathParaPr>
-          <m:jc m:val="center"/>
+          <m:jc m:val="left"/>
         </m:oMathParaPr>
         <m:oMath>
           <m:r>
@@ -4666,7 +4704,7 @@
         <w:jc w:val="center"/>
         <w:rPr/>
       </w:pPr>
-      <w:bookmarkStart w:id="32" w:name="units-cm2ml"/>
+      <w:bookmarkStart w:id="33" w:name="units-cm2ml"/>
       <w:r>
         <w:rPr/>
       </w:r>
@@ -4757,15 +4795,14 @@
           </m:f>
         </m:oMath>
       </m:oMathPara>
-      <w:bookmarkEnd w:id="32"/>
+      <w:bookmarkEnd w:id="33"/>
     </w:p>
     <w:p>
       <w:pPr>
         <w:pStyle w:val="Heading5"/>
-        <w:jc w:val="both"/>
-        <w:rPr/>
-      </w:pPr>
-      <w:bookmarkStart w:id="33" w:name="units-cnts"/>
+        <w:rPr/>
+      </w:pPr>
+      <w:bookmarkStart w:id="34" w:name="units-cnts"/>
       <w:r>
         <w:rPr/>
         <w:t>Units = “CNTS”</w:t>
@@ -4779,7 +4816,7 @@
       </w:pPr>
       <w:r>
         <w:rPr/>
-        <w:t>Philips scanners often use the unit counts (Units=“CNTS”). In this case, scale factors must be provided for converting the stored voxel values. SUV scale factor allows direct conversion of the real-world values to SUV</w:t>
+        <w:t>Philips scanners often use the unit counts (Units = “CNTS”). In this case, scale factors must be provided for converting the stored voxel values. SUV scale factor allows direct conversion of the real-world values to SUV</w:t>
       </w:r>
       <w:r>
         <w:rPr>
@@ -4793,7 +4830,7 @@
         <w:br/>
         <w:t xml:space="preserve">The formula is mentioned in Philips’ conformance statements (here, for </w:t>
       </w:r>
-      <w:hyperlink r:id="rId51">
+      <w:hyperlink r:id="rId53">
         <w:r>
           <w:rPr>
             <w:rStyle w:val="Hyperlink"/>
@@ -4830,7 +4867,7 @@
         <w:rPr/>
         <w:t xml:space="preserve">The Activity Concentration Scale Factor allows the conversion of the real-world values to Bq/ml, as explained in the conformance statement (here, for </w:t>
       </w:r>
-      <w:hyperlink r:id="rId52">
+      <w:hyperlink r:id="rId54">
         <w:r>
           <w:rPr>
             <w:rStyle w:val="Hyperlink"/>
@@ -4849,7 +4886,7 @@
         <w:jc w:val="both"/>
         <w:rPr/>
       </w:pPr>
-      <w:bookmarkStart w:id="34" w:name="units-cnts"/>
+      <w:bookmarkStart w:id="35" w:name="units-cnts"/>
       <w:r>
         <w:rPr>
           <w:i/>
@@ -4857,7 +4894,7 @@
         </w:rPr>
         <w:t>(7053,1009) DS Activity Concentration Scale Factor: This value only applies when Units (0054,1001) is equal to CNTS. The Activity Concentration Scale Factor is used to convert the voxel data from counts to Activity Concentration (in Bq/ml). This is done by using the formula Activity Concentration Value = ((SV x m) + b) x f, where: SV = original stored voxel value, m = Rescale Slope (0028,1053), b = Rescale Intercept (0028,1052), f = Activity Concentration Scale Factor (7053, 1009). If the Activity Concentration Scale Factor is 0.0, then the voxel data cannot be converted from counts to Activity Concentration.</w:t>
       </w:r>
-      <w:bookmarkEnd w:id="34"/>
+      <w:bookmarkEnd w:id="35"/>
     </w:p>
     <w:p>
       <w:pPr>
@@ -4865,7 +4902,7 @@
         <w:jc w:val="both"/>
         <w:rPr/>
       </w:pPr>
-      <w:bookmarkStart w:id="35" w:name="other-units"/>
+      <w:bookmarkStart w:id="36" w:name="other-units"/>
       <w:r>
         <w:rPr/>
         <w:t>Other units</w:t>
@@ -4947,7 +4984,7 @@
         <w:rPr/>
         <w:t xml:space="preserve">PROPCPS - proportional to counts per second, </w:t>
       </w:r>
-      <w:hyperlink r:id="rId53">
+      <w:hyperlink r:id="rId55">
         <w:r>
           <w:rPr>
             <w:rStyle w:val="Hyperlink"/>
@@ -4970,14 +5007,14 @@
         <w:jc w:val="both"/>
         <w:rPr/>
       </w:pPr>
-      <w:bookmarkStart w:id="36" w:name="background-1"/>
-      <w:bookmarkStart w:id="37" w:name="other-units"/>
+      <w:bookmarkStart w:id="37" w:name="background-1"/>
+      <w:bookmarkStart w:id="38" w:name="other-units"/>
       <w:r>
         <w:rPr/>
         <w:t>1CM - 1/centimeter, used for mu maps</w:t>
       </w:r>
-      <w:bookmarkEnd w:id="36"/>
       <w:bookmarkEnd w:id="37"/>
+      <w:bookmarkEnd w:id="38"/>
     </w:p>
     <w:p>
       <w:pPr>
@@ -4985,7 +5022,7 @@
         <w:jc w:val="both"/>
         <w:rPr/>
       </w:pPr>
-      <w:bookmarkStart w:id="38" w:name="metadata-analysis-2"/>
+      <w:bookmarkStart w:id="39" w:name="metadata-analysis-2"/>
       <w:r>
         <w:rPr/>
         <w:t>Metadata analysis</w:t>
@@ -4999,7 +5036,7 @@
       </w:pPr>
       <w:r>
         <w:rPr/>
-        <w:t>The units used were highly dependent on the scanner vendor (see Table 2):</w:t>
+        <w:t>In most series (93.4 %) the units were Bq/ml. Other units used were dependent on the scanner vendor (see Table 2):</w:t>
       </w:r>
     </w:p>
     <w:p>
@@ -5009,13 +5046,13 @@
       </w:pPr>
       <w:r>
         <w:rPr/>
-        <w:t>Table 2: Frequency of unique Units (0054,1001) value by vendor</w:t>
+        <w:t>Table 2: Frequency of unique Units (0054,1001) value by vendor (displayed as number of series).</w:t>
       </w:r>
     </w:p>
     <w:tbl>
       <w:tblPr>
         <w:tblStyle w:val="Table"/>
-        <w:tblW w:w="9450" w:type="dxa"/>
+        <w:tblW w:w="7920" w:type="dxa"/>
         <w:jc w:val="left"/>
         <w:tblInd w:w="108" w:type="dxa"/>
         <w:tblLayout w:type="fixed"/>
@@ -5028,21 +5065,20 @@
         <w:tblLook w:val="0020" w:noHBand="0" w:noVBand="0" w:firstColumn="0" w:lastRow="0" w:lastColumn="0" w:firstRow="1"/>
       </w:tblPr>
       <w:tblGrid>
-        <w:gridCol w:w="1575"/>
-        <w:gridCol w:w="1575"/>
-        <w:gridCol w:w="1575"/>
-        <w:gridCol w:w="1575"/>
-        <w:gridCol w:w="1575"/>
-        <w:gridCol w:w="1575"/>
+        <w:gridCol w:w="1320"/>
+        <w:gridCol w:w="1319"/>
+        <w:gridCol w:w="1321"/>
+        <w:gridCol w:w="1320"/>
+        <w:gridCol w:w="1319"/>
+        <w:gridCol w:w="1320"/>
       </w:tblGrid>
       <w:tr>
         <w:trPr>
           <w:tblHeader w:val="true"/>
-          <w:trHeight w:val="363" w:hRule="atLeast"/>
         </w:trPr>
         <w:tc>
           <w:tcPr>
-            <w:tcW w:w="1575" w:type="dxa"/>
+            <w:tcW w:w="1320" w:type="dxa"/>
             <w:tcBorders>
               <w:bottom w:val="single" w:sz="6" w:space="0" w:color="000000"/>
             </w:tcBorders>
@@ -5075,7 +5111,7 @@
         </w:tc>
         <w:tc>
           <w:tcPr>
-            <w:tcW w:w="1575" w:type="dxa"/>
+            <w:tcW w:w="1319" w:type="dxa"/>
             <w:tcBorders>
               <w:bottom w:val="single" w:sz="6" w:space="0" w:color="000000"/>
             </w:tcBorders>
@@ -5109,7 +5145,7 @@
         </w:tc>
         <w:tc>
           <w:tcPr>
-            <w:tcW w:w="1575" w:type="dxa"/>
+            <w:tcW w:w="1321" w:type="dxa"/>
             <w:tcBorders>
               <w:bottom w:val="single" w:sz="6" w:space="0" w:color="000000"/>
             </w:tcBorders>
@@ -5143,7 +5179,7 @@
         </w:tc>
         <w:tc>
           <w:tcPr>
-            <w:tcW w:w="1575" w:type="dxa"/>
+            <w:tcW w:w="1320" w:type="dxa"/>
             <w:tcBorders>
               <w:bottom w:val="single" w:sz="6" w:space="0" w:color="000000"/>
             </w:tcBorders>
@@ -5177,7 +5213,7 @@
         </w:tc>
         <w:tc>
           <w:tcPr>
-            <w:tcW w:w="1575" w:type="dxa"/>
+            <w:tcW w:w="1319" w:type="dxa"/>
             <w:tcBorders>
               <w:bottom w:val="single" w:sz="6" w:space="0" w:color="000000"/>
             </w:tcBorders>
@@ -5211,7 +5247,7 @@
         </w:tc>
         <w:tc>
           <w:tcPr>
-            <w:tcW w:w="1575" w:type="dxa"/>
+            <w:tcW w:w="1320" w:type="dxa"/>
             <w:tcBorders>
               <w:bottom w:val="single" w:sz="6" w:space="0" w:color="000000"/>
             </w:tcBorders>
@@ -5245,12 +5281,10 @@
         </w:tc>
       </w:tr>
       <w:tr>
-        <w:trPr>
-          <w:trHeight w:val="363" w:hRule="atLeast"/>
-        </w:trPr>
-        <w:tc>
-          <w:tcPr>
-            <w:tcW w:w="1575" w:type="dxa"/>
+        <w:trPr/>
+        <w:tc>
+          <w:tcPr>
+            <w:tcW w:w="1320" w:type="dxa"/>
             <w:tcBorders/>
           </w:tcPr>
           <w:p>
@@ -5281,7 +5315,7 @@
         </w:tc>
         <w:tc>
           <w:tcPr>
-            <w:tcW w:w="1575" w:type="dxa"/>
+            <w:tcW w:w="1319" w:type="dxa"/>
             <w:tcBorders/>
           </w:tcPr>
           <w:p>
@@ -5306,13 +5340,13 @@
                 <w:szCs w:val="24"/>
                 <w:lang w:val="en-US" w:eastAsia="en-US" w:bidi="ar-SA"/>
               </w:rPr>
-              <w:t>2768</w:t>
-            </w:r>
-          </w:p>
-        </w:tc>
-        <w:tc>
-          <w:tcPr>
-            <w:tcW w:w="1575" w:type="dxa"/>
+              <w:t>3476</w:t>
+            </w:r>
+          </w:p>
+        </w:tc>
+        <w:tc>
+          <w:tcPr>
+            <w:tcW w:w="1321" w:type="dxa"/>
             <w:tcBorders/>
           </w:tcPr>
           <w:p>
@@ -5337,13 +5371,13 @@
                 <w:szCs w:val="24"/>
                 <w:lang w:val="en-US" w:eastAsia="en-US" w:bidi="ar-SA"/>
               </w:rPr>
-              <w:t>152</w:t>
-            </w:r>
-          </w:p>
-        </w:tc>
-        <w:tc>
-          <w:tcPr>
-            <w:tcW w:w="1575" w:type="dxa"/>
+              <w:t>145</w:t>
+            </w:r>
+          </w:p>
+        </w:tc>
+        <w:tc>
+          <w:tcPr>
+            <w:tcW w:w="1320" w:type="dxa"/>
             <w:tcBorders/>
           </w:tcPr>
           <w:p>
@@ -5368,13 +5402,13 @@
                 <w:szCs w:val="24"/>
                 <w:lang w:val="en-US" w:eastAsia="en-US" w:bidi="ar-SA"/>
               </w:rPr>
-              <w:t>120</w:t>
-            </w:r>
-          </w:p>
-        </w:tc>
-        <w:tc>
-          <w:tcPr>
-            <w:tcW w:w="1575" w:type="dxa"/>
+              <w:t>71</w:t>
+            </w:r>
+          </w:p>
+        </w:tc>
+        <w:tc>
+          <w:tcPr>
+            <w:tcW w:w="1319" w:type="dxa"/>
             <w:tcBorders/>
           </w:tcPr>
           <w:p>
@@ -5399,13 +5433,13 @@
                 <w:szCs w:val="24"/>
                 <w:lang w:val="en-US" w:eastAsia="en-US" w:bidi="ar-SA"/>
               </w:rPr>
-              <w:t>33</w:t>
-            </w:r>
-          </w:p>
-        </w:tc>
-        <w:tc>
-          <w:tcPr>
-            <w:tcW w:w="1575" w:type="dxa"/>
+              <w:t>19</w:t>
+            </w:r>
+          </w:p>
+        </w:tc>
+        <w:tc>
+          <w:tcPr>
+            <w:tcW w:w="1320" w:type="dxa"/>
             <w:tcBorders/>
           </w:tcPr>
           <w:p>
@@ -5430,49 +5464,47 @@
                 <w:szCs w:val="24"/>
                 <w:lang w:val="en-US" w:eastAsia="en-US" w:bidi="ar-SA"/>
               </w:rPr>
-              <w:t>33</w:t>
+              <w:t>11</w:t>
             </w:r>
           </w:p>
         </w:tc>
       </w:tr>
       <w:tr>
-        <w:trPr>
-          <w:trHeight w:val="363" w:hRule="atLeast"/>
-        </w:trPr>
-        <w:tc>
-          <w:tcPr>
-            <w:tcW w:w="1575" w:type="dxa"/>
-            <w:tcBorders/>
-          </w:tcPr>
-          <w:p>
-            <w:pPr>
-              <w:pStyle w:val="Compact"/>
-              <w:widowControl/>
-              <w:spacing w:before="36" w:after="36"/>
-              <w:jc w:val="left"/>
-              <w:rPr>
-                <w:rFonts w:ascii="Cambria" w:hAnsi="Cambria" w:eastAsia="Cambria" w:cs=""/>
-                <w:kern w:val="0"/>
-                <w:sz w:val="24"/>
-                <w:szCs w:val="24"/>
-                <w:lang w:val="en-US" w:eastAsia="en-US" w:bidi="ar-SA"/>
-              </w:rPr>
-            </w:pPr>
-            <w:r>
-              <w:rPr>
-                <w:rFonts w:eastAsia="Cambria" w:cs=""/>
-                <w:kern w:val="0"/>
-                <w:sz w:val="24"/>
-                <w:szCs w:val="24"/>
-                <w:lang w:val="en-US" w:eastAsia="en-US" w:bidi="ar-SA"/>
-              </w:rPr>
-              <w:t>GE</w:t>
-            </w:r>
-          </w:p>
-        </w:tc>
-        <w:tc>
-          <w:tcPr>
-            <w:tcW w:w="1575" w:type="dxa"/>
+        <w:trPr/>
+        <w:tc>
+          <w:tcPr>
+            <w:tcW w:w="1320" w:type="dxa"/>
+            <w:tcBorders/>
+          </w:tcPr>
+          <w:p>
+            <w:pPr>
+              <w:pStyle w:val="Compact"/>
+              <w:widowControl/>
+              <w:spacing w:before="36" w:after="36"/>
+              <w:jc w:val="left"/>
+              <w:rPr>
+                <w:rFonts w:ascii="Cambria" w:hAnsi="Cambria" w:eastAsia="Cambria" w:cs=""/>
+                <w:kern w:val="0"/>
+                <w:sz w:val="24"/>
+                <w:szCs w:val="24"/>
+                <w:lang w:val="en-US" w:eastAsia="en-US" w:bidi="ar-SA"/>
+              </w:rPr>
+            </w:pPr>
+            <w:r>
+              <w:rPr>
+                <w:rFonts w:eastAsia="Cambria" w:cs=""/>
+                <w:kern w:val="0"/>
+                <w:sz w:val="24"/>
+                <w:szCs w:val="24"/>
+                <w:lang w:val="en-US" w:eastAsia="en-US" w:bidi="ar-SA"/>
+              </w:rPr>
+              <w:t>Siemens</w:t>
+            </w:r>
+          </w:p>
+        </w:tc>
+        <w:tc>
+          <w:tcPr>
+            <w:tcW w:w="1319" w:type="dxa"/>
             <w:tcBorders/>
           </w:tcPr>
           <w:p>
@@ -5497,13 +5529,13 @@
                 <w:szCs w:val="24"/>
                 <w:lang w:val="en-US" w:eastAsia="en-US" w:bidi="ar-SA"/>
               </w:rPr>
-              <w:t>1670</w:t>
-            </w:r>
-          </w:p>
-        </w:tc>
-        <w:tc>
-          <w:tcPr>
-            <w:tcW w:w="1575" w:type="dxa"/>
+              <w:t>1757</w:t>
+            </w:r>
+          </w:p>
+        </w:tc>
+        <w:tc>
+          <w:tcPr>
+            <w:tcW w:w="1321" w:type="dxa"/>
             <w:tcBorders/>
           </w:tcPr>
           <w:p>
@@ -5534,7 +5566,7 @@
         </w:tc>
         <w:tc>
           <w:tcPr>
-            <w:tcW w:w="1575" w:type="dxa"/>
+            <w:tcW w:w="1320" w:type="dxa"/>
             <w:tcBorders/>
           </w:tcPr>
           <w:p>
@@ -5559,13 +5591,13 @@
                 <w:szCs w:val="24"/>
                 <w:lang w:val="en-US" w:eastAsia="en-US" w:bidi="ar-SA"/>
               </w:rPr>
-              <w:t>120</w:t>
-            </w:r>
-          </w:p>
-        </w:tc>
-        <w:tc>
-          <w:tcPr>
-            <w:tcW w:w="1575" w:type="dxa"/>
+              <w:t>0</w:t>
+            </w:r>
+          </w:p>
+        </w:tc>
+        <w:tc>
+          <w:tcPr>
+            <w:tcW w:w="1319" w:type="dxa"/>
             <w:tcBorders/>
           </w:tcPr>
           <w:p>
@@ -5590,13 +5622,13 @@
                 <w:szCs w:val="24"/>
                 <w:lang w:val="en-US" w:eastAsia="en-US" w:bidi="ar-SA"/>
               </w:rPr>
-              <w:t>23</w:t>
-            </w:r>
-          </w:p>
-        </w:tc>
-        <w:tc>
-          <w:tcPr>
-            <w:tcW w:w="1575" w:type="dxa"/>
+              <w:t>0</w:t>
+            </w:r>
+          </w:p>
+        </w:tc>
+        <w:tc>
+          <w:tcPr>
+            <w:tcW w:w="1320" w:type="dxa"/>
             <w:tcBorders/>
           </w:tcPr>
           <w:p>
@@ -5621,49 +5653,47 @@
                 <w:szCs w:val="24"/>
                 <w:lang w:val="en-US" w:eastAsia="en-US" w:bidi="ar-SA"/>
               </w:rPr>
-              <w:t>33</w:t>
+              <w:t>0</w:t>
             </w:r>
           </w:p>
         </w:tc>
       </w:tr>
       <w:tr>
-        <w:trPr>
-          <w:trHeight w:val="363" w:hRule="atLeast"/>
-        </w:trPr>
-        <w:tc>
-          <w:tcPr>
-            <w:tcW w:w="1575" w:type="dxa"/>
-            <w:tcBorders/>
-          </w:tcPr>
-          <w:p>
-            <w:pPr>
-              <w:pStyle w:val="Compact"/>
-              <w:widowControl/>
-              <w:spacing w:before="36" w:after="36"/>
-              <w:jc w:val="left"/>
-              <w:rPr>
-                <w:rFonts w:ascii="Cambria" w:hAnsi="Cambria" w:eastAsia="Cambria" w:cs=""/>
-                <w:kern w:val="0"/>
-                <w:sz w:val="24"/>
-                <w:szCs w:val="24"/>
-                <w:lang w:val="en-US" w:eastAsia="en-US" w:bidi="ar-SA"/>
-              </w:rPr>
-            </w:pPr>
-            <w:r>
-              <w:rPr>
-                <w:rFonts w:eastAsia="Cambria" w:cs=""/>
-                <w:kern w:val="0"/>
-                <w:sz w:val="24"/>
-                <w:szCs w:val="24"/>
-                <w:lang w:val="en-US" w:eastAsia="en-US" w:bidi="ar-SA"/>
-              </w:rPr>
-              <w:t>Siemens</w:t>
-            </w:r>
-          </w:p>
-        </w:tc>
-        <w:tc>
-          <w:tcPr>
-            <w:tcW w:w="1575" w:type="dxa"/>
+        <w:trPr/>
+        <w:tc>
+          <w:tcPr>
+            <w:tcW w:w="1320" w:type="dxa"/>
+            <w:tcBorders/>
+          </w:tcPr>
+          <w:p>
+            <w:pPr>
+              <w:pStyle w:val="Compact"/>
+              <w:widowControl/>
+              <w:spacing w:before="36" w:after="36"/>
+              <w:jc w:val="left"/>
+              <w:rPr>
+                <w:rFonts w:ascii="Cambria" w:hAnsi="Cambria" w:eastAsia="Cambria" w:cs=""/>
+                <w:kern w:val="0"/>
+                <w:sz w:val="24"/>
+                <w:szCs w:val="24"/>
+                <w:lang w:val="en-US" w:eastAsia="en-US" w:bidi="ar-SA"/>
+              </w:rPr>
+            </w:pPr>
+            <w:r>
+              <w:rPr>
+                <w:rFonts w:eastAsia="Cambria" w:cs=""/>
+                <w:kern w:val="0"/>
+                <w:sz w:val="24"/>
+                <w:szCs w:val="24"/>
+                <w:lang w:val="en-US" w:eastAsia="en-US" w:bidi="ar-SA"/>
+              </w:rPr>
+              <w:t>GE</w:t>
+            </w:r>
+          </w:p>
+        </w:tc>
+        <w:tc>
+          <w:tcPr>
+            <w:tcW w:w="1319" w:type="dxa"/>
             <w:tcBorders/>
           </w:tcPr>
           <w:p>
@@ -5688,13 +5718,13 @@
                 <w:szCs w:val="24"/>
                 <w:lang w:val="en-US" w:eastAsia="en-US" w:bidi="ar-SA"/>
               </w:rPr>
-              <w:t>763</w:t>
-            </w:r>
-          </w:p>
-        </w:tc>
-        <w:tc>
-          <w:tcPr>
-            <w:tcW w:w="1575" w:type="dxa"/>
+              <w:t>1274</w:t>
+            </w:r>
+          </w:p>
+        </w:tc>
+        <w:tc>
+          <w:tcPr>
+            <w:tcW w:w="1321" w:type="dxa"/>
             <w:tcBorders/>
           </w:tcPr>
           <w:p>
@@ -5725,7 +5755,7 @@
         </w:tc>
         <w:tc>
           <w:tcPr>
-            <w:tcW w:w="1575" w:type="dxa"/>
+            <w:tcW w:w="1320" w:type="dxa"/>
             <w:tcBorders/>
           </w:tcPr>
           <w:p>
@@ -5750,13 +5780,13 @@
                 <w:szCs w:val="24"/>
                 <w:lang w:val="en-US" w:eastAsia="en-US" w:bidi="ar-SA"/>
               </w:rPr>
-              <w:t>0</w:t>
-            </w:r>
-          </w:p>
-        </w:tc>
-        <w:tc>
-          <w:tcPr>
-            <w:tcW w:w="1575" w:type="dxa"/>
+              <w:t>71</w:t>
+            </w:r>
+          </w:p>
+        </w:tc>
+        <w:tc>
+          <w:tcPr>
+            <w:tcW w:w="1319" w:type="dxa"/>
             <w:tcBorders/>
           </w:tcPr>
           <w:p>
@@ -5781,13 +5811,13 @@
                 <w:szCs w:val="24"/>
                 <w:lang w:val="en-US" w:eastAsia="en-US" w:bidi="ar-SA"/>
               </w:rPr>
-              <w:t>0</w:t>
-            </w:r>
-          </w:p>
-        </w:tc>
-        <w:tc>
-          <w:tcPr>
-            <w:tcW w:w="1575" w:type="dxa"/>
+              <w:t>9</w:t>
+            </w:r>
+          </w:p>
+        </w:tc>
+        <w:tc>
+          <w:tcPr>
+            <w:tcW w:w="1320" w:type="dxa"/>
             <w:tcBorders/>
           </w:tcPr>
           <w:p>
@@ -5812,49 +5842,47 @@
                 <w:szCs w:val="24"/>
                 <w:lang w:val="en-US" w:eastAsia="en-US" w:bidi="ar-SA"/>
               </w:rPr>
-              <w:t>0</w:t>
+              <w:t>11</w:t>
             </w:r>
           </w:p>
         </w:tc>
       </w:tr>
       <w:tr>
-        <w:trPr>
-          <w:trHeight w:val="363" w:hRule="atLeast"/>
-        </w:trPr>
-        <w:tc>
-          <w:tcPr>
-            <w:tcW w:w="1575" w:type="dxa"/>
-            <w:tcBorders/>
-          </w:tcPr>
-          <w:p>
-            <w:pPr>
-              <w:pStyle w:val="Compact"/>
-              <w:widowControl/>
-              <w:spacing w:before="36" w:after="36"/>
-              <w:jc w:val="left"/>
-              <w:rPr>
-                <w:rFonts w:ascii="Cambria" w:hAnsi="Cambria" w:eastAsia="Cambria" w:cs=""/>
-                <w:kern w:val="0"/>
-                <w:sz w:val="24"/>
-                <w:szCs w:val="24"/>
-                <w:lang w:val="en-US" w:eastAsia="en-US" w:bidi="ar-SA"/>
-              </w:rPr>
-            </w:pPr>
-            <w:r>
-              <w:rPr>
-                <w:rFonts w:eastAsia="Cambria" w:cs=""/>
-                <w:kern w:val="0"/>
-                <w:sz w:val="24"/>
-                <w:szCs w:val="24"/>
-                <w:lang w:val="en-US" w:eastAsia="en-US" w:bidi="ar-SA"/>
-              </w:rPr>
-              <w:t>CTI/CPS</w:t>
-            </w:r>
-          </w:p>
-        </w:tc>
-        <w:tc>
-          <w:tcPr>
-            <w:tcW w:w="1575" w:type="dxa"/>
+        <w:trPr/>
+        <w:tc>
+          <w:tcPr>
+            <w:tcW w:w="1320" w:type="dxa"/>
+            <w:tcBorders/>
+          </w:tcPr>
+          <w:p>
+            <w:pPr>
+              <w:pStyle w:val="Compact"/>
+              <w:widowControl/>
+              <w:spacing w:before="36" w:after="36"/>
+              <w:jc w:val="left"/>
+              <w:rPr>
+                <w:rFonts w:ascii="Cambria" w:hAnsi="Cambria" w:eastAsia="Cambria" w:cs=""/>
+                <w:kern w:val="0"/>
+                <w:sz w:val="24"/>
+                <w:szCs w:val="24"/>
+                <w:lang w:val="en-US" w:eastAsia="en-US" w:bidi="ar-SA"/>
+              </w:rPr>
+            </w:pPr>
+            <w:r>
+              <w:rPr>
+                <w:rFonts w:eastAsia="Cambria" w:cs=""/>
+                <w:kern w:val="0"/>
+                <w:sz w:val="24"/>
+                <w:szCs w:val="24"/>
+                <w:lang w:val="en-US" w:eastAsia="en-US" w:bidi="ar-SA"/>
+              </w:rPr>
+              <w:t>Philips</w:t>
+            </w:r>
+          </w:p>
+        </w:tc>
+        <w:tc>
+          <w:tcPr>
+            <w:tcW w:w="1319" w:type="dxa"/>
             <w:tcBorders/>
           </w:tcPr>
           <w:p>
@@ -5879,13 +5907,13 @@
                 <w:szCs w:val="24"/>
                 <w:lang w:val="en-US" w:eastAsia="en-US" w:bidi="ar-SA"/>
               </w:rPr>
-              <w:t>189</w:t>
-            </w:r>
-          </w:p>
-        </w:tc>
-        <w:tc>
-          <w:tcPr>
-            <w:tcW w:w="1575" w:type="dxa"/>
+              <w:t>216</w:t>
+            </w:r>
+          </w:p>
+        </w:tc>
+        <w:tc>
+          <w:tcPr>
+            <w:tcW w:w="1321" w:type="dxa"/>
             <w:tcBorders/>
           </w:tcPr>
           <w:p>
@@ -5910,13 +5938,44 @@
                 <w:szCs w:val="24"/>
                 <w:lang w:val="en-US" w:eastAsia="en-US" w:bidi="ar-SA"/>
               </w:rPr>
+              <w:t>145</w:t>
+            </w:r>
+          </w:p>
+        </w:tc>
+        <w:tc>
+          <w:tcPr>
+            <w:tcW w:w="1320" w:type="dxa"/>
+            <w:tcBorders/>
+          </w:tcPr>
+          <w:p>
+            <w:pPr>
+              <w:pStyle w:val="Compact"/>
+              <w:widowControl/>
+              <w:spacing w:before="36" w:after="36"/>
+              <w:jc w:val="right"/>
+              <w:rPr>
+                <w:rFonts w:ascii="Cambria" w:hAnsi="Cambria" w:eastAsia="Cambria" w:cs=""/>
+                <w:kern w:val="0"/>
+                <w:sz w:val="24"/>
+                <w:szCs w:val="24"/>
+                <w:lang w:val="en-US" w:eastAsia="en-US" w:bidi="ar-SA"/>
+              </w:rPr>
+            </w:pPr>
+            <w:r>
+              <w:rPr>
+                <w:rFonts w:eastAsia="Cambria" w:cs=""/>
+                <w:kern w:val="0"/>
+                <w:sz w:val="24"/>
+                <w:szCs w:val="24"/>
+                <w:lang w:val="en-US" w:eastAsia="en-US" w:bidi="ar-SA"/>
+              </w:rPr>
               <w:t>0</w:t>
             </w:r>
           </w:p>
         </w:tc>
         <w:tc>
           <w:tcPr>
-            <w:tcW w:w="1575" w:type="dxa"/>
+            <w:tcW w:w="1319" w:type="dxa"/>
             <w:tcBorders/>
           </w:tcPr>
           <w:p>
@@ -5941,44 +6000,13 @@
                 <w:szCs w:val="24"/>
                 <w:lang w:val="en-US" w:eastAsia="en-US" w:bidi="ar-SA"/>
               </w:rPr>
-              <w:t>0</w:t>
-            </w:r>
-          </w:p>
-        </w:tc>
-        <w:tc>
-          <w:tcPr>
-            <w:tcW w:w="1575" w:type="dxa"/>
-            <w:tcBorders/>
-          </w:tcPr>
-          <w:p>
-            <w:pPr>
-              <w:pStyle w:val="Compact"/>
-              <w:widowControl/>
-              <w:spacing w:before="36" w:after="36"/>
-              <w:jc w:val="right"/>
-              <w:rPr>
-                <w:rFonts w:ascii="Cambria" w:hAnsi="Cambria" w:eastAsia="Cambria" w:cs=""/>
-                <w:kern w:val="0"/>
-                <w:sz w:val="24"/>
-                <w:szCs w:val="24"/>
-                <w:lang w:val="en-US" w:eastAsia="en-US" w:bidi="ar-SA"/>
-              </w:rPr>
-            </w:pPr>
-            <w:r>
-              <w:rPr>
-                <w:rFonts w:eastAsia="Cambria" w:cs=""/>
-                <w:kern w:val="0"/>
-                <w:sz w:val="24"/>
-                <w:szCs w:val="24"/>
-                <w:lang w:val="en-US" w:eastAsia="en-US" w:bidi="ar-SA"/>
-              </w:rPr>
-              <w:t>0</w:t>
-            </w:r>
-          </w:p>
-        </w:tc>
-        <w:tc>
-          <w:tcPr>
-            <w:tcW w:w="1575" w:type="dxa"/>
+              <w:t>10</w:t>
+            </w:r>
+          </w:p>
+        </w:tc>
+        <w:tc>
+          <w:tcPr>
+            <w:tcW w:w="1320" w:type="dxa"/>
             <w:tcBorders/>
           </w:tcPr>
           <w:p>
@@ -6009,43 +6037,41 @@
         </w:tc>
       </w:tr>
       <w:tr>
-        <w:trPr>
-          <w:trHeight w:val="363" w:hRule="atLeast"/>
-        </w:trPr>
-        <w:tc>
-          <w:tcPr>
-            <w:tcW w:w="1575" w:type="dxa"/>
-            <w:tcBorders/>
-          </w:tcPr>
-          <w:p>
-            <w:pPr>
-              <w:pStyle w:val="Compact"/>
-              <w:widowControl/>
-              <w:spacing w:before="36" w:after="36"/>
-              <w:jc w:val="left"/>
-              <w:rPr>
-                <w:rFonts w:ascii="Cambria" w:hAnsi="Cambria" w:eastAsia="Cambria" w:cs=""/>
-                <w:kern w:val="0"/>
-                <w:sz w:val="24"/>
-                <w:szCs w:val="24"/>
-                <w:lang w:val="en-US" w:eastAsia="en-US" w:bidi="ar-SA"/>
-              </w:rPr>
-            </w:pPr>
-            <w:r>
-              <w:rPr>
-                <w:rFonts w:eastAsia="Cambria" w:cs=""/>
-                <w:kern w:val="0"/>
-                <w:sz w:val="24"/>
-                <w:szCs w:val="24"/>
-                <w:lang w:val="en-US" w:eastAsia="en-US" w:bidi="ar-SA"/>
-              </w:rPr>
-              <w:t>Philips</w:t>
-            </w:r>
-          </w:p>
-        </w:tc>
-        <w:tc>
-          <w:tcPr>
-            <w:tcW w:w="1575" w:type="dxa"/>
+        <w:trPr/>
+        <w:tc>
+          <w:tcPr>
+            <w:tcW w:w="1320" w:type="dxa"/>
+            <w:tcBorders/>
+          </w:tcPr>
+          <w:p>
+            <w:pPr>
+              <w:pStyle w:val="Compact"/>
+              <w:widowControl/>
+              <w:spacing w:before="36" w:after="36"/>
+              <w:jc w:val="left"/>
+              <w:rPr>
+                <w:rFonts w:ascii="Cambria" w:hAnsi="Cambria" w:eastAsia="Cambria" w:cs=""/>
+                <w:kern w:val="0"/>
+                <w:sz w:val="24"/>
+                <w:szCs w:val="24"/>
+                <w:lang w:val="en-US" w:eastAsia="en-US" w:bidi="ar-SA"/>
+              </w:rPr>
+            </w:pPr>
+            <w:r>
+              <w:rPr>
+                <w:rFonts w:eastAsia="Cambria" w:cs=""/>
+                <w:kern w:val="0"/>
+                <w:sz w:val="24"/>
+                <w:szCs w:val="24"/>
+                <w:lang w:val="en-US" w:eastAsia="en-US" w:bidi="ar-SA"/>
+              </w:rPr>
+              <w:t>CTI/CPS</w:t>
+            </w:r>
+          </w:p>
+        </w:tc>
+        <w:tc>
+          <w:tcPr>
+            <w:tcW w:w="1319" w:type="dxa"/>
             <w:tcBorders/>
           </w:tcPr>
           <w:p>
@@ -6070,13 +6096,13 @@
                 <w:szCs w:val="24"/>
                 <w:lang w:val="en-US" w:eastAsia="en-US" w:bidi="ar-SA"/>
               </w:rPr>
-              <w:t>111</w:t>
-            </w:r>
-          </w:p>
-        </w:tc>
-        <w:tc>
-          <w:tcPr>
-            <w:tcW w:w="1575" w:type="dxa"/>
+              <w:t>191</w:t>
+            </w:r>
+          </w:p>
+        </w:tc>
+        <w:tc>
+          <w:tcPr>
+            <w:tcW w:w="1321" w:type="dxa"/>
             <w:tcBorders/>
           </w:tcPr>
           <w:p>
@@ -6101,13 +6127,13 @@
                 <w:szCs w:val="24"/>
                 <w:lang w:val="en-US" w:eastAsia="en-US" w:bidi="ar-SA"/>
               </w:rPr>
-              <w:t>152</w:t>
-            </w:r>
-          </w:p>
-        </w:tc>
-        <w:tc>
-          <w:tcPr>
-            <w:tcW w:w="1575" w:type="dxa"/>
+              <w:t>0</w:t>
+            </w:r>
+          </w:p>
+        </w:tc>
+        <w:tc>
+          <w:tcPr>
+            <w:tcW w:w="1320" w:type="dxa"/>
             <w:tcBorders/>
           </w:tcPr>
           <w:p>
@@ -6138,7 +6164,7 @@
         </w:tc>
         <w:tc>
           <w:tcPr>
-            <w:tcW w:w="1575" w:type="dxa"/>
+            <w:tcW w:w="1319" w:type="dxa"/>
             <w:tcBorders/>
           </w:tcPr>
           <w:p>
@@ -6163,13 +6189,13 @@
                 <w:szCs w:val="24"/>
                 <w:lang w:val="en-US" w:eastAsia="en-US" w:bidi="ar-SA"/>
               </w:rPr>
-              <w:t>10</w:t>
-            </w:r>
-          </w:p>
-        </w:tc>
-        <w:tc>
-          <w:tcPr>
-            <w:tcW w:w="1575" w:type="dxa"/>
+              <w:t>0</w:t>
+            </w:r>
+          </w:p>
+        </w:tc>
+        <w:tc>
+          <w:tcPr>
+            <w:tcW w:w="1320" w:type="dxa"/>
             <w:tcBorders/>
           </w:tcPr>
           <w:p>
@@ -6200,12 +6226,10 @@
         </w:tc>
       </w:tr>
       <w:tr>
-        <w:trPr>
-          <w:trHeight w:val="363" w:hRule="atLeast"/>
-        </w:trPr>
-        <w:tc>
-          <w:tcPr>
-            <w:tcW w:w="1575" w:type="dxa"/>
+        <w:trPr/>
+        <w:tc>
+          <w:tcPr>
+            <w:tcW w:w="1320" w:type="dxa"/>
             <w:tcBorders/>
           </w:tcPr>
           <w:p>
@@ -6236,7 +6260,7 @@
         </w:tc>
         <w:tc>
           <w:tcPr>
-            <w:tcW w:w="1575" w:type="dxa"/>
+            <w:tcW w:w="1319" w:type="dxa"/>
             <w:tcBorders/>
           </w:tcPr>
           <w:p>
@@ -6261,13 +6285,13 @@
                 <w:szCs w:val="24"/>
                 <w:lang w:val="en-US" w:eastAsia="en-US" w:bidi="ar-SA"/>
               </w:rPr>
-              <w:t>35</w:t>
-            </w:r>
-          </w:p>
-        </w:tc>
-        <w:tc>
-          <w:tcPr>
-            <w:tcW w:w="1575" w:type="dxa"/>
+              <w:t>38</w:t>
+            </w:r>
+          </w:p>
+        </w:tc>
+        <w:tc>
+          <w:tcPr>
+            <w:tcW w:w="1321" w:type="dxa"/>
             <w:tcBorders/>
           </w:tcPr>
           <w:p>
@@ -6298,7 +6322,7 @@
         </w:tc>
         <w:tc>
           <w:tcPr>
-            <w:tcW w:w="1575" w:type="dxa"/>
+            <w:tcW w:w="1320" w:type="dxa"/>
             <w:tcBorders/>
           </w:tcPr>
           <w:p>
@@ -6329,7 +6353,7 @@
         </w:tc>
         <w:tc>
           <w:tcPr>
-            <w:tcW w:w="1575" w:type="dxa"/>
+            <w:tcW w:w="1319" w:type="dxa"/>
             <w:tcBorders/>
           </w:tcPr>
           <w:p>
@@ -6360,7 +6384,7 @@
         </w:tc>
         <w:tc>
           <w:tcPr>
-            <w:tcW w:w="1575" w:type="dxa"/>
+            <w:tcW w:w="1320" w:type="dxa"/>
             <w:tcBorders/>
           </w:tcPr>
           <w:p>
@@ -6410,7 +6434,7 @@
       </w:pPr>
       <w:r>
         <w:rPr/>
-        <w:t>Regarding counts as units and their conversion, 146 series (93.4%) with counts units had at least one scale factor provided - 136 series (89.5%) contained both factors and six series (3.9%) only the SUV scale factor. The Activity Concentration Scale Factor never appeared without the SUV scale factor. 10 series (6.6%) stored none of the factors.</w:t>
+        <w:t>Regarding counts as units and their conversion, 142 series (97.9 %) with these units had at least one scale factor provided - 136 series (93.8 %) contained both factors and 6 series (4.1 %) only the SUV scale factor. The Activity Concentration Scale Factor never appeared without the SUV scale factor. 3 series (2.1 %) stored none of the factors.</w:t>
       </w:r>
     </w:p>
     <w:p>
@@ -6453,7 +6477,7 @@
         <w:rPr/>
         <w:t xml:space="preserve"> values to those obtained using the SUV scale factor (mean paired relative difference: 0.05%).</w:t>
       </w:r>
-      <w:bookmarkEnd w:id="38"/>
+      <w:bookmarkEnd w:id="39"/>
     </w:p>
     <w:p>
       <w:pPr>
@@ -6461,7 +6485,7 @@
         <w:jc w:val="both"/>
         <w:rPr/>
       </w:pPr>
-      <w:bookmarkStart w:id="39" w:name="digital-reference-object-1"/>
+      <w:bookmarkStart w:id="40" w:name="digital-reference-object-1"/>
       <w:r>
         <w:rPr/>
         <w:t>Digital reference object</w:t>
@@ -7021,12 +7045,12 @@
         <w:jc w:val="both"/>
         <w:rPr/>
       </w:pPr>
-      <w:bookmarkStart w:id="40" w:name="digital-reference-object-1"/>
+      <w:bookmarkStart w:id="41" w:name="digital-reference-object-1"/>
       <w:r>
         <w:rPr/>
         <w:t>DRO_error_2_7 where Units are “PROPCNTS”</w:t>
       </w:r>
-      <w:bookmarkEnd w:id="40"/>
+      <w:bookmarkEnd w:id="41"/>
     </w:p>
     <w:p>
       <w:pPr>
@@ -7034,8 +7058,8 @@
         <w:jc w:val="both"/>
         <w:rPr/>
       </w:pPr>
-      <w:bookmarkStart w:id="41" w:name="recommendations-1"/>
-      <w:bookmarkEnd w:id="41"/>
+      <w:bookmarkStart w:id="42" w:name="recommendations-1"/>
+      <w:bookmarkEnd w:id="42"/>
       <w:r>
         <w:rPr/>
         <w:t>Recommendations</w:t>
@@ -7469,12 +7493,12 @@
       <w:r>
         <w:rPr/>
       </w:r>
-      <w:bookmarkStart w:id="42" w:name="units"/>
-      <w:bookmarkStart w:id="43" w:name="recommendations-1"/>
-      <w:bookmarkStart w:id="44" w:name="units"/>
-      <w:bookmarkStart w:id="45" w:name="recommendations-1"/>
-      <w:bookmarkEnd w:id="44"/>
+      <w:bookmarkStart w:id="43" w:name="units"/>
+      <w:bookmarkStart w:id="44" w:name="recommendations-1"/>
+      <w:bookmarkStart w:id="45" w:name="units"/>
+      <w:bookmarkStart w:id="46" w:name="recommendations-1"/>
       <w:bookmarkEnd w:id="45"/>
+      <w:bookmarkEnd w:id="46"/>
     </w:p>
     <w:p>
       <w:pPr>
@@ -7482,8 +7506,8 @@
         <w:jc w:val="both"/>
         <w:rPr/>
       </w:pPr>
-      <w:bookmarkStart w:id="46" w:name="patients-weight"/>
-      <w:bookmarkEnd w:id="46"/>
+      <w:bookmarkStart w:id="47" w:name="patients-weight"/>
+      <w:bookmarkEnd w:id="47"/>
       <w:r>
         <w:rPr/>
         <w:t>Patient’s weight</w:t>
@@ -7495,7 +7519,7 @@
         <w:jc w:val="both"/>
         <w:rPr/>
       </w:pPr>
-      <w:bookmarkStart w:id="47" w:name="background-2"/>
+      <w:bookmarkStart w:id="48" w:name="background-2"/>
       <w:r>
         <w:rPr/>
         <w:t>Background</w:t>
@@ -7521,7 +7545,7 @@
         <w:rPr/>
         <w:t xml:space="preserve"> formula, the value must be converted to grams. Furthermore, patient weight may occasionally be incorrectly stored in a different DICOM attribute, particularly Patient’s Size (0010,1020).</w:t>
       </w:r>
-      <w:bookmarkEnd w:id="47"/>
+      <w:bookmarkEnd w:id="48"/>
     </w:p>
     <w:p>
       <w:pPr>
@@ -7529,7 +7553,7 @@
         <w:jc w:val="both"/>
         <w:rPr/>
       </w:pPr>
-      <w:bookmarkStart w:id="48" w:name="metadata-analysis-3"/>
+      <w:bookmarkStart w:id="49" w:name="metadata-analysis-3"/>
       <w:r>
         <w:rPr/>
         <w:t>Metadata analysis</w:t>
@@ -7543,7 +7567,7 @@
       </w:pPr>
       <w:r>
         <w:rPr/>
-        <w:t>In our dataset, all Patient’s Weight values were lower than 1000. In 198 (6.4%) series, the value of Patient’s Weight was zero. In most of these cases (194/198, 98.0%), the Units were “BQML”. In 55 (1.8%) series, Patient’s Weight was empty or absent. Most of these cases (N=44, 83.6%) had the Units set to “BQML”, i.e., Patient’s Weight was required for SUV</w:t>
+        <w:t>Out of the 3476 series where the Units were “BQML”, i.e., Patient’s Weight was required for SUV</w:t>
       </w:r>
       <w:r>
         <w:rPr>
@@ -7553,9 +7577,9 @@
       </w:r>
       <w:r>
         <w:rPr/>
-        <w:t xml:space="preserve"> computation. There was no case of a negative value of Patient’s Weight.</w:t>
-      </w:r>
-      <w:bookmarkEnd w:id="48"/>
+        <w:t xml:space="preserve"> computation, the value of Patient’s Weight was zero in 19 (0.5 %) cases. There was no case where the value of Patient’s Weight would be negative or higher than 1000. In 32 (0.9 %) series, Patient’s Weight was empty or absent.</w:t>
+      </w:r>
+      <w:bookmarkEnd w:id="49"/>
     </w:p>
     <w:p>
       <w:pPr>
@@ -7563,7 +7587,7 @@
         <w:jc w:val="both"/>
         <w:rPr/>
       </w:pPr>
-      <w:bookmarkStart w:id="49" w:name="digital-reference-object-2"/>
+      <w:bookmarkStart w:id="50" w:name="digital-reference-object-2"/>
       <w:r>
         <w:rPr/>
         <w:t>Digital reference object</w:t>
@@ -7575,12 +7599,12 @@
         <w:jc w:val="both"/>
         <w:rPr/>
       </w:pPr>
-      <w:bookmarkStart w:id="50" w:name="digital-reference-object-2"/>
+      <w:bookmarkStart w:id="51" w:name="digital-reference-object-2"/>
       <w:r>
         <w:rPr/>
         <w:t>There are currently no digital reference objects for Patient’s Weight.</w:t>
       </w:r>
-      <w:bookmarkEnd w:id="50"/>
+      <w:bookmarkEnd w:id="51"/>
     </w:p>
     <w:p>
       <w:pPr>
@@ -7588,8 +7612,8 @@
         <w:jc w:val="both"/>
         <w:rPr/>
       </w:pPr>
-      <w:bookmarkStart w:id="51" w:name="recommendations-2"/>
-      <w:bookmarkEnd w:id="51"/>
+      <w:bookmarkStart w:id="52" w:name="recommendations-2"/>
+      <w:bookmarkEnd w:id="52"/>
       <w:r>
         <w:rPr/>
         <w:t>Recommendations</w:t>
@@ -7715,21 +7739,20 @@
       <w:r>
         <w:rPr/>
       </w:r>
-      <w:bookmarkStart w:id="52" w:name="patients-weight"/>
-      <w:bookmarkStart w:id="53" w:name="recommendations-2"/>
-      <w:bookmarkStart w:id="54" w:name="patients-weight"/>
-      <w:bookmarkStart w:id="55" w:name="recommendations-2"/>
-      <w:bookmarkEnd w:id="54"/>
+      <w:bookmarkStart w:id="53" w:name="patients-weight"/>
+      <w:bookmarkStart w:id="54" w:name="recommendations-2"/>
+      <w:bookmarkStart w:id="55" w:name="patients-weight"/>
+      <w:bookmarkStart w:id="56" w:name="recommendations-2"/>
       <w:bookmarkEnd w:id="55"/>
+      <w:bookmarkEnd w:id="56"/>
     </w:p>
     <w:p>
       <w:pPr>
         <w:pStyle w:val="Heading2"/>
-        <w:jc w:val="both"/>
-        <w:rPr/>
-      </w:pPr>
-      <w:bookmarkStart w:id="56" w:name="radiopharmaceutical-dose"/>
-      <w:bookmarkEnd w:id="56"/>
+        <w:rPr/>
+      </w:pPr>
+      <w:bookmarkStart w:id="57" w:name="radiopharmaceutical-dose"/>
+      <w:bookmarkEnd w:id="57"/>
       <w:r>
         <w:rPr/>
         <w:t>Radiopharmaceutical dose</w:t>
@@ -7738,10 +7761,9 @@
     <w:p>
       <w:pPr>
         <w:pStyle w:val="Heading4"/>
-        <w:jc w:val="both"/>
-        <w:rPr/>
-      </w:pPr>
-      <w:bookmarkStart w:id="57" w:name="background-3"/>
+        <w:rPr/>
+      </w:pPr>
+      <w:bookmarkStart w:id="58" w:name="background-3"/>
       <w:r>
         <w:rPr/>
         <w:t>Background</w:t>
@@ -7837,7 +7859,7 @@
         <w:jc w:val="both"/>
         <w:rPr/>
       </w:pPr>
-      <w:bookmarkStart w:id="58" w:name="decay-correction-admin"/>
+      <w:bookmarkStart w:id="59" w:name="decay-correction-admin"/>
       <w:r>
         <w:rPr/>
         <w:t>Decay correction = ADMIN</w:t>
@@ -7860,7 +7882,7 @@
         <w:jc w:val="center"/>
         <w:rPr/>
       </w:pPr>
-      <w:bookmarkStart w:id="59" w:name="decay-correction-admin"/>
+      <w:bookmarkStart w:id="60" w:name="decay-correction-admin"/>
       <w:r>
         <w:rPr/>
       </w:r>
@@ -7961,15 +7983,14 @@
           </m:f>
         </m:oMath>
       </m:oMathPara>
-      <w:bookmarkEnd w:id="59"/>
+      <w:bookmarkEnd w:id="60"/>
     </w:p>
     <w:p>
       <w:pPr>
         <w:pStyle w:val="Heading5"/>
-        <w:jc w:val="both"/>
-        <w:rPr/>
-      </w:pPr>
-      <w:bookmarkStart w:id="60" w:name="decay-correction-start"/>
+        <w:rPr/>
+      </w:pPr>
+      <w:bookmarkStart w:id="61" w:name="decay-correction-start"/>
       <w:r>
         <w:rPr/>
         <w:t>Decay correction = START</w:t>
@@ -8169,6 +8190,7 @@
     <w:p>
       <w:pPr>
         <w:pStyle w:val="FirstParagraph"/>
+        <w:jc w:val="both"/>
         <w:rPr/>
       </w:pPr>
       <w:r>
@@ -8657,6 +8679,7 @@
     <w:p>
       <w:pPr>
         <w:pStyle w:val="FirstParagraph"/>
+        <w:jc w:val="both"/>
         <w:rPr/>
       </w:pPr>
       <w:r>
@@ -8730,7 +8753,7 @@
         <w:rPr/>
         <w:t xml:space="preserve">Unfortunately, there is no single attribute reliably storing the scan start datetime across scanners of different vendors. Moreover, the method for determining the scan start datetime is not obvious from conformance statements. A significant effort to determine a universal procedure was marked by the Quantitative Imaging Biomarkers Alliance (QIBA). In their </w:t>
       </w:r>
-      <w:hyperlink r:id="rId54">
+      <w:hyperlink r:id="rId56">
         <w:r>
           <w:rPr>
             <w:rStyle w:val="Hyperlink"/>
@@ -8742,7 +8765,7 @@
         <w:rPr/>
         <w:t xml:space="preserve">, primarily utilizing Series Date/Time (0008,0021/0008,0031) is recommended. Since they acknowledge this attribute may be often modified during processing and shifted forward, they discourage from using it when it is later than the Acquisition Date/Time (0008,0022/0008,0032). However, as shown by </w:t>
       </w:r>
-      <w:hyperlink r:id="rId55">
+      <w:hyperlink r:id="rId57">
         <w:r>
           <w:rPr>
             <w:rStyle w:val="Hyperlink"/>
@@ -8775,7 +8798,7 @@
         <w:rPr/>
         <w:t xml:space="preserve">On the other hand, Siemens and GE store the scan start datetimes in their private tags, which often remain present in the DICOM metadata, and there seem to be no signs of the time component being modified during post-processing. GE state in conformance statements of some of their models (e.g., </w:t>
       </w:r>
-      <w:hyperlink r:id="rId56">
+      <w:hyperlink r:id="rId58">
         <w:r>
           <w:rPr>
             <w:rStyle w:val="Hyperlink"/>
@@ -8787,7 +8810,7 @@
         <w:rPr/>
         <w:t xml:space="preserve">) that, unlike some other models (e.g., Discovery 710/610 or Optima 560), the value of the private attribute PET scan_datetime (0009,100D) is used for setting the Series Date and Time. Furthermore, in the 2009 </w:t>
       </w:r>
-      <w:hyperlink r:id="rId57">
+      <w:hyperlink r:id="rId59">
         <w:r>
           <w:rPr>
             <w:rStyle w:val="Hyperlink"/>
@@ -8799,7 +8822,7 @@
         <w:rPr/>
         <w:t xml:space="preserve">, this private attribute is mentioned to be used for dose correction in case of processed images, where SeriesTime &gt; AcquisitionTime. QIBA reflected this by recommending the use of this private datetime as the first alternative to Series Date and Time. Analogously, Siemens correct the images to the time stored in their private tag Decay Correction DateTime (0071,1022), as can be seen in their </w:t>
       </w:r>
-      <w:hyperlink r:id="rId58">
+      <w:hyperlink r:id="rId60">
         <w:r>
           <w:rPr>
             <w:rStyle w:val="Hyperlink"/>
@@ -9150,7 +9173,64 @@
       </m:oMath>
       <w:r>
         <w:rPr/>
-        <w:t xml:space="preserve"> is the Acquisition Date/Time (0008,0022/0008,0032) and {t}_{series} is the Series Date/Time (0008,0021/0008,0031).</w:t>
+        <w:t xml:space="preserve"> is the Acquisition Date/Time (0008,0022/0008,0032) and </w:t>
+      </w:r>
+      <w:r>
+        <w:rPr/>
+      </w:r>
+      <m:oMath xmlns:m="http://schemas.openxmlformats.org/officeDocument/2006/math">
+        <m:sSub>
+          <m:e>
+            <m:r>
+              <w:rPr>
+                <w:rFonts w:ascii="Cambria Math" w:hAnsi="Cambria Math"/>
+              </w:rPr>
+              <m:t xml:space="preserve">t</m:t>
+            </m:r>
+          </m:e>
+          <m:sub>
+            <m:r>
+              <w:rPr>
+                <w:rFonts w:ascii="Cambria Math" w:hAnsi="Cambria Math"/>
+              </w:rPr>
+              <m:t xml:space="preserve">s</m:t>
+            </m:r>
+            <m:r>
+              <w:rPr>
+                <w:rFonts w:ascii="Cambria Math" w:hAnsi="Cambria Math"/>
+              </w:rPr>
+              <m:t xml:space="preserve">e</m:t>
+            </m:r>
+            <m:r>
+              <w:rPr>
+                <w:rFonts w:ascii="Cambria Math" w:hAnsi="Cambria Math"/>
+              </w:rPr>
+              <m:t xml:space="preserve">r</m:t>
+            </m:r>
+            <m:r>
+              <w:rPr>
+                <w:rFonts w:ascii="Cambria Math" w:hAnsi="Cambria Math"/>
+              </w:rPr>
+              <m:t xml:space="preserve">i</m:t>
+            </m:r>
+            <m:r>
+              <w:rPr>
+                <w:rFonts w:ascii="Cambria Math" w:hAnsi="Cambria Math"/>
+              </w:rPr>
+              <m:t xml:space="preserve">e</m:t>
+            </m:r>
+            <m:r>
+              <w:rPr>
+                <w:rFonts w:ascii="Cambria Math" w:hAnsi="Cambria Math"/>
+              </w:rPr>
+              <m:t xml:space="preserve">s</m:t>
+            </m:r>
+          </m:sub>
+        </m:sSub>
+      </m:oMath>
+      <w:r>
+        <w:rPr/>
+        <w:t xml:space="preserve"> is the Series Date/Time (0008,0021/0008,0031).</w:t>
       </w:r>
     </w:p>
     <w:p>
@@ -9434,7 +9514,7 @@
         <w:rPr/>
         <w:t xml:space="preserve"> is </w:t>
       </w:r>
-      <w:hyperlink r:id="rId59">
+      <w:hyperlink r:id="rId61">
         <w:r>
           <w:rPr>
             <w:rStyle w:val="Hyperlink"/>
@@ -9759,7 +9839,7 @@
         <w:jc w:val="both"/>
         <w:rPr/>
       </w:pPr>
-      <w:hyperlink r:id="rId60">
+      <w:hyperlink r:id="rId62">
         <w:r>
           <w:rPr>
             <w:rStyle w:val="Hyperlink"/>
@@ -9944,12 +10024,12 @@
         <w:jc w:val="both"/>
         <w:rPr/>
       </w:pPr>
-      <w:bookmarkStart w:id="61" w:name="decay-correction-start"/>
+      <w:bookmarkStart w:id="62" w:name="decay-correction-start"/>
       <w:r>
         <w:rPr/>
         <w:t>back-compute the scan start time using the aforementioned formulas (note the formula differs for “GE”).</w:t>
       </w:r>
-      <w:bookmarkEnd w:id="61"/>
+      <w:bookmarkEnd w:id="62"/>
     </w:p>
     <w:p>
       <w:pPr>
@@ -9957,7 +10037,7 @@
         <w:jc w:val="both"/>
         <w:rPr/>
       </w:pPr>
-      <w:bookmarkStart w:id="62" w:name="decay-correction-none"/>
+      <w:bookmarkStart w:id="63" w:name="decay-correction-none"/>
       <w:r>
         <w:rPr/>
         <w:t>Decay correction = NONE</w:t>
@@ -10246,8 +10326,8 @@
         <w:rPr/>
         <w:t xml:space="preserve"> between scanner vendors. Notably, as this setting may be connected with uncorrected images, it must be checked that other corrections have been applied properly to the image.</w:t>
       </w:r>
-      <w:bookmarkEnd w:id="57"/>
-      <w:bookmarkEnd w:id="62"/>
+      <w:bookmarkEnd w:id="58"/>
+      <w:bookmarkEnd w:id="63"/>
     </w:p>
     <w:p>
       <w:pPr>
@@ -10255,7 +10335,7 @@
         <w:jc w:val="both"/>
         <w:rPr/>
       </w:pPr>
-      <w:bookmarkStart w:id="63" w:name="metadata-analysis-4"/>
+      <w:bookmarkStart w:id="64" w:name="metadata-analysis-4"/>
       <w:r>
         <w:rPr/>
         <w:t>Metadata analysis</w:t>
@@ -10269,7 +10349,7 @@
       </w:pPr>
       <w:r>
         <w:rPr/>
-        <w:t>There were 208 series (6.7%) with a missing value of the Radionuclide Total Dose (0018,1074) attribute. Two series (0.1%) had a negative value of this attribute. The remaining series had a positive value. In 2,870 series with fluorine-18 as a radionuclide, the Radionuclide Total Dose values ranged between 203.5 and 3.182 x 10⁹. Two distinct peaks at approximately 4 × 10² and 4 × 10⁸ suggest that the administered dose was stored in MBq or Bq, respectively (see Figure 2). There were 45 series (1.6%) with Radionuclide Total Dose lower than 10⁴. All were from the ACRIN-NSCLC-FDG-PET collection. There were 28 series with other radionuclides; the Radionuclide Total Dose ranged between 2 x 10⁷ and 1.4541 x 10⁹.</w:t>
+        <w:t>Out of the 3476 with units “BQML”, there were 13 series (0.4 %) with a missing value of the Radionuclide Total Dose (0018,1074) attribute. 2 series (0.1 %) had a negative value of this attribute. The remaining series had a positive value. In 3720 series with fluorine-18 as a radionuclide, the Radionuclide Total Dose values ranged between 351.5 and 3182000128.0. Two distinct peaks at approximately 4 × 10² and 4 × 10⁸ suggest that the administered dose was stored in MBq or Bq, respectively (see Figure 2). There were 21 series (0.6 %) with Radionuclide Total Dose lower than 10⁴. All were from the ACRIN-NSCLC-FDG-PET collection.</w:t>
       </w:r>
     </w:p>
     <w:p>
@@ -10297,7 +10377,7 @@
                     </pic:cNvPicPr>
                   </pic:nvPicPr>
                   <pic:blipFill>
-                    <a:blip r:embed="rId61"/>
+                    <a:blip r:embed="rId63"/>
                     <a:stretch>
                       <a:fillRect/>
                     </a:stretch>
@@ -10321,7 +10401,6 @@
     <w:p>
       <w:pPr>
         <w:pStyle w:val="ImageCaption"/>
-        <w:jc w:val="both"/>
         <w:rPr/>
       </w:pPr>
       <w:r>
@@ -10337,7 +10416,7 @@
       </w:pPr>
       <w:r>
         <w:rPr/>
-        <w:t>Regarding the dose correction, most series (N=3,337, 97.1%) were decay-corrected to the scan start time (Decay Correction = “START”), while there were no series decay-corrected to the administration time (Decay Correction = “ADMIN”). The remaining series were not decay corrected (Decay Correction = “NONE”, N=97, 2.8%). A majority of series (N=2040, 59.4%) contained more than one Acquisition Time (0008,0032) value.</w:t>
+        <w:t>Regarding the dose correction, most series (N = 3474, 99.9 % were decay-corrected to the scan start time (Decay Correction = “START”), while there were no series decay-corrected to the administration time (Decay Correction = “ADMIN”). The remaining series were not decay corrected (Decay Correction = “NONE”, N = 2, 0.1 %). The majority of series (N = 2982, 80.1 %) contained more than one Acquisition Time (0008,0032) value.</w:t>
       </w:r>
     </w:p>
     <w:p>
@@ -10348,7 +10427,7 @@
       </w:pPr>
       <w:r>
         <w:rPr/>
-        <w:t>Out of the series with Decay Correction = “START”, at least one frame lacked the value of Actual Frame Duration (0018,1242) in 34 series (1.0%). 26 of them had the Units set to “BQML”, but in 23 of these series, the Manufacturer was GE, i.e., Actual Frame Duration would not be required for back-computation of the scan start time. Out of the 97 series with Decay Correction = “NONE”, four (4.1%) lacked the value of Actual Frame Duration in at least one frame, but none of these had the Units set to “BQML”. The attribute Frame Reference Time was present in all studied series and never lower than zero. As long as it was present, the Actual Frame Duration was always higher than zero.</w:t>
+        <w:t>Out of the series with Decay Correction = “START” and Units = “BMQL”, at least one frame lacked the value of Actual Frame Duration (0018,1242) in 26 series (0.7 %). However, in 23 of these series, the Manufacturer was GE, i.e., Actual Frame Duration would not be required for back-computation of the scan start time. As long as it was present, the Actual Frame Duration was always higher than zero. The attribute Frame Reference Time was present in all studied series and never lower than zero.</w:t>
       </w:r>
     </w:p>
     <w:p>
@@ -10359,7 +10438,17 @@
       </w:pPr>
       <w:r>
         <w:rPr/>
-        <w:t>Out of 3,337 series with Decay Correction = “START”, in more than 8% of series, Series Time (0008, 0031) clearly seemed to be modified: In 189 cases (5.7%), Series Time was later than Acquisition Time (0008,0032) in at least one frame. In 94 series (2.8%), Series Time (0008, 0031) was before Radiopharmaceutical Administration Time (dynamic scans were excluded). To verify other scan start determination strategies and compare them with using Series Date/Time, we evaluated following criteria:</w:t>
+        <w:t>Out of 3474 series with Decay Correction = “START”, in 3.0 (3.0 %) of series, Series Time (0008, 0031) seemed to be modified: In 91, Series Time (0008, 0031) was before Radiopharmaceutical Administration Time (dynamic scans were excluded). In 7 GE series, Series Time was later than Acquisition Time (0008,0032) in at least one frame. There were no series from other vendors, where Series Time would be later than the sum of Acquisition Time (0008,0032) and T</w:t>
+      </w:r>
+      <w:r>
+        <w:rPr>
+          <w:vertAlign w:val="subscript"/>
+        </w:rPr>
+        <w:t>ave</w:t>
+      </w:r>
+      <w:r>
+        <w:rPr/>
+        <w:t xml:space="preserve"> (which is the scan start time when Frame Reference Time is zero). To verify other scan start determination strategies and compare them with using Series Date/Time, we evaluated following criteria:</w:t>
       </w:r>
     </w:p>
     <w:p>
@@ -10415,15 +10504,7 @@
       </w:pPr>
       <w:r>
         <w:rPr/>
-        <w:t>Addit</w:t>
-      </w:r>
-      <w:r>
-        <w:rPr/>
-        <w:t>i</w:t>
-      </w:r>
-      <w:r>
-        <w:rPr/>
-        <w:t>onally, regarding the measurement time, we evaluated:</w:t>
+        <w:t>Additionally, regarding the measurement time, we evaluated:</w:t>
       </w:r>
     </w:p>
     <w:p>
@@ -10449,7 +10530,7 @@
       </w:pPr>
       <w:r>
         <w:rPr/>
-        <w:t>Tolerance was set to ± 3.0 s (time offset) or ± 0.001 (decay factor) in all time comparisons. The date component is often excluded, as its associated issues are discussed in the following section.</w:t>
+        <w:t>The date component is often excluded, as its associated issues are discussed in the following section.</w:t>
       </w:r>
     </w:p>
     <w:p>
@@ -10458,7 +10539,7 @@
         <w:jc w:val="both"/>
         <w:rPr/>
       </w:pPr>
-      <w:bookmarkStart w:id="64" w:name="X7a194489ab3223e3e873bee5ba6546858790827"/>
+      <w:bookmarkStart w:id="65" w:name="X7a194489ab3223e3e873bee5ba6546858790827"/>
       <w:r>
         <w:rPr/>
         <w:t>Is the resulting scan start time identical to the time component of the private scan start datetime?</w:t>
@@ -10472,7 +10553,7 @@
       </w:pPr>
       <w:r>
         <w:rPr/>
-        <w:t>The GE private scan start datetime was present in 508 series (25.2% of GE series) and 111,797 frames. The Acquisition Time (0008,0032) was identical to the Series Time (0008, 0031) in 44,022 frames (39.4%), and in all of these frames (100.0%), this time was also equal to the time component of the private scan start datetime (= private scan start time). Out of the remaining 67,775 frames, the GE back-computation formula led to time equal to the private scan start time in 62,945 cases (92.9%). In the remaining 4,830 frames (4.3%) from 84 series, the first “fallback” method could not be used (Acquisition Date/Time was not equal to Series Date/Time), and the back-computation formula seemed to have failed, as it did not lead to the private scan start time. These series represent the fraction where the proposed strategy would fail if the private scan start datetime was removed. The median offset from the private scan start time was 422 s (IQR: 243-423 s). However, the majority (69.7%) belonged to the “HN-HGJ” cohort of the HEAD-NECK-PET-CT collection, where all series have the private scan start datetime provided. In contrast, the Series Time differed from the private scan start time in 16,321 frames (14.6%) with both attributes present and the median offset was 7,150 s (IQR: 2581-10747 s).</w:t>
+        <w:t>Both the QIBA strategy and the proposed strategy were applied and the resulting time was compared to the private scan start time. The private scan start time was not used for the scan start determination to simulate the scenario where this attribute is missing. In 498226 frames, both the proposed and the QIBA strategy would lead to the private scan start time. In 10496 frames, only the proposed strategy leads to this time, while in 1980 only the QIBA strategy does. In 4351 frames, none of these two strategies yields the private scan start time.</w:t>
       </w:r>
     </w:p>
     <w:p>
@@ -10483,7 +10564,7 @@
       </w:pPr>
       <w:r>
         <w:rPr/>
-        <w:t>The Siemens private scan start datetime was present in 168 series (25.0% of Siemens series) and 54,090 frames. The time component (= Siemens private scan start time) was always (100.0%) identical to the Series Time. Acquisition Time was equal to the Series Time in 3,054 of these frames (5.6%). In all these frames (100.0%), this time was also equal to the private scan start time. Out of the remaining 51,036 frames, the general back-computation formula led to time equal to the private scan start time in all cases (100.0%).</w:t>
+        <w:t>Across all series where the proposed strategy failed to lead to the private scan start time, the mean offset between the resulting and private scan start time was 318 s. The highest offset in the dataset was 1065 s. For the QIBA strategy, the mean offset was 7773 s and the maximum offset was 29682 s.</w:t>
       </w:r>
     </w:p>
     <w:p>
@@ -10492,12 +10573,12 @@
         <w:jc w:val="both"/>
         <w:rPr/>
       </w:pPr>
-      <w:bookmarkStart w:id="65" w:name="X7a194489ab3223e3e873bee5ba6546858790827"/>
-      <w:r>
-        <w:rPr/>
-        <w:t>In total, there were 10 series where SeriesTime was identical to the private scan start datetime, but the proposed strategy (rules 2 and 3) would yield another time. In contrast, there were 128 series where SeriesTime differed from the private scan start datetime, but the time resulting from the proposed strategy (rules 2 and 3) was identical to the private scan start datetime. In 122 out of these 128 cases, the Series Time was not after Acquisition Time, i.e., the QIBA strategy would not lead to the private scan start time. These data show that the proposed strategy (rules 2 and 3) is more often concordant with the private scan start datetime than the QIBA strategy. However, this is not fully reliable; therefore, the private scan start datetime should be used as the primary source.</w:t>
-      </w:r>
-      <w:bookmarkEnd w:id="65"/>
+      <w:bookmarkStart w:id="66" w:name="X7a194489ab3223e3e873bee5ba6546858790827"/>
+      <w:r>
+        <w:rPr/>
+        <w:t>These data show that in our dataset, the proposed strategy (using Acquisition Time when identical to Series Time or back-computing scan start time) is more often concordant with the private scan start datetime than the QIBA strategy (using Series Time or earliest Acquisition Time). However, this is not fully reliable; therefore, the private scan start datetime should be used as the primary source.</w:t>
+      </w:r>
+      <w:bookmarkEnd w:id="66"/>
     </w:p>
     <w:p>
       <w:pPr>
@@ -10505,7 +10586,7 @@
         <w:jc w:val="both"/>
         <w:rPr/>
       </w:pPr>
-      <w:bookmarkStart w:id="66" w:name="Xa03094c953d3e52db9585e10321d73cd08ba950"/>
+      <w:bookmarkStart w:id="67" w:name="Xa03094c953d3e52db9585e10321d73cd08ba950"/>
       <w:r>
         <w:rPr/>
         <w:t>Does the value of the Decay Factor correspond to the time offset between the measurement time and the resulting scan start time?</w:t>
@@ -10519,7 +10600,66 @@
       </w:pPr>
       <w:r>
         <w:rPr/>
-        <w:t>The scan start time was calculated using the Decay Factor to calculate the time offset from the measurement time (Acquisition Time + T</w:t>
+        <w:t>The scan start time resulting from each strategy was compared with scan start time calculated using the Decay Factor. Philips series were excluded as they have the Decay Factor always arbitrarily set to 1.0. The proposed strategy led to the same decay factor in 86.4 % of frames with a overall mean corresponding offset of 66.666 s and maximum offset of 3339.99909 s. The QIBA led to the same time in 89.4 % of frames with a mean and maximum offset of 188 s and 29682 s, respectively. All in all, the QIBA strategy led to the calculated time slightly more often; however, the time offsets were higher, which negatively affects SUV</w:t>
+      </w:r>
+      <w:r>
+        <w:rPr>
+          <w:vertAlign w:val="subscript"/>
+        </w:rPr>
+        <w:t>bw</w:t>
+      </w:r>
+      <w:r>
+        <w:rPr/>
+        <w:t xml:space="preserve"> generalizability. Furthermore, when the dataset was limited to GE and Siemens scans, the proposed strategy led to the calculated time slightly more often (88.8 %) than the QIBA strategy (88.8 %).</w:t>
+      </w:r>
+      <w:bookmarkEnd w:id="67"/>
+    </w:p>
+    <w:p>
+      <w:pPr>
+        <w:pStyle w:val="Heading5"/>
+        <w:jc w:val="both"/>
+        <w:rPr/>
+      </w:pPr>
+      <w:bookmarkStart w:id="68" w:name="X9e18616862b86ade397feab983e49736523c759"/>
+      <w:r>
+        <w:rPr/>
+        <w:t>Is the resulting scan start time consistent in all frames of the series?</w:t>
+      </w:r>
+    </w:p>
+    <w:p>
+      <w:pPr>
+        <w:pStyle w:val="FirstParagraph"/>
+        <w:jc w:val="both"/>
+        <w:rPr/>
+      </w:pPr>
+      <w:bookmarkStart w:id="69" w:name="X9e18616862b86ade397feab983e49736523c759"/>
+      <w:r>
+        <w:rPr/>
+        <w:t>There were 1826 frames from Siemens, GE, or Philips without any of these two private scan start datetime attributes. Out of these, the proposed strategy led to more than one scan start datetime per series in 99 series (5.4 %). However, most of these series came from the Manufacturer CTI/CPS. When only the three main manufacturers were included, the proposed strategy led to more than one scan start datetime per series in 2 series (0.1 %).</w:t>
+      </w:r>
+      <w:bookmarkEnd w:id="69"/>
+    </w:p>
+    <w:p>
+      <w:pPr>
+        <w:pStyle w:val="Heading5"/>
+        <w:jc w:val="both"/>
+        <w:rPr/>
+      </w:pPr>
+      <w:bookmarkStart w:id="70" w:name="Xe20a572ab893b285ce3730c7ac58df1db722c6c"/>
+      <w:r>
+        <w:rPr/>
+        <w:t>In non-decay-corrected images, to what time point do the voxel values correspond?</w:t>
+      </w:r>
+    </w:p>
+    <w:p>
+      <w:pPr>
+        <w:pStyle w:val="FirstParagraph"/>
+        <w:jc w:val="both"/>
+        <w:rPr/>
+      </w:pPr>
+      <w:r>
+        <w:rPr/>
+        <w:t>The Decay Factor (0054,1321) attribute value corresponded to correction by the Frame Reference Time for 96.9 % frames within the Siemens series. In the GE series, it corresponded to the sum of Frame Reference Time and T</w:t>
       </w:r>
       <w:r>
         <w:rPr>
@@ -10529,77 +10669,7 @@
       </w:r>
       <w:r>
         <w:rPr/>
-        <w:t>). Philips series were excluded as they have the Decay Factor always arbitrarily set to 1.0. The proposed strategy led to the same time in 80.2 % of frames with a median time offset of 0.0 s [IQR: 0.0 - 1.0 s, mean: 139.4 s, maximum: 3340.0 s]. The QIBA led to the same time in 82.6 % of frames with a median time offset of 0.0 s [IQR: 0.0 - 0.5 s, mean: 324.0 s, maximum: 29682.0 s]. All in all, the QIBA strategy led to the calculated time slightly more often; however, the time offsets were higher, which negatively affects SUV</w:t>
-      </w:r>
-      <w:r>
-        <w:rPr>
-          <w:vertAlign w:val="subscript"/>
-        </w:rPr>
-        <w:t>bw</w:t>
-      </w:r>
-      <w:r>
-        <w:rPr/>
-        <w:t xml:space="preserve"> generalizability. Furthermore, when the dataset was limited to GE and Siemens scans, the proposed strategy led to the calculated time slightly more often (82.7 %) than the QIBA strategy (80.4 %).</w:t>
-      </w:r>
-      <w:bookmarkEnd w:id="66"/>
-    </w:p>
-    <w:p>
-      <w:pPr>
-        <w:pStyle w:val="Heading5"/>
-        <w:jc w:val="both"/>
-        <w:rPr/>
-      </w:pPr>
-      <w:bookmarkStart w:id="67" w:name="Xd9c9729d68df572ff5c7f6709d52b8799797cce"/>
-      <w:r>
-        <w:rPr/>
-        <w:t>Is the resulting scan start time consistent in all frames of the series, and is it not after Acquisition Time in any frame?</w:t>
-      </w:r>
-    </w:p>
-    <w:p>
-      <w:pPr>
-        <w:pStyle w:val="FirstParagraph"/>
-        <w:jc w:val="both"/>
-        <w:rPr/>
-      </w:pPr>
-      <w:r>
-        <w:rPr/>
-        <w:t>There were 2,288 series (385,445 frames) from Siemens, GE, or Philips without any of these two private scan start datetime attributes. Out of these, the proposed strategy led to more than one scan start datetime per series in only two series (0.1%). Furthermore, the resulting scan start datetime was never after the Acquisition Time (0.0%). Series Time is, by definition, always consistent within the whole series; however, it appeared after Acquisition Time in 10,594 frames (2.7%) from 92 series.</w:t>
-      </w:r>
-    </w:p>
-    <w:p>
-      <w:pPr>
-        <w:pStyle w:val="BodyText"/>
-        <w:jc w:val="both"/>
-        <w:rPr/>
-      </w:pPr>
-      <w:bookmarkStart w:id="68" w:name="Xd9c9729d68df572ff5c7f6709d52b8799797cce"/>
-      <w:r>
-        <w:rPr/>
-        <w:t>There were 375 series where the Manufacturer (0008,0070) attribute did not contain any of the names of the three previously mentioned scanner vendors. The general back-computation formula was used in case the Acquisition Date/Time was not equal to the Series Date/Time. In 279 (74.4%) of these series, the strategy led to a single scan start datetime that was not after the Acquisition Date/Time in all frames. These included all series with values “Codonics” (N=2), “CTI / MIMvista” (N=1), or “PixelMed” (N=33) in the Manufacturer (0008,0070) attribute. In series with Manufacturer = “CPS”, the strategy led to multiple scan start datetimes in 96/192 (50.0%) cases.</w:t>
-      </w:r>
-      <w:bookmarkEnd w:id="68"/>
-    </w:p>
-    <w:p>
-      <w:pPr>
-        <w:pStyle w:val="Heading5"/>
-        <w:jc w:val="both"/>
-        <w:rPr/>
-      </w:pPr>
-      <w:bookmarkStart w:id="69" w:name="Xe20a572ab893b285ce3730c7ac58df1db722c6c"/>
-      <w:r>
-        <w:rPr/>
-        <w:t>In non-decay-corrected images, to what time point do the voxel values correspond?</w:t>
-      </w:r>
-    </w:p>
-    <w:p>
-      <w:pPr>
-        <w:pStyle w:val="FirstParagraph"/>
-        <w:jc w:val="both"/>
-        <w:rPr/>
-      </w:pPr>
-      <w:r>
-        <w:rPr/>
-        <w:t>The DecayFactor (0054,1321) attribute value corresponded to correction by the Frame Reference Time for all frames within the Siemens series (100.0%). In the GE series, it corresponded to the sum of Frame Reference Time and T</w:t>
+        <w:t xml:space="preserve"> in 99.0 % of frames. For the Philips series, the Decay Factor was always set to 1.0 and could not be used. In the CTI/CPS series, the Decay Factor corresponded to the Frame Reference Time only in 37.9 % of frames and to the sum of Frame Reference Time and T</w:t>
       </w:r>
       <w:r>
         <w:rPr>
@@ -10609,9 +10679,7 @@
       </w:r>
       <w:r>
         <w:rPr/>
-        <w:t xml:space="preserve"> in 97.5% of frames.</w:t>
-        <w:br/>
-        <w:t>For the Philips series, the Decay Factor was always set to 1.0 and could not be used. In the CPS series, the Decay Factor corresponded to the Frame Reference Time in 37.5% of frames, while in 93.6% of frames, the Decay Factor corresponded to the offset between Series Time and Acquisition Time + T</w:t>
+        <w:t xml:space="preserve"> in 9.0 % of frames. However, in 93.3 % of frames, the Decay Factor corresponded to the offset between Series Time and Acquisition Time + T</w:t>
       </w:r>
       <w:r>
         <w:rPr>
@@ -10621,7 +10689,7 @@
       </w:r>
       <w:r>
         <w:rPr/>
-        <w:t>. All in all, the Decay Factor values indicate that for GE, Siemens, and CPS, the measured values (values before decay correction) most likely appeared at the time Acquisition Date/Time + T</w:t>
+        <w:t>. All in all, the Decay Factor values indicate that for GE, Siemens, and CTI/CPS, the measured values (values before decay correction) most likely appeared at the time Acquisition Date/Time + T</w:t>
       </w:r>
       <w:r>
         <w:rPr>
@@ -10633,8 +10701,8 @@
         <w:rPr/>
         <w:t xml:space="preserve"> (= measurement time).</w:t>
       </w:r>
-      <w:bookmarkEnd w:id="63"/>
-      <w:bookmarkEnd w:id="69"/>
+      <w:bookmarkEnd w:id="64"/>
+      <w:bookmarkEnd w:id="70"/>
     </w:p>
     <w:p>
       <w:pPr>
@@ -10642,7 +10710,7 @@
         <w:jc w:val="both"/>
         <w:rPr/>
       </w:pPr>
-      <w:bookmarkStart w:id="70" w:name="digital-reference-object-3"/>
+      <w:bookmarkStart w:id="71" w:name="digital-reference-object-3"/>
       <w:r>
         <w:rPr/>
         <w:t>Digital reference object</w:t>
@@ -10960,12 +11028,12 @@
         <w:jc w:val="both"/>
         <w:rPr/>
       </w:pPr>
-      <w:bookmarkStart w:id="71" w:name="digital-reference-object-3"/>
+      <w:bookmarkStart w:id="72" w:name="digital-reference-object-3"/>
       <w:r>
         <w:rPr/>
         <w:t>DRO_error_3_2 where Decay Correction is set to “START”, and Actual Frame Duration is absent (and the Manufacturer is not “GE”)</w:t>
       </w:r>
-      <w:bookmarkEnd w:id="71"/>
+      <w:bookmarkEnd w:id="72"/>
     </w:p>
     <w:p>
       <w:pPr>
@@ -10973,8 +11041,8 @@
         <w:jc w:val="both"/>
         <w:rPr/>
       </w:pPr>
-      <w:bookmarkStart w:id="72" w:name="recommendations-3"/>
-      <w:bookmarkEnd w:id="72"/>
+      <w:bookmarkStart w:id="73" w:name="recommendations-3"/>
+      <w:bookmarkEnd w:id="73"/>
       <w:r>
         <w:rPr/>
         <w:t>Recommendations</w:t>
@@ -11671,12 +11739,12 @@
       <w:r>
         <w:rPr/>
       </w:r>
-      <w:bookmarkStart w:id="73" w:name="radiopharmaceutical-dose"/>
-      <w:bookmarkStart w:id="74" w:name="recommendations-3"/>
-      <w:bookmarkStart w:id="75" w:name="radiopharmaceutical-dose"/>
-      <w:bookmarkStart w:id="76" w:name="recommendations-3"/>
-      <w:bookmarkEnd w:id="75"/>
+      <w:bookmarkStart w:id="74" w:name="radiopharmaceutical-dose"/>
+      <w:bookmarkStart w:id="75" w:name="recommendations-3"/>
+      <w:bookmarkStart w:id="76" w:name="radiopharmaceutical-dose"/>
+      <w:bookmarkStart w:id="77" w:name="recommendations-3"/>
       <w:bookmarkEnd w:id="76"/>
+      <w:bookmarkEnd w:id="77"/>
     </w:p>
     <w:p>
       <w:pPr>
@@ -11684,8 +11752,8 @@
         <w:jc w:val="both"/>
         <w:rPr/>
       </w:pPr>
-      <w:bookmarkStart w:id="77" w:name="administration-time"/>
-      <w:bookmarkEnd w:id="77"/>
+      <w:bookmarkStart w:id="78" w:name="administration-time"/>
+      <w:bookmarkEnd w:id="78"/>
       <w:r>
         <w:rPr/>
         <w:t>Administration time</w:t>
@@ -11697,7 +11765,7 @@
         <w:jc w:val="both"/>
         <w:rPr/>
       </w:pPr>
-      <w:bookmarkStart w:id="78" w:name="background-4"/>
+      <w:bookmarkStart w:id="79" w:name="background-4"/>
       <w:r>
         <w:rPr/>
         <w:t>Background</w:t>
@@ -11713,7 +11781,7 @@
         <w:rPr/>
         <w:t xml:space="preserve">In cases where the administered dose has to be decay-corrected, the offset between the decay-correction reference datetime (scan start datetime or measurement datetime) and the radiotracer administration datetime has to be computed. The earlier was thoroughly described in the previous section. The latter - radiotracer administration time - can be extracted from the Radiopharmaceutical Information Sequence. However, this sequence originally did not store the calendar date information, as the attribute Radiopharmaceutical Start Time (0018,1072) was used, i.e., only administration time could be extracted. Later, it </w:t>
       </w:r>
-      <w:hyperlink r:id="rId62">
+      <w:hyperlink r:id="rId64">
         <w:r>
           <w:rPr>
             <w:rStyle w:val="Hyperlink"/>
@@ -11749,7 +11817,19 @@
       </w:pPr>
       <w:r>
         <w:rPr/>
-        <w:t>PET scans with long-lived radionuclides acquired one or more days after radiotracer administration (uptake time more than 24 hours) - can be only recognized by the dates;</w:t>
+        <w:t xml:space="preserve">PET scans with long-lived radionuclides, such as </w:t>
+      </w:r>
+      <w:hyperlink r:id="rId65">
+        <w:r>
+          <w:rPr>
+            <w:rStyle w:val="Hyperlink"/>
+          </w:rPr>
+          <w:t>Zirconium-89</w:t>
+        </w:r>
+      </w:hyperlink>
+      <w:r>
+        <w:rPr/>
+        <w:t>, acquired one or more days after radiotracer administration (uptake time more than 24 hours) - can be only recognized by the dates;</w:t>
       </w:r>
     </w:p>
     <w:p>
@@ -11777,12 +11857,12 @@
         <w:jc w:val="both"/>
         <w:rPr/>
       </w:pPr>
-      <w:bookmarkStart w:id="79" w:name="background-4"/>
+      <w:bookmarkStart w:id="80" w:name="background-4"/>
       <w:r>
         <w:rPr/>
         <w:t>dynamic PET scans, where the time component of the decay-correction datetime may also precede the administration time (however, the administration occurs shortly after acquisition of the first frames).</w:t>
       </w:r>
-      <w:bookmarkEnd w:id="79"/>
+      <w:bookmarkEnd w:id="80"/>
     </w:p>
     <w:p>
       <w:pPr>
@@ -11790,7 +11870,7 @@
         <w:jc w:val="both"/>
         <w:rPr/>
       </w:pPr>
-      <w:bookmarkStart w:id="80" w:name="metadata-analysis-5"/>
+      <w:bookmarkStart w:id="81" w:name="metadata-analysis-5"/>
       <w:r>
         <w:rPr/>
         <w:t>Metadata analysis</w:t>
@@ -11804,7 +11884,7 @@
       </w:pPr>
       <w:r>
         <w:rPr/>
-        <w:t>Among the data examined, 1869 series (60.2%) included only the Radiopharmaceutical Start Time without an associated date, 1031 series (33.2%) included both values, and 205 series (6.6%) included neither. There was only one case in which only the Radiopharmaceutical Start DateTime was present, which may be because the other attribute was deprecated only recently.</w:t>
+        <w:t>Among the data examined, 1725 series (46.3 %) included only the Radiopharmaceutical Start Time without an associated date, 1981 series (53.2 %) included both values, and 15 series (0.4 %) included neither. There was only 1 series (0.0 %) in which only the Radiopharmaceutical Start DateTime was present, which may be because the other attribute was deprecated only recently.</w:t>
       </w:r>
     </w:p>
     <w:p>
@@ -11815,7 +11895,7 @@
       </w:pPr>
       <w:r>
         <w:rPr/>
-        <w:t>Out of 1032 series with both attributes available, the Radiopharmaceutical Start Time and the time component of the Radiopharmaceutical Start DateTime differed in 13 series (1.3%), but the difference was always less than 60 seconds. In these series, the Radiopharmaceutical Start Time seemed to be truncated to whole minutes.</w:t>
+        <w:t>Out of 1981 series with both attributes available, the Radiopharmaceutical Start Time and the time component of the Radiopharmaceutical Start DateTime differed in 24 series (1.2 %), but the difference was always between one and 60 seconds. In all these series, the Radiopharmaceutical Start Time seemed to be truncated to whole minutes.</w:t>
       </w:r>
     </w:p>
     <w:p>
@@ -11826,7 +11906,7 @@
       </w:pPr>
       <w:r>
         <w:rPr/>
-        <w:t>Regarding the date component of the Radiopharmaceutical Start Datetime attribute, it differed from the Acquisition Date in 212 out of 1032 series (20.5%) where both attributes were available. The most common offset was the Radiopharmaceutical Start Date one day after the Acquisition Date (101 cases, 47.6%). The Radiopharmaceutical Start DateTime differed from the Series Date in 217 out of 1032 cases (21.0%). This demonstrates that these attributes are often subject to modification and therefore cannot be considered inherently reliable. There were 65 series that used a long-lived radionuclide (half-life = 23400000s, Ge-68). In 63 of these series (97.0%), the Radiopharmaceutical Start Datetime was absent. In the remaining two, the date was approximately eight months later than the Acquisition Date, which indicates modification of one of these dates.</w:t>
+        <w:t>Regarding the date component of the Radiopharmaceutical Start Datetime attribute, it differed from the Acquisition Date in 159 out of 1982 series (8.0 %) where both attributes were available. The most common offset was the Radiopharmaceutical Start Date one day after the Acquisition Date (101 cases, 5.1 %). The Radiopharmaceutical Start DateTime differed from the Series Date in 164 out of 1982 series (8.3 %). This demonstrates that these attributes are often subject to modification and therefore cannot be considered inherently reliable. There were no series that used a long-lived radionuclide.</w:t>
       </w:r>
     </w:p>
     <w:p>
@@ -11835,12 +11915,12 @@
         <w:jc w:val="both"/>
         <w:rPr/>
       </w:pPr>
-      <w:bookmarkStart w:id="81" w:name="metadata-analysis-5"/>
-      <w:r>
-        <w:rPr/>
-        <w:t>There were two series with the Radiopharmaceutical Start Date one day before the Acquisition Date. However, the times differed by 63 and 66 minutes, so the acquisition most likely occurred on the same day as radiotracer administration. 37 series contained frames with Acquisition Time before Radiopharmaceutical Start Time. All were dynamic scans from the “ACRIN-FLT-BREAST” collection. The highest time offset between Acquisition Time and Radiopharmaceutical Start Time was 166 seconds.</w:t>
-      </w:r>
-      <w:bookmarkEnd w:id="81"/>
+      <w:bookmarkStart w:id="82" w:name="metadata-analysis-5"/>
+      <w:r>
+        <w:rPr/>
+        <w:t>There were 2 series with the Radiopharmaceutical Start Date one day before the Acquisition Date. However, the administration time preceded the acquisition times by 63 and 66 minutes, respectively, so the acquisition most likely occurred on the same day as radiotracer administration. 37 series contained frames with Acquisition Time before Radiopharmaceutical Start Time. All were dynamic scans from the “ACRIN-FLT-BREAST” collection. The highest time offset between Acquisition Time and Radiopharmaceutical Start Time was 166 seconds.</w:t>
+      </w:r>
+      <w:bookmarkEnd w:id="82"/>
     </w:p>
     <w:p>
       <w:pPr>
@@ -11848,7 +11928,7 @@
         <w:jc w:val="both"/>
         <w:rPr/>
       </w:pPr>
-      <w:bookmarkStart w:id="82" w:name="digital-reference-object-4"/>
+      <w:bookmarkStart w:id="83" w:name="digital-reference-object-4"/>
       <w:r>
         <w:rPr/>
         <w:t>Digital reference object</w:t>
@@ -12136,12 +12216,12 @@
         <w:jc w:val="both"/>
         <w:rPr/>
       </w:pPr>
-      <w:bookmarkStart w:id="83" w:name="digital-reference-object-4"/>
+      <w:bookmarkStart w:id="84" w:name="digital-reference-object-4"/>
       <w:r>
         <w:rPr/>
         <w:t>DRO_error_4_2 with a long-lived radionuclide - the uptake time spans more than one day, and the Radiopharmaceutical Start DateTime was anonymized.</w:t>
       </w:r>
-      <w:bookmarkEnd w:id="83"/>
+      <w:bookmarkEnd w:id="84"/>
     </w:p>
     <w:p>
       <w:pPr>
@@ -12149,8 +12229,8 @@
         <w:jc w:val="both"/>
         <w:rPr/>
       </w:pPr>
-      <w:bookmarkStart w:id="84" w:name="recommendations-4"/>
-      <w:bookmarkEnd w:id="84"/>
+      <w:bookmarkStart w:id="85" w:name="recommendations-4"/>
+      <w:bookmarkEnd w:id="85"/>
       <w:r>
         <w:rPr/>
         <w:t>Recommendations</w:t>
@@ -12499,12 +12579,12 @@
       <w:r>
         <w:rPr/>
       </w:r>
-      <w:bookmarkStart w:id="85" w:name="administration-time"/>
-      <w:bookmarkStart w:id="86" w:name="recommendations-4"/>
-      <w:bookmarkStart w:id="87" w:name="administration-time"/>
-      <w:bookmarkStart w:id="88" w:name="recommendations-4"/>
-      <w:bookmarkEnd w:id="87"/>
+      <w:bookmarkStart w:id="86" w:name="administration-time"/>
+      <w:bookmarkStart w:id="87" w:name="recommendations-4"/>
+      <w:bookmarkStart w:id="88" w:name="administration-time"/>
+      <w:bookmarkStart w:id="89" w:name="recommendations-4"/>
       <w:bookmarkEnd w:id="88"/>
+      <w:bookmarkEnd w:id="89"/>
     </w:p>
     <w:p>
       <w:pPr>
@@ -12512,7 +12592,7 @@
         <w:jc w:val="both"/>
         <w:rPr/>
       </w:pPr>
-      <w:bookmarkStart w:id="89" w:name="radionuclide-half-life"/>
+      <w:bookmarkStart w:id="90" w:name="radionuclide-half-life"/>
       <w:r>
         <w:rPr/>
         <w:t>Radionuclide half-life</w:t>
@@ -12524,7 +12604,7 @@
         <w:jc w:val="both"/>
         <w:rPr/>
       </w:pPr>
-      <w:bookmarkStart w:id="90" w:name="background-5"/>
+      <w:bookmarkStart w:id="91" w:name="background-5"/>
       <w:r>
         <w:rPr/>
         <w:t>Background</w:t>
@@ -12536,12 +12616,12 @@
         <w:jc w:val="both"/>
         <w:rPr/>
       </w:pPr>
-      <w:bookmarkStart w:id="91" w:name="background-5"/>
+      <w:bookmarkStart w:id="92" w:name="background-5"/>
       <w:r>
         <w:rPr/>
         <w:t>Although Fluorine-18 (F-18) is the predominant radionuclide in clinical PET imaging, other radionuclides are also used. The radionuclide information is reflected in the Radionuclide Half Life (0018,1075) attribute, which defines the physical half-life in seconds. The radionuclide information may also be encoded in other parts of the DICOM metadata, such as the Radiopharmaceutical (0018,0031) attribute or within the Radionuclide Code Sequence (0054,0300).</w:t>
       </w:r>
-      <w:bookmarkEnd w:id="91"/>
+      <w:bookmarkEnd w:id="92"/>
     </w:p>
     <w:p>
       <w:pPr>
@@ -12578,7 +12658,7 @@
     <w:tbl>
       <w:tblPr>
         <w:tblStyle w:val="Table"/>
-        <w:tblW w:w="7391" w:type="dxa"/>
+        <w:tblW w:w="9270" w:type="dxa"/>
         <w:jc w:val="left"/>
         <w:tblInd w:w="108" w:type="dxa"/>
         <w:tblLayout w:type="fixed"/>
@@ -12591,10 +12671,10 @@
         <w:tblLook w:val="0020" w:noHBand="0" w:noVBand="0" w:firstColumn="0" w:lastRow="0" w:lastColumn="0" w:firstRow="1"/>
       </w:tblPr>
       <w:tblGrid>
-        <w:gridCol w:w="2809"/>
-        <w:gridCol w:w="1151"/>
-        <w:gridCol w:w="1276"/>
-        <w:gridCol w:w="2155"/>
+        <w:gridCol w:w="2880"/>
+        <w:gridCol w:w="1710"/>
+        <w:gridCol w:w="1800"/>
+        <w:gridCol w:w="2880"/>
       </w:tblGrid>
       <w:tr>
         <w:trPr>
@@ -12602,7 +12682,7 @@
         </w:trPr>
         <w:tc>
           <w:tcPr>
-            <w:tcW w:w="2809" w:type="dxa"/>
+            <w:tcW w:w="2880" w:type="dxa"/>
             <w:tcBorders>
               <w:bottom w:val="single" w:sz="6" w:space="0" w:color="000000"/>
             </w:tcBorders>
@@ -12636,7 +12716,7 @@
         </w:tc>
         <w:tc>
           <w:tcPr>
-            <w:tcW w:w="1151" w:type="dxa"/>
+            <w:tcW w:w="1710" w:type="dxa"/>
             <w:tcBorders>
               <w:bottom w:val="single" w:sz="6" w:space="0" w:color="000000"/>
             </w:tcBorders>
@@ -12670,7 +12750,7 @@
         </w:tc>
         <w:tc>
           <w:tcPr>
-            <w:tcW w:w="1276" w:type="dxa"/>
+            <w:tcW w:w="1800" w:type="dxa"/>
             <w:tcBorders>
               <w:bottom w:val="single" w:sz="6" w:space="0" w:color="000000"/>
             </w:tcBorders>
@@ -12704,7 +12784,7 @@
         </w:tc>
         <w:tc>
           <w:tcPr>
-            <w:tcW w:w="2155" w:type="dxa"/>
+            <w:tcW w:w="2880" w:type="dxa"/>
             <w:tcBorders>
               <w:bottom w:val="single" w:sz="6" w:space="0" w:color="000000"/>
             </w:tcBorders>
@@ -12741,125 +12821,125 @@
         <w:trPr/>
         <w:tc>
           <w:tcPr>
-            <w:tcW w:w="2809" w:type="dxa"/>
-            <w:tcBorders/>
-          </w:tcPr>
-          <w:p>
-            <w:pPr>
-              <w:pStyle w:val="Compact"/>
-              <w:widowControl/>
-              <w:spacing w:before="36" w:after="36"/>
-              <w:jc w:val="left"/>
-              <w:rPr>
-                <w:rFonts w:ascii="Cambria" w:hAnsi="Cambria" w:eastAsia="Cambria" w:cs=""/>
-                <w:kern w:val="0"/>
-                <w:sz w:val="24"/>
-                <w:szCs w:val="24"/>
-                <w:lang w:val="en-US" w:eastAsia="en-US" w:bidi="ar-SA"/>
-              </w:rPr>
-            </w:pPr>
-            <w:r>
-              <w:rPr>
-                <w:rFonts w:eastAsia="Cambria" w:cs=""/>
-                <w:kern w:val="0"/>
-                <w:sz w:val="24"/>
-                <w:szCs w:val="24"/>
-                <w:lang w:val="en-US" w:eastAsia="en-US" w:bidi="ar-SA"/>
-              </w:rPr>
-              <w:t>598</w:t>
-            </w:r>
-          </w:p>
-        </w:tc>
-        <w:tc>
-          <w:tcPr>
-            <w:tcW w:w="1151" w:type="dxa"/>
-            <w:tcBorders/>
-          </w:tcPr>
-          <w:p>
-            <w:pPr>
-              <w:pStyle w:val="Compact"/>
-              <w:widowControl/>
-              <w:spacing w:before="36" w:after="36"/>
-              <w:jc w:val="left"/>
-              <w:rPr>
-                <w:rFonts w:ascii="Cambria" w:hAnsi="Cambria" w:eastAsia="Cambria" w:cs=""/>
-                <w:kern w:val="0"/>
-                <w:sz w:val="24"/>
-                <w:szCs w:val="24"/>
-                <w:lang w:val="en-US" w:eastAsia="en-US" w:bidi="ar-SA"/>
-              </w:rPr>
-            </w:pPr>
-            <w:r>
-              <w:rPr>
-                <w:rFonts w:eastAsia="Cambria" w:cs=""/>
-                <w:kern w:val="0"/>
-                <w:sz w:val="24"/>
-                <w:szCs w:val="24"/>
-                <w:lang w:val="en-US" w:eastAsia="en-US" w:bidi="ar-SA"/>
-              </w:rPr>
-              <w:t>13</w:t>
-            </w:r>
-          </w:p>
-        </w:tc>
-        <w:tc>
-          <w:tcPr>
-            <w:tcW w:w="1276" w:type="dxa"/>
-            <w:tcBorders/>
-          </w:tcPr>
-          <w:p>
-            <w:pPr>
-              <w:pStyle w:val="Compact"/>
-              <w:widowControl/>
-              <w:spacing w:before="36" w:after="36"/>
-              <w:jc w:val="left"/>
-              <w:rPr>
-                <w:rFonts w:ascii="Cambria" w:hAnsi="Cambria" w:eastAsia="Cambria" w:cs=""/>
-                <w:kern w:val="0"/>
-                <w:sz w:val="24"/>
-                <w:szCs w:val="24"/>
-                <w:lang w:val="en-US" w:eastAsia="en-US" w:bidi="ar-SA"/>
-              </w:rPr>
-            </w:pPr>
-            <w:r>
-              <w:rPr>
-                <w:rFonts w:eastAsia="Cambria" w:cs=""/>
-                <w:kern w:val="0"/>
-                <w:sz w:val="24"/>
-                <w:szCs w:val="24"/>
-                <w:lang w:val="en-US" w:eastAsia="en-US" w:bidi="ar-SA"/>
-              </w:rPr>
-              <w:t>0 %</w:t>
-            </w:r>
-          </w:p>
-        </w:tc>
-        <w:tc>
-          <w:tcPr>
-            <w:tcW w:w="2155" w:type="dxa"/>
-            <w:tcBorders/>
-          </w:tcPr>
-          <w:p>
-            <w:pPr>
-              <w:pStyle w:val="Compact"/>
-              <w:widowControl/>
-              <w:spacing w:before="36" w:after="36"/>
-              <w:jc w:val="left"/>
-              <w:rPr>
-                <w:rFonts w:ascii="Cambria" w:hAnsi="Cambria" w:eastAsia="Cambria" w:cs=""/>
-                <w:kern w:val="0"/>
-                <w:sz w:val="24"/>
-                <w:szCs w:val="24"/>
-                <w:lang w:val="en-US" w:eastAsia="en-US" w:bidi="ar-SA"/>
-              </w:rPr>
-            </w:pPr>
-            <w:r>
-              <w:rPr>
-                <w:rFonts w:eastAsia="Cambria" w:cs=""/>
-                <w:kern w:val="0"/>
-                <w:sz w:val="24"/>
-                <w:szCs w:val="24"/>
-                <w:lang w:val="en-US" w:eastAsia="en-US" w:bidi="ar-SA"/>
-              </w:rPr>
-              <w:t>N-13</w:t>
+            <w:tcW w:w="2880" w:type="dxa"/>
+            <w:tcBorders/>
+          </w:tcPr>
+          <w:p>
+            <w:pPr>
+              <w:pStyle w:val="Compact"/>
+              <w:widowControl/>
+              <w:spacing w:before="36" w:after="36"/>
+              <w:jc w:val="left"/>
+              <w:rPr>
+                <w:rFonts w:ascii="Cambria" w:hAnsi="Cambria" w:eastAsia="Cambria" w:cs=""/>
+                <w:kern w:val="0"/>
+                <w:sz w:val="24"/>
+                <w:szCs w:val="24"/>
+                <w:lang w:val="en-US" w:eastAsia="en-US" w:bidi="ar-SA"/>
+              </w:rPr>
+            </w:pPr>
+            <w:r>
+              <w:rPr>
+                <w:rFonts w:eastAsia="Cambria" w:cs=""/>
+                <w:kern w:val="0"/>
+                <w:sz w:val="24"/>
+                <w:szCs w:val="24"/>
+                <w:lang w:val="en-US" w:eastAsia="en-US" w:bidi="ar-SA"/>
+              </w:rPr>
+              <w:t>1223</w:t>
+            </w:r>
+          </w:p>
+        </w:tc>
+        <w:tc>
+          <w:tcPr>
+            <w:tcW w:w="1710" w:type="dxa"/>
+            <w:tcBorders/>
+          </w:tcPr>
+          <w:p>
+            <w:pPr>
+              <w:pStyle w:val="Compact"/>
+              <w:widowControl/>
+              <w:spacing w:before="36" w:after="36"/>
+              <w:jc w:val="left"/>
+              <w:rPr>
+                <w:rFonts w:ascii="Cambria" w:hAnsi="Cambria" w:eastAsia="Cambria" w:cs=""/>
+                <w:kern w:val="0"/>
+                <w:sz w:val="24"/>
+                <w:szCs w:val="24"/>
+                <w:lang w:val="en-US" w:eastAsia="en-US" w:bidi="ar-SA"/>
+              </w:rPr>
+            </w:pPr>
+            <w:r>
+              <w:rPr>
+                <w:rFonts w:eastAsia="Cambria" w:cs=""/>
+                <w:kern w:val="0"/>
+                <w:sz w:val="24"/>
+                <w:szCs w:val="24"/>
+                <w:lang w:val="en-US" w:eastAsia="en-US" w:bidi="ar-SA"/>
+              </w:rPr>
+              <w:t>2</w:t>
+            </w:r>
+          </w:p>
+        </w:tc>
+        <w:tc>
+          <w:tcPr>
+            <w:tcW w:w="1800" w:type="dxa"/>
+            <w:tcBorders/>
+          </w:tcPr>
+          <w:p>
+            <w:pPr>
+              <w:pStyle w:val="Compact"/>
+              <w:widowControl/>
+              <w:spacing w:before="36" w:after="36"/>
+              <w:jc w:val="left"/>
+              <w:rPr>
+                <w:rFonts w:ascii="Cambria" w:hAnsi="Cambria" w:eastAsia="Cambria" w:cs=""/>
+                <w:kern w:val="0"/>
+                <w:sz w:val="24"/>
+                <w:szCs w:val="24"/>
+                <w:lang w:val="en-US" w:eastAsia="en-US" w:bidi="ar-SA"/>
+              </w:rPr>
+            </w:pPr>
+            <w:r>
+              <w:rPr>
+                <w:rFonts w:eastAsia="Cambria" w:cs=""/>
+                <w:kern w:val="0"/>
+                <w:sz w:val="24"/>
+                <w:szCs w:val="24"/>
+                <w:lang w:val="en-US" w:eastAsia="en-US" w:bidi="ar-SA"/>
+              </w:rPr>
+              <w:t>0.1 %</w:t>
+            </w:r>
+          </w:p>
+        </w:tc>
+        <w:tc>
+          <w:tcPr>
+            <w:tcW w:w="2880" w:type="dxa"/>
+            <w:tcBorders/>
+          </w:tcPr>
+          <w:p>
+            <w:pPr>
+              <w:pStyle w:val="Compact"/>
+              <w:widowControl/>
+              <w:spacing w:before="36" w:after="36"/>
+              <w:jc w:val="left"/>
+              <w:rPr>
+                <w:rFonts w:ascii="Cambria" w:hAnsi="Cambria" w:eastAsia="Cambria" w:cs=""/>
+                <w:kern w:val="0"/>
+                <w:sz w:val="24"/>
+                <w:szCs w:val="24"/>
+                <w:lang w:val="en-US" w:eastAsia="en-US" w:bidi="ar-SA"/>
+              </w:rPr>
+            </w:pPr>
+            <w:r>
+              <w:rPr>
+                <w:rFonts w:eastAsia="Cambria" w:cs=""/>
+                <w:kern w:val="0"/>
+                <w:sz w:val="24"/>
+                <w:szCs w:val="24"/>
+                <w:lang w:val="en-US" w:eastAsia="en-US" w:bidi="ar-SA"/>
+              </w:rPr>
+              <w:t>C-11</w:t>
             </w:r>
           </w:p>
         </w:tc>
@@ -12868,125 +12948,125 @@
         <w:trPr/>
         <w:tc>
           <w:tcPr>
-            <w:tcW w:w="2809" w:type="dxa"/>
-            <w:tcBorders/>
-          </w:tcPr>
-          <w:p>
-            <w:pPr>
-              <w:pStyle w:val="Compact"/>
-              <w:widowControl/>
-              <w:spacing w:before="36" w:after="36"/>
-              <w:jc w:val="left"/>
-              <w:rPr>
-                <w:rFonts w:ascii="Cambria" w:hAnsi="Cambria" w:eastAsia="Cambria" w:cs=""/>
-                <w:kern w:val="0"/>
-                <w:sz w:val="24"/>
-                <w:szCs w:val="24"/>
-                <w:lang w:val="en-US" w:eastAsia="en-US" w:bidi="ar-SA"/>
-              </w:rPr>
-            </w:pPr>
-            <w:r>
-              <w:rPr>
-                <w:rFonts w:eastAsia="Cambria" w:cs=""/>
-                <w:kern w:val="0"/>
-                <w:sz w:val="24"/>
-                <w:szCs w:val="24"/>
-                <w:lang w:val="en-US" w:eastAsia="en-US" w:bidi="ar-SA"/>
-              </w:rPr>
-              <w:t>1223</w:t>
-            </w:r>
-          </w:p>
-        </w:tc>
-        <w:tc>
-          <w:tcPr>
-            <w:tcW w:w="1151" w:type="dxa"/>
-            <w:tcBorders/>
-          </w:tcPr>
-          <w:p>
-            <w:pPr>
-              <w:pStyle w:val="Compact"/>
-              <w:widowControl/>
-              <w:spacing w:before="36" w:after="36"/>
-              <w:jc w:val="left"/>
-              <w:rPr>
-                <w:rFonts w:ascii="Cambria" w:hAnsi="Cambria" w:eastAsia="Cambria" w:cs=""/>
-                <w:kern w:val="0"/>
-                <w:sz w:val="24"/>
-                <w:szCs w:val="24"/>
-                <w:lang w:val="en-US" w:eastAsia="en-US" w:bidi="ar-SA"/>
-              </w:rPr>
-            </w:pPr>
-            <w:r>
-              <w:rPr>
-                <w:rFonts w:eastAsia="Cambria" w:cs=""/>
-                <w:kern w:val="0"/>
-                <w:sz w:val="24"/>
-                <w:szCs w:val="24"/>
-                <w:lang w:val="en-US" w:eastAsia="en-US" w:bidi="ar-SA"/>
-              </w:rPr>
-              <w:t>2</w:t>
-            </w:r>
-          </w:p>
-        </w:tc>
-        <w:tc>
-          <w:tcPr>
-            <w:tcW w:w="1276" w:type="dxa"/>
-            <w:tcBorders/>
-          </w:tcPr>
-          <w:p>
-            <w:pPr>
-              <w:pStyle w:val="Compact"/>
-              <w:widowControl/>
-              <w:spacing w:before="36" w:after="36"/>
-              <w:jc w:val="left"/>
-              <w:rPr>
-                <w:rFonts w:ascii="Cambria" w:hAnsi="Cambria" w:eastAsia="Cambria" w:cs=""/>
-                <w:kern w:val="0"/>
-                <w:sz w:val="24"/>
-                <w:szCs w:val="24"/>
-                <w:lang w:val="en-US" w:eastAsia="en-US" w:bidi="ar-SA"/>
-              </w:rPr>
-            </w:pPr>
-            <w:r>
-              <w:rPr>
-                <w:rFonts w:eastAsia="Cambria" w:cs=""/>
-                <w:kern w:val="0"/>
-                <w:sz w:val="24"/>
-                <w:szCs w:val="24"/>
-                <w:lang w:val="en-US" w:eastAsia="en-US" w:bidi="ar-SA"/>
-              </w:rPr>
-              <w:t>0 %</w:t>
-            </w:r>
-          </w:p>
-        </w:tc>
-        <w:tc>
-          <w:tcPr>
-            <w:tcW w:w="2155" w:type="dxa"/>
-            <w:tcBorders/>
-          </w:tcPr>
-          <w:p>
-            <w:pPr>
-              <w:pStyle w:val="Compact"/>
-              <w:widowControl/>
-              <w:spacing w:before="36" w:after="36"/>
-              <w:jc w:val="left"/>
-              <w:rPr>
-                <w:rFonts w:ascii="Cambria" w:hAnsi="Cambria" w:eastAsia="Cambria" w:cs=""/>
-                <w:kern w:val="0"/>
-                <w:sz w:val="24"/>
-                <w:szCs w:val="24"/>
-                <w:lang w:val="en-US" w:eastAsia="en-US" w:bidi="ar-SA"/>
-              </w:rPr>
-            </w:pPr>
-            <w:r>
-              <w:rPr>
-                <w:rFonts w:eastAsia="Cambria" w:cs=""/>
-                <w:kern w:val="0"/>
-                <w:sz w:val="24"/>
-                <w:szCs w:val="24"/>
-                <w:lang w:val="en-US" w:eastAsia="en-US" w:bidi="ar-SA"/>
-              </w:rPr>
-              <w:t>C-11</w:t>
+            <w:tcW w:w="2880" w:type="dxa"/>
+            <w:tcBorders/>
+          </w:tcPr>
+          <w:p>
+            <w:pPr>
+              <w:pStyle w:val="Compact"/>
+              <w:widowControl/>
+              <w:spacing w:before="36" w:after="36"/>
+              <w:jc w:val="left"/>
+              <w:rPr>
+                <w:rFonts w:ascii="Cambria" w:hAnsi="Cambria" w:eastAsia="Cambria" w:cs=""/>
+                <w:kern w:val="0"/>
+                <w:sz w:val="24"/>
+                <w:szCs w:val="24"/>
+                <w:lang w:val="en-US" w:eastAsia="en-US" w:bidi="ar-SA"/>
+              </w:rPr>
+            </w:pPr>
+            <w:r>
+              <w:rPr>
+                <w:rFonts w:eastAsia="Cambria" w:cs=""/>
+                <w:kern w:val="0"/>
+                <w:sz w:val="24"/>
+                <w:szCs w:val="24"/>
+                <w:lang w:val="en-US" w:eastAsia="en-US" w:bidi="ar-SA"/>
+              </w:rPr>
+              <w:t>6586</w:t>
+            </w:r>
+          </w:p>
+        </w:tc>
+        <w:tc>
+          <w:tcPr>
+            <w:tcW w:w="1710" w:type="dxa"/>
+            <w:tcBorders/>
+          </w:tcPr>
+          <w:p>
+            <w:pPr>
+              <w:pStyle w:val="Compact"/>
+              <w:widowControl/>
+              <w:spacing w:before="36" w:after="36"/>
+              <w:jc w:val="left"/>
+              <w:rPr>
+                <w:rFonts w:ascii="Cambria" w:hAnsi="Cambria" w:eastAsia="Cambria" w:cs=""/>
+                <w:kern w:val="0"/>
+                <w:sz w:val="24"/>
+                <w:szCs w:val="24"/>
+                <w:lang w:val="en-US" w:eastAsia="en-US" w:bidi="ar-SA"/>
+              </w:rPr>
+            </w:pPr>
+            <w:r>
+              <w:rPr>
+                <w:rFonts w:eastAsia="Cambria" w:cs=""/>
+                <w:kern w:val="0"/>
+                <w:sz w:val="24"/>
+                <w:szCs w:val="24"/>
+                <w:lang w:val="en-US" w:eastAsia="en-US" w:bidi="ar-SA"/>
+              </w:rPr>
+              <w:t>2324</w:t>
+            </w:r>
+          </w:p>
+        </w:tc>
+        <w:tc>
+          <w:tcPr>
+            <w:tcW w:w="1800" w:type="dxa"/>
+            <w:tcBorders/>
+          </w:tcPr>
+          <w:p>
+            <w:pPr>
+              <w:pStyle w:val="Compact"/>
+              <w:widowControl/>
+              <w:spacing w:before="36" w:after="36"/>
+              <w:jc w:val="left"/>
+              <w:rPr>
+                <w:rFonts w:ascii="Cambria" w:hAnsi="Cambria" w:eastAsia="Cambria" w:cs=""/>
+                <w:kern w:val="0"/>
+                <w:sz w:val="24"/>
+                <w:szCs w:val="24"/>
+                <w:lang w:val="en-US" w:eastAsia="en-US" w:bidi="ar-SA"/>
+              </w:rPr>
+            </w:pPr>
+            <w:r>
+              <w:rPr>
+                <w:rFonts w:eastAsia="Cambria" w:cs=""/>
+                <w:kern w:val="0"/>
+                <w:sz w:val="24"/>
+                <w:szCs w:val="24"/>
+                <w:lang w:val="en-US" w:eastAsia="en-US" w:bidi="ar-SA"/>
+              </w:rPr>
+              <w:t>62.4 %</w:t>
+            </w:r>
+          </w:p>
+        </w:tc>
+        <w:tc>
+          <w:tcPr>
+            <w:tcW w:w="2880" w:type="dxa"/>
+            <w:tcBorders/>
+          </w:tcPr>
+          <w:p>
+            <w:pPr>
+              <w:pStyle w:val="Compact"/>
+              <w:widowControl/>
+              <w:spacing w:before="36" w:after="36"/>
+              <w:jc w:val="left"/>
+              <w:rPr>
+                <w:rFonts w:ascii="Cambria" w:hAnsi="Cambria" w:eastAsia="Cambria" w:cs=""/>
+                <w:kern w:val="0"/>
+                <w:sz w:val="24"/>
+                <w:szCs w:val="24"/>
+                <w:lang w:val="en-US" w:eastAsia="en-US" w:bidi="ar-SA"/>
+              </w:rPr>
+            </w:pPr>
+            <w:r>
+              <w:rPr>
+                <w:rFonts w:eastAsia="Cambria" w:cs=""/>
+                <w:kern w:val="0"/>
+                <w:sz w:val="24"/>
+                <w:szCs w:val="24"/>
+                <w:lang w:val="en-US" w:eastAsia="en-US" w:bidi="ar-SA"/>
+              </w:rPr>
+              <w:t>F-18</w:t>
             </w:r>
           </w:p>
         </w:tc>
@@ -12995,227 +13075,100 @@
         <w:trPr/>
         <w:tc>
           <w:tcPr>
-            <w:tcW w:w="2809" w:type="dxa"/>
-            <w:tcBorders/>
-          </w:tcPr>
-          <w:p>
-            <w:pPr>
-              <w:pStyle w:val="Compact"/>
-              <w:widowControl/>
-              <w:spacing w:before="36" w:after="36"/>
-              <w:jc w:val="left"/>
-              <w:rPr>
-                <w:rFonts w:ascii="Cambria" w:hAnsi="Cambria" w:eastAsia="Cambria" w:cs=""/>
-                <w:kern w:val="0"/>
-                <w:sz w:val="24"/>
-                <w:szCs w:val="24"/>
-                <w:lang w:val="en-US" w:eastAsia="en-US" w:bidi="ar-SA"/>
-              </w:rPr>
-            </w:pPr>
-            <w:r>
-              <w:rPr>
-                <w:rFonts w:eastAsia="Cambria" w:cs=""/>
-                <w:kern w:val="0"/>
-                <w:sz w:val="24"/>
-                <w:szCs w:val="24"/>
-                <w:lang w:val="en-US" w:eastAsia="en-US" w:bidi="ar-SA"/>
-              </w:rPr>
-              <w:t>4057</w:t>
-            </w:r>
-          </w:p>
-        </w:tc>
-        <w:tc>
-          <w:tcPr>
-            <w:tcW w:w="1151" w:type="dxa"/>
-            <w:tcBorders/>
-          </w:tcPr>
-          <w:p>
-            <w:pPr>
-              <w:pStyle w:val="Compact"/>
-              <w:widowControl/>
-              <w:spacing w:before="36" w:after="36"/>
-              <w:jc w:val="left"/>
-              <w:rPr>
-                <w:rFonts w:ascii="Cambria" w:hAnsi="Cambria" w:eastAsia="Cambria" w:cs=""/>
-                <w:kern w:val="0"/>
-                <w:sz w:val="24"/>
-                <w:szCs w:val="24"/>
-                <w:lang w:val="en-US" w:eastAsia="en-US" w:bidi="ar-SA"/>
-              </w:rPr>
-            </w:pPr>
-            <w:r>
-              <w:rPr>
-                <w:rFonts w:eastAsia="Cambria" w:cs=""/>
-                <w:kern w:val="0"/>
-                <w:sz w:val="24"/>
-                <w:szCs w:val="24"/>
-                <w:lang w:val="en-US" w:eastAsia="en-US" w:bidi="ar-SA"/>
-              </w:rPr>
-              <w:t>20</w:t>
-            </w:r>
-          </w:p>
-        </w:tc>
-        <w:tc>
-          <w:tcPr>
-            <w:tcW w:w="1276" w:type="dxa"/>
-            <w:tcBorders/>
-          </w:tcPr>
-          <w:p>
-            <w:pPr>
-              <w:pStyle w:val="Compact"/>
-              <w:widowControl/>
-              <w:spacing w:before="36" w:after="36"/>
-              <w:jc w:val="left"/>
-              <w:rPr>
-                <w:rFonts w:ascii="Cambria" w:hAnsi="Cambria" w:eastAsia="Cambria" w:cs=""/>
-                <w:kern w:val="0"/>
-                <w:sz w:val="24"/>
-                <w:szCs w:val="24"/>
-                <w:lang w:val="en-US" w:eastAsia="en-US" w:bidi="ar-SA"/>
-              </w:rPr>
-            </w:pPr>
-            <w:r>
-              <w:rPr>
-                <w:rFonts w:eastAsia="Cambria" w:cs=""/>
-                <w:kern w:val="0"/>
-                <w:sz w:val="24"/>
-                <w:szCs w:val="24"/>
-                <w:lang w:val="en-US" w:eastAsia="en-US" w:bidi="ar-SA"/>
-              </w:rPr>
-              <w:t>1 %</w:t>
-            </w:r>
-          </w:p>
-        </w:tc>
-        <w:tc>
-          <w:tcPr>
-            <w:tcW w:w="2155" w:type="dxa"/>
-            <w:tcBorders/>
-          </w:tcPr>
-          <w:p>
-            <w:pPr>
-              <w:pStyle w:val="Compact"/>
-              <w:widowControl/>
-              <w:spacing w:before="36" w:after="36"/>
-              <w:jc w:val="left"/>
-              <w:rPr>
-                <w:rFonts w:ascii="Cambria" w:hAnsi="Cambria" w:eastAsia="Cambria" w:cs=""/>
-                <w:kern w:val="0"/>
-                <w:sz w:val="24"/>
-                <w:szCs w:val="24"/>
-                <w:lang w:val="en-US" w:eastAsia="en-US" w:bidi="ar-SA"/>
-              </w:rPr>
-            </w:pPr>
-            <w:r>
-              <w:rPr>
-                <w:rFonts w:eastAsia="Cambria" w:cs=""/>
-                <w:kern w:val="0"/>
-                <w:sz w:val="24"/>
-                <w:szCs w:val="24"/>
-                <w:lang w:val="en-US" w:eastAsia="en-US" w:bidi="ar-SA"/>
-              </w:rPr>
-              <w:t>Ga-68</w:t>
-            </w:r>
-          </w:p>
-        </w:tc>
-      </w:tr>
-      <w:tr>
-        <w:trPr/>
-        <w:tc>
-          <w:tcPr>
-            <w:tcW w:w="2809" w:type="dxa"/>
-            <w:tcBorders/>
-          </w:tcPr>
-          <w:p>
-            <w:pPr>
-              <w:pStyle w:val="Compact"/>
-              <w:widowControl/>
-              <w:spacing w:before="36" w:after="36"/>
-              <w:jc w:val="left"/>
-              <w:rPr>
-                <w:rFonts w:ascii="Cambria" w:hAnsi="Cambria" w:eastAsia="Cambria" w:cs=""/>
-                <w:kern w:val="0"/>
-                <w:sz w:val="24"/>
-                <w:szCs w:val="24"/>
-                <w:lang w:val="en-US" w:eastAsia="en-US" w:bidi="ar-SA"/>
-              </w:rPr>
-            </w:pPr>
-            <w:r>
-              <w:rPr>
-                <w:rFonts w:eastAsia="Cambria" w:cs=""/>
-                <w:kern w:val="0"/>
-                <w:sz w:val="24"/>
-                <w:szCs w:val="24"/>
-                <w:lang w:val="en-US" w:eastAsia="en-US" w:bidi="ar-SA"/>
-              </w:rPr>
-              <w:t>6586</w:t>
-            </w:r>
-          </w:p>
-        </w:tc>
-        <w:tc>
-          <w:tcPr>
-            <w:tcW w:w="1151" w:type="dxa"/>
-            <w:tcBorders/>
-          </w:tcPr>
-          <w:p>
-            <w:pPr>
-              <w:pStyle w:val="Compact"/>
-              <w:widowControl/>
-              <w:spacing w:before="36" w:after="36"/>
-              <w:jc w:val="left"/>
-              <w:rPr>
-                <w:rFonts w:ascii="Cambria" w:hAnsi="Cambria" w:eastAsia="Cambria" w:cs=""/>
-                <w:kern w:val="0"/>
-                <w:sz w:val="24"/>
-                <w:szCs w:val="24"/>
-                <w:lang w:val="en-US" w:eastAsia="en-US" w:bidi="ar-SA"/>
-              </w:rPr>
-            </w:pPr>
-            <w:r>
-              <w:rPr>
-                <w:rFonts w:eastAsia="Cambria" w:cs=""/>
-                <w:kern w:val="0"/>
-                <w:sz w:val="24"/>
-                <w:szCs w:val="24"/>
-                <w:lang w:val="en-US" w:eastAsia="en-US" w:bidi="ar-SA"/>
-              </w:rPr>
-              <w:t>1201</w:t>
-            </w:r>
-          </w:p>
-        </w:tc>
-        <w:tc>
-          <w:tcPr>
-            <w:tcW w:w="1276" w:type="dxa"/>
-            <w:tcBorders/>
-          </w:tcPr>
-          <w:p>
-            <w:pPr>
-              <w:pStyle w:val="Compact"/>
-              <w:widowControl/>
-              <w:spacing w:before="36" w:after="36"/>
-              <w:jc w:val="left"/>
-              <w:rPr>
-                <w:rFonts w:ascii="Cambria" w:hAnsi="Cambria" w:eastAsia="Cambria" w:cs=""/>
-                <w:kern w:val="0"/>
-                <w:sz w:val="24"/>
-                <w:szCs w:val="24"/>
-                <w:lang w:val="en-US" w:eastAsia="en-US" w:bidi="ar-SA"/>
-              </w:rPr>
-            </w:pPr>
-            <w:r>
-              <w:rPr>
-                <w:rFonts w:eastAsia="Cambria" w:cs=""/>
-                <w:kern w:val="0"/>
-                <w:sz w:val="24"/>
-                <w:szCs w:val="24"/>
-                <w:lang w:val="en-US" w:eastAsia="en-US" w:bidi="ar-SA"/>
-              </w:rPr>
-              <w:t>39 %</w:t>
-            </w:r>
-          </w:p>
-        </w:tc>
-        <w:tc>
-          <w:tcPr>
-            <w:tcW w:w="2155" w:type="dxa"/>
+            <w:tcW w:w="2880" w:type="dxa"/>
+            <w:tcBorders/>
+          </w:tcPr>
+          <w:p>
+            <w:pPr>
+              <w:pStyle w:val="Compact"/>
+              <w:widowControl/>
+              <w:spacing w:before="36" w:after="36"/>
+              <w:jc w:val="left"/>
+              <w:rPr>
+                <w:rFonts w:ascii="Cambria" w:hAnsi="Cambria" w:eastAsia="Cambria" w:cs=""/>
+                <w:kern w:val="0"/>
+                <w:sz w:val="24"/>
+                <w:szCs w:val="24"/>
+                <w:lang w:val="en-US" w:eastAsia="en-US" w:bidi="ar-SA"/>
+              </w:rPr>
+            </w:pPr>
+            <w:r>
+              <w:rPr>
+                <w:rFonts w:eastAsia="Cambria" w:cs=""/>
+                <w:kern w:val="0"/>
+                <w:sz w:val="24"/>
+                <w:szCs w:val="24"/>
+                <w:lang w:val="en-US" w:eastAsia="en-US" w:bidi="ar-SA"/>
+              </w:rPr>
+              <w:t>6588</w:t>
+            </w:r>
+          </w:p>
+        </w:tc>
+        <w:tc>
+          <w:tcPr>
+            <w:tcW w:w="1710" w:type="dxa"/>
+            <w:tcBorders/>
+          </w:tcPr>
+          <w:p>
+            <w:pPr>
+              <w:pStyle w:val="Compact"/>
+              <w:widowControl/>
+              <w:spacing w:before="36" w:after="36"/>
+              <w:jc w:val="left"/>
+              <w:rPr>
+                <w:rFonts w:ascii="Cambria" w:hAnsi="Cambria" w:eastAsia="Cambria" w:cs=""/>
+                <w:kern w:val="0"/>
+                <w:sz w:val="24"/>
+                <w:szCs w:val="24"/>
+                <w:lang w:val="en-US" w:eastAsia="en-US" w:bidi="ar-SA"/>
+              </w:rPr>
+            </w:pPr>
+            <w:r>
+              <w:rPr>
+                <w:rFonts w:eastAsia="Cambria" w:cs=""/>
+                <w:kern w:val="0"/>
+                <w:sz w:val="24"/>
+                <w:szCs w:val="24"/>
+                <w:lang w:val="en-US" w:eastAsia="en-US" w:bidi="ar-SA"/>
+              </w:rPr>
+              <w:t>1396</w:t>
+            </w:r>
+          </w:p>
+        </w:tc>
+        <w:tc>
+          <w:tcPr>
+            <w:tcW w:w="1800" w:type="dxa"/>
+            <w:tcBorders/>
+          </w:tcPr>
+          <w:p>
+            <w:pPr>
+              <w:pStyle w:val="Compact"/>
+              <w:widowControl/>
+              <w:spacing w:before="36" w:after="36"/>
+              <w:jc w:val="left"/>
+              <w:rPr>
+                <w:rFonts w:ascii="Cambria" w:hAnsi="Cambria" w:eastAsia="Cambria" w:cs=""/>
+                <w:kern w:val="0"/>
+                <w:sz w:val="24"/>
+                <w:szCs w:val="24"/>
+                <w:lang w:val="en-US" w:eastAsia="en-US" w:bidi="ar-SA"/>
+              </w:rPr>
+            </w:pPr>
+            <w:r>
+              <w:rPr>
+                <w:rFonts w:eastAsia="Cambria" w:cs=""/>
+                <w:kern w:val="0"/>
+                <w:sz w:val="24"/>
+                <w:szCs w:val="24"/>
+                <w:lang w:val="en-US" w:eastAsia="en-US" w:bidi="ar-SA"/>
+              </w:rPr>
+              <w:t>37.5 %</w:t>
+            </w:r>
+          </w:p>
+        </w:tc>
+        <w:tc>
+          <w:tcPr>
+            <w:tcW w:w="2880" w:type="dxa"/>
             <w:tcBorders/>
           </w:tcPr>
           <w:p>
@@ -13242,264 +13195,8 @@
               </w:rPr>
               <w:t>F-18</w:t>
             </w:r>
-          </w:p>
-        </w:tc>
-      </w:tr>
-      <w:tr>
-        <w:trPr/>
-        <w:tc>
-          <w:tcPr>
-            <w:tcW w:w="2809" w:type="dxa"/>
-            <w:tcBorders/>
-          </w:tcPr>
-          <w:p>
-            <w:pPr>
-              <w:pStyle w:val="Compact"/>
-              <w:widowControl/>
-              <w:spacing w:before="36" w:after="36"/>
-              <w:jc w:val="left"/>
-              <w:rPr>
-                <w:rFonts w:ascii="Cambria" w:hAnsi="Cambria" w:eastAsia="Cambria" w:cs=""/>
-                <w:kern w:val="0"/>
-                <w:sz w:val="24"/>
-                <w:szCs w:val="24"/>
-                <w:lang w:val="en-US" w:eastAsia="en-US" w:bidi="ar-SA"/>
-              </w:rPr>
-            </w:pPr>
-            <w:r>
-              <w:rPr>
-                <w:rFonts w:eastAsia="Cambria" w:cs=""/>
-                <w:kern w:val="0"/>
-                <w:sz w:val="24"/>
-                <w:szCs w:val="24"/>
-                <w:lang w:val="en-US" w:eastAsia="en-US" w:bidi="ar-SA"/>
-              </w:rPr>
-              <w:t>6588</w:t>
-            </w:r>
-          </w:p>
-        </w:tc>
-        <w:tc>
-          <w:tcPr>
-            <w:tcW w:w="1151" w:type="dxa"/>
-            <w:tcBorders/>
-          </w:tcPr>
-          <w:p>
-            <w:pPr>
-              <w:pStyle w:val="Compact"/>
-              <w:widowControl/>
-              <w:spacing w:before="36" w:after="36"/>
-              <w:jc w:val="left"/>
-              <w:rPr>
-                <w:rFonts w:ascii="Cambria" w:hAnsi="Cambria" w:eastAsia="Cambria" w:cs=""/>
-                <w:kern w:val="0"/>
-                <w:sz w:val="24"/>
-                <w:szCs w:val="24"/>
-                <w:lang w:val="en-US" w:eastAsia="en-US" w:bidi="ar-SA"/>
-              </w:rPr>
-            </w:pPr>
-            <w:r>
-              <w:rPr>
-                <w:rFonts w:eastAsia="Cambria" w:cs=""/>
-                <w:kern w:val="0"/>
-                <w:sz w:val="24"/>
-                <w:szCs w:val="24"/>
-                <w:lang w:val="en-US" w:eastAsia="en-US" w:bidi="ar-SA"/>
-              </w:rPr>
-              <w:t>1805</w:t>
-            </w:r>
-          </w:p>
-        </w:tc>
-        <w:tc>
-          <w:tcPr>
-            <w:tcW w:w="1276" w:type="dxa"/>
-            <w:tcBorders/>
-          </w:tcPr>
-          <w:p>
-            <w:pPr>
-              <w:pStyle w:val="Compact"/>
-              <w:widowControl/>
-              <w:spacing w:before="36" w:after="36"/>
-              <w:jc w:val="left"/>
-              <w:rPr>
-                <w:rFonts w:ascii="Cambria" w:hAnsi="Cambria" w:eastAsia="Cambria" w:cs=""/>
-                <w:kern w:val="0"/>
-                <w:sz w:val="24"/>
-                <w:szCs w:val="24"/>
-                <w:lang w:val="en-US" w:eastAsia="en-US" w:bidi="ar-SA"/>
-              </w:rPr>
-            </w:pPr>
-            <w:r>
-              <w:rPr>
-                <w:rFonts w:eastAsia="Cambria" w:cs=""/>
-                <w:kern w:val="0"/>
-                <w:sz w:val="24"/>
-                <w:szCs w:val="24"/>
-                <w:lang w:val="en-US" w:eastAsia="en-US" w:bidi="ar-SA"/>
-              </w:rPr>
-              <w:t>58 %</w:t>
-            </w:r>
-          </w:p>
-        </w:tc>
-        <w:tc>
-          <w:tcPr>
-            <w:tcW w:w="2155" w:type="dxa"/>
-            <w:tcBorders/>
-          </w:tcPr>
-          <w:p>
-            <w:pPr>
-              <w:pStyle w:val="Compact"/>
-              <w:widowControl/>
-              <w:spacing w:before="36" w:after="36"/>
-              <w:jc w:val="left"/>
-              <w:rPr>
-                <w:rFonts w:ascii="Cambria" w:hAnsi="Cambria" w:eastAsia="Cambria" w:cs=""/>
-                <w:kern w:val="0"/>
-                <w:sz w:val="24"/>
-                <w:szCs w:val="24"/>
-                <w:lang w:val="en-US" w:eastAsia="en-US" w:bidi="ar-SA"/>
-              </w:rPr>
-            </w:pPr>
-            <w:r>
-              <w:rPr>
-                <w:rFonts w:eastAsia="Cambria" w:cs=""/>
-                <w:kern w:val="0"/>
-                <w:sz w:val="24"/>
-                <w:szCs w:val="24"/>
-                <w:lang w:val="en-US" w:eastAsia="en-US" w:bidi="ar-SA"/>
-              </w:rPr>
-              <w:t>F-18</w:t>
-            </w:r>
-          </w:p>
-        </w:tc>
-      </w:tr>
-      <w:tr>
-        <w:trPr>
-          <w:trHeight w:val="321" w:hRule="atLeast"/>
-        </w:trPr>
-        <w:tc>
-          <w:tcPr>
-            <w:tcW w:w="2809" w:type="dxa"/>
-            <w:tcBorders/>
-          </w:tcPr>
-          <w:p>
-            <w:pPr>
-              <w:pStyle w:val="Compact"/>
-              <w:widowControl/>
-              <w:spacing w:before="36" w:after="36"/>
-              <w:jc w:val="left"/>
-              <w:rPr>
-                <w:rFonts w:ascii="Cambria" w:hAnsi="Cambria" w:eastAsia="Cambria" w:cs=""/>
-                <w:kern w:val="0"/>
-                <w:sz w:val="24"/>
-                <w:szCs w:val="24"/>
-                <w:lang w:val="en-US" w:eastAsia="en-US" w:bidi="ar-SA"/>
-              </w:rPr>
-            </w:pPr>
-            <w:r>
-              <w:rPr>
-                <w:rFonts w:eastAsia="Cambria" w:cs=""/>
-                <w:kern w:val="0"/>
-                <w:sz w:val="24"/>
-                <w:szCs w:val="24"/>
-                <w:lang w:val="en-US" w:eastAsia="en-US" w:bidi="ar-SA"/>
-              </w:rPr>
-              <w:t>23400000</w:t>
-            </w:r>
-          </w:p>
-        </w:tc>
-        <w:tc>
-          <w:tcPr>
-            <w:tcW w:w="1151" w:type="dxa"/>
-            <w:tcBorders/>
-          </w:tcPr>
-          <w:p>
-            <w:pPr>
-              <w:pStyle w:val="Compact"/>
-              <w:widowControl/>
-              <w:spacing w:before="36" w:after="36"/>
-              <w:jc w:val="left"/>
-              <w:rPr>
-                <w:rFonts w:ascii="Cambria" w:hAnsi="Cambria" w:eastAsia="Cambria" w:cs=""/>
-                <w:kern w:val="0"/>
-                <w:sz w:val="24"/>
-                <w:szCs w:val="24"/>
-                <w:lang w:val="en-US" w:eastAsia="en-US" w:bidi="ar-SA"/>
-              </w:rPr>
-            </w:pPr>
-            <w:r>
-              <w:rPr>
-                <w:rFonts w:eastAsia="Cambria" w:cs=""/>
-                <w:kern w:val="0"/>
-                <w:sz w:val="24"/>
-                <w:szCs w:val="24"/>
-                <w:lang w:val="en-US" w:eastAsia="en-US" w:bidi="ar-SA"/>
-              </w:rPr>
-              <w:t>65</w:t>
-            </w:r>
-          </w:p>
-        </w:tc>
-        <w:tc>
-          <w:tcPr>
-            <w:tcW w:w="1276" w:type="dxa"/>
-            <w:tcBorders/>
-          </w:tcPr>
-          <w:p>
-            <w:pPr>
-              <w:pStyle w:val="Compact"/>
-              <w:widowControl/>
-              <w:spacing w:before="36" w:after="36"/>
-              <w:jc w:val="left"/>
-              <w:rPr>
-                <w:rFonts w:ascii="Cambria" w:hAnsi="Cambria" w:eastAsia="Cambria" w:cs=""/>
-                <w:kern w:val="0"/>
-                <w:sz w:val="24"/>
-                <w:szCs w:val="24"/>
-                <w:lang w:val="en-US" w:eastAsia="en-US" w:bidi="ar-SA"/>
-              </w:rPr>
-            </w:pPr>
-            <w:r>
-              <w:rPr>
-                <w:rFonts w:eastAsia="Cambria" w:cs=""/>
-                <w:kern w:val="0"/>
-                <w:sz w:val="24"/>
-                <w:szCs w:val="24"/>
-                <w:lang w:val="en-US" w:eastAsia="en-US" w:bidi="ar-SA"/>
-              </w:rPr>
-              <w:t>2 %</w:t>
-            </w:r>
-          </w:p>
-        </w:tc>
-        <w:tc>
-          <w:tcPr>
-            <w:tcW w:w="2155" w:type="dxa"/>
-            <w:tcBorders/>
-          </w:tcPr>
-          <w:p>
-            <w:pPr>
-              <w:pStyle w:val="Compact"/>
-              <w:widowControl/>
-              <w:spacing w:before="36" w:after="36"/>
-              <w:jc w:val="left"/>
-              <w:rPr>
-                <w:rFonts w:ascii="Cambria" w:hAnsi="Cambria" w:eastAsia="Cambria" w:cs=""/>
-                <w:kern w:val="0"/>
-                <w:sz w:val="24"/>
-                <w:szCs w:val="24"/>
-                <w:lang w:val="en-US" w:eastAsia="en-US" w:bidi="ar-SA"/>
-              </w:rPr>
-            </w:pPr>
-            <w:r>
-              <w:rPr>
-                <w:rFonts w:eastAsia="Cambria" w:cs=""/>
-                <w:kern w:val="0"/>
-                <w:sz w:val="24"/>
-                <w:szCs w:val="24"/>
-                <w:lang w:val="en-US" w:eastAsia="en-US" w:bidi="ar-SA"/>
-              </w:rPr>
-              <w:t>Ge-68</w:t>
-            </w:r>
-            <w:bookmarkStart w:id="92" w:name="metadata-analysis-6"/>
-            <w:bookmarkEnd w:id="92"/>
+            <w:bookmarkStart w:id="93" w:name="metadata-analysis-6"/>
+            <w:bookmarkEnd w:id="93"/>
           </w:p>
         </w:tc>
       </w:tr>
@@ -13623,7 +13320,7 @@
         <w:jc w:val="both"/>
         <w:rPr/>
       </w:pPr>
-      <w:bookmarkStart w:id="93" w:name="recommendations-5"/>
+      <w:bookmarkStart w:id="94" w:name="recommendations-5"/>
       <w:r>
         <w:rPr/>
         <w:t>Recommendations</w:t>
@@ -13683,14 +13380,14 @@
         <w:jc w:val="both"/>
         <w:rPr/>
       </w:pPr>
-      <w:bookmarkStart w:id="94" w:name="radionuclide-half-life"/>
-      <w:bookmarkStart w:id="95" w:name="recommendations-5"/>
+      <w:bookmarkStart w:id="95" w:name="radionuclide-half-life"/>
+      <w:bookmarkStart w:id="96" w:name="recommendations-5"/>
       <w:r>
         <w:rPr/>
         <w:t>Justification: The Radionuclide Half Life is used for dose correction.</w:t>
       </w:r>
-      <w:bookmarkEnd w:id="94"/>
       <w:bookmarkEnd w:id="95"/>
+      <w:bookmarkEnd w:id="96"/>
     </w:p>
     <w:p>
       <w:pPr>
@@ -13698,7 +13395,7 @@
         <w:jc w:val="both"/>
         <w:rPr/>
       </w:pPr>
-      <w:bookmarkStart w:id="96" w:name="computing-suvbw-in-other-sop-classes"/>
+      <w:bookmarkStart w:id="97" w:name="computing-suvbw-in-other-sop-classes"/>
       <w:r>
         <w:rPr/>
         <w:t>Computing SUV</w:t>
@@ -13720,7 +13417,7 @@
         <w:jc w:val="both"/>
         <w:rPr/>
       </w:pPr>
-      <w:bookmarkStart w:id="97" w:name="enhanced-pet-image-storage-sop-class"/>
+      <w:bookmarkStart w:id="98" w:name="enhanced-pet-image-storage-sop-class"/>
       <w:r>
         <w:rPr/>
         <w:t>Enhanced PET Image Storage SOP Class</w:t>
@@ -13732,7 +13429,7 @@
         <w:jc w:val="both"/>
         <w:rPr/>
       </w:pPr>
-      <w:bookmarkStart w:id="98" w:name="background-6"/>
+      <w:bookmarkStart w:id="99" w:name="background-6"/>
       <w:r>
         <w:rPr/>
         <w:t>Background</w:t>
@@ -13854,12 +13551,12 @@
         <w:jc w:val="both"/>
         <w:rPr/>
       </w:pPr>
-      <w:bookmarkStart w:id="99" w:name="background-6"/>
+      <w:bookmarkStart w:id="100" w:name="background-6"/>
       <w:r>
         <w:rPr/>
         <w:t>Administration time: only stored as Radiopharmaceutical Start DateTime (0018,1078).</w:t>
       </w:r>
-      <w:bookmarkEnd w:id="99"/>
+      <w:bookmarkEnd w:id="100"/>
     </w:p>
     <w:p>
       <w:pPr>
@@ -13867,7 +13564,7 @@
         <w:jc w:val="both"/>
         <w:rPr/>
       </w:pPr>
-      <w:bookmarkStart w:id="100" w:name="metadata-analysis-7"/>
+      <w:bookmarkStart w:id="101" w:name="metadata-analysis-7"/>
       <w:r>
         <w:rPr/>
         <w:t>Metadata analysis</w:t>
@@ -13879,12 +13576,12 @@
         <w:jc w:val="both"/>
         <w:rPr/>
       </w:pPr>
-      <w:bookmarkStart w:id="101" w:name="metadata-analysis-7"/>
+      <w:bookmarkStart w:id="102" w:name="metadata-analysis-7"/>
       <w:r>
         <w:rPr/>
         <w:t>There were no series of this SOP class among the analyzed files.</w:t>
       </w:r>
-      <w:bookmarkEnd w:id="101"/>
+      <w:bookmarkEnd w:id="102"/>
     </w:p>
     <w:p>
       <w:pPr>
@@ -13892,7 +13589,7 @@
         <w:jc w:val="both"/>
         <w:rPr/>
       </w:pPr>
-      <w:bookmarkStart w:id="102" w:name="digital-reference-object-6"/>
+      <w:bookmarkStart w:id="103" w:name="digital-reference-object-6"/>
       <w:r>
         <w:rPr/>
         <w:t>Digital reference object</w:t>
@@ -14079,12 +13776,12 @@
         <w:jc w:val="both"/>
         <w:rPr/>
       </w:pPr>
-      <w:bookmarkStart w:id="103" w:name="digital-reference-object-6"/>
+      <w:bookmarkStart w:id="104" w:name="digital-reference-object-6"/>
       <w:r>
         <w:rPr/>
         <w:t>Frame Reference Datetime is not used as the decay-correction reference time (measurement time) for dose correction</w:t>
       </w:r>
-      <w:bookmarkEnd w:id="103"/>
+      <w:bookmarkEnd w:id="104"/>
     </w:p>
     <w:p>
       <w:pPr>
@@ -14092,7 +13789,7 @@
         <w:jc w:val="both"/>
         <w:rPr/>
       </w:pPr>
-      <w:bookmarkStart w:id="104" w:name="recommendations-6"/>
+      <w:bookmarkStart w:id="105" w:name="recommendations-6"/>
       <w:r>
         <w:rPr/>
         <w:t>Recommendations</w:t>
@@ -15006,14 +14703,14 @@
         <w:jc w:val="both"/>
         <w:rPr/>
       </w:pPr>
-      <w:bookmarkStart w:id="105" w:name="enhanced-pet-image-storage-sop-class"/>
-      <w:bookmarkStart w:id="106" w:name="recommendations-6"/>
+      <w:bookmarkStart w:id="106" w:name="enhanced-pet-image-storage-sop-class"/>
+      <w:bookmarkStart w:id="107" w:name="recommendations-6"/>
       <w:r>
         <w:rPr/>
         <w:t>Justification: Analogous to the Positron Emission Tomography SOP Class.</w:t>
       </w:r>
-      <w:bookmarkEnd w:id="105"/>
       <w:bookmarkEnd w:id="106"/>
+      <w:bookmarkEnd w:id="107"/>
     </w:p>
     <w:p>
       <w:pPr>
@@ -15021,7 +14718,7 @@
         <w:jc w:val="both"/>
         <w:rPr/>
       </w:pPr>
-      <w:bookmarkStart w:id="107" w:name="Xcdf09109e1e103ce5edf0c6767683a285b6a76c"/>
+      <w:bookmarkStart w:id="108" w:name="Xcdf09109e1e103ce5edf0c6767683a285b6a76c"/>
       <w:r>
         <w:rPr/>
         <w:t>Legacy Converted Enhanced PET Image Storage</w:t>
@@ -15033,7 +14730,7 @@
         <w:jc w:val="both"/>
         <w:rPr/>
       </w:pPr>
-      <w:bookmarkStart w:id="108" w:name="background-7"/>
+      <w:bookmarkStart w:id="109" w:name="background-7"/>
       <w:r>
         <w:rPr/>
         <w:t>Background</w:t>
@@ -15045,12 +14742,12 @@
         <w:jc w:val="both"/>
         <w:rPr/>
       </w:pPr>
-      <w:bookmarkStart w:id="109" w:name="background-7"/>
+      <w:bookmarkStart w:id="110" w:name="background-7"/>
       <w:r>
         <w:rPr/>
         <w:t>The SOP Class UID (0008,0016) value “1.2.840.10008.5.1.4.1.1.128.1” corresponds to the Legacy Converted Enhanced PET Image Storage. Images of this class are generated from the Positron Emission Tomography SOP Class in order to increase complementarity with the Enhanced PET SOP class and combine the elements of these two classes.</w:t>
       </w:r>
-      <w:bookmarkEnd w:id="109"/>
+      <w:bookmarkEnd w:id="110"/>
     </w:p>
     <w:p>
       <w:pPr>
@@ -15058,7 +14755,7 @@
         <w:jc w:val="both"/>
         <w:rPr/>
       </w:pPr>
-      <w:bookmarkStart w:id="110" w:name="metadata-analysis-8"/>
+      <w:bookmarkStart w:id="111" w:name="metadata-analysis-8"/>
       <w:r>
         <w:rPr/>
         <w:t>Metadata analysis</w:t>
@@ -15070,12 +14767,12 @@
         <w:jc w:val="both"/>
         <w:rPr/>
       </w:pPr>
-      <w:bookmarkStart w:id="111" w:name="metadata-analysis-8"/>
+      <w:bookmarkStart w:id="112" w:name="metadata-analysis-8"/>
       <w:r>
         <w:rPr/>
         <w:t>There were no series of this SOP class among the analyzed files.</w:t>
       </w:r>
-      <w:bookmarkEnd w:id="111"/>
+      <w:bookmarkEnd w:id="112"/>
     </w:p>
     <w:p>
       <w:pPr>
@@ -15083,7 +14780,7 @@
         <w:jc w:val="both"/>
         <w:rPr/>
       </w:pPr>
-      <w:bookmarkStart w:id="112" w:name="digital-reference-object-7"/>
+      <w:bookmarkStart w:id="113" w:name="digital-reference-object-7"/>
       <w:r>
         <w:rPr/>
         <w:t>Digital reference object</w:t>
@@ -15095,12 +14792,12 @@
         <w:jc w:val="both"/>
         <w:rPr/>
       </w:pPr>
-      <w:bookmarkStart w:id="113" w:name="digital-reference-object-7"/>
+      <w:bookmarkStart w:id="114" w:name="digital-reference-object-7"/>
       <w:r>
         <w:rPr/>
         <w:t>There are currently no digital reference objects of this class.</w:t>
       </w:r>
-      <w:bookmarkEnd w:id="113"/>
+      <w:bookmarkEnd w:id="114"/>
     </w:p>
     <w:p>
       <w:pPr>
@@ -15108,7 +14805,7 @@
         <w:jc w:val="both"/>
         <w:rPr/>
       </w:pPr>
-      <w:bookmarkStart w:id="114" w:name="recommendations-7"/>
+      <w:bookmarkStart w:id="115" w:name="recommendations-7"/>
       <w:r>
         <w:rPr/>
         <w:t>Recommendations</w:t>
@@ -15161,9 +14858,9 @@
         </w:rPr>
         <w:t xml:space="preserve"> computation is missing, attributes from the Positron Emission Tomography SOP Class should be used.</w:t>
       </w:r>
-      <w:bookmarkEnd w:id="96"/>
-      <w:bookmarkEnd w:id="107"/>
-      <w:bookmarkEnd w:id="114"/>
+      <w:bookmarkEnd w:id="97"/>
+      <w:bookmarkEnd w:id="108"/>
+      <w:bookmarkEnd w:id="115"/>
     </w:p>
     <w:p>
       <w:pPr>
@@ -15171,7 +14868,7 @@
         <w:jc w:val="both"/>
         <w:rPr/>
       </w:pPr>
-      <w:bookmarkStart w:id="115" w:name="computing-other-suv-types"/>
+      <w:bookmarkStart w:id="116" w:name="computing-other-suv-types"/>
       <w:r>
         <w:rPr/>
         <w:t>Computing other SUV types</w:t>
@@ -15937,25 +15634,23 @@
     <w:p>
       <w:pPr>
         <w:pStyle w:val="BodyText"/>
-        <w:jc w:val="both"/>
-        <w:rPr/>
-      </w:pPr>
-      <w:bookmarkStart w:id="116" w:name="results"/>
-      <w:bookmarkStart w:id="117" w:name="computing-other-suv-types"/>
+        <w:rPr/>
+      </w:pPr>
+      <w:bookmarkStart w:id="117" w:name="results"/>
+      <w:bookmarkStart w:id="118" w:name="computing-other-suv-types"/>
       <w:r>
         <w:rPr/>
         <w:t xml:space="preserve"> </w:t>
       </w:r>
-      <w:bookmarkEnd w:id="116"/>
       <w:bookmarkEnd w:id="117"/>
+      <w:bookmarkEnd w:id="118"/>
     </w:p>
     <w:p>
       <w:pPr>
         <w:pStyle w:val="Heading1"/>
-        <w:jc w:val="both"/>
-        <w:rPr/>
-      </w:pPr>
-      <w:bookmarkStart w:id="118" w:name="discussion-tbd"/>
+        <w:rPr/>
+      </w:pPr>
+      <w:bookmarkStart w:id="119" w:name="discussion-tbd"/>
       <w:r>
         <w:rPr/>
         <w:t>Discussion (tbd)</w:t>
@@ -15971,7 +15666,7 @@
         <w:rPr/>
         <w:t xml:space="preserve">In the past, efforts have been made to standardize SUV computation, most notably by the </w:t>
       </w:r>
-      <w:hyperlink r:id="rId63">
+      <w:hyperlink r:id="rId66">
         <w:r>
           <w:rPr>
             <w:rStyle w:val="Hyperlink"/>
@@ -15983,7 +15678,7 @@
         <w:rPr/>
         <w:t xml:space="preserve">. Furthermore, </w:t>
       </w:r>
-      <w:hyperlink r:id="rId64">
+      <w:hyperlink r:id="rId67">
         <w:r>
           <w:rPr>
             <w:rStyle w:val="Hyperlink"/>
@@ -15993,7 +15688,7 @@
       </w:hyperlink>
       <w:r>
         <w:rPr/>
-        <w:t xml:space="preserve"> have been developed; however, these only evaluate the most common scenario with Units = BQML and Decay Correction = START.</w:t>
+        <w:t xml:space="preserve"> have been developed; however, these only evaluate the most common scenario with Units = “BQML” and Decay Correction = “START”.</w:t>
       </w:r>
     </w:p>
     <w:p>
@@ -16004,7 +15699,7 @@
       </w:pPr>
       <w:r>
         <w:rPr/>
-        <w:t>The present manual, together with the extended set of DROs, broadens the scope to cover multiple acquisition and metadata scenarios and can therefore support consistent and reproducible implementation of SUV computation across software platforms and institutions – an aspect that is particularly critical in multi-center studies. Additionaly, a precise specification of the conditions and methodology for SUV computation will facilitate fully automated research and clinical pipelines.</w:t>
+        <w:t>The present manual, together with the extended set of DROs, broadens the scope to cover multiple acquisition and metadata scenarios and can therefore support consistent and reproducible implementation of SUV computation across software platforms and institutions – an aspect that is particularly critical in multi-center studies. Additionally, a precise specification of the conditions and methodology for SUV computation will enable fully automated pipelines for both research and clinical purposes.</w:t>
       </w:r>
     </w:p>
     <w:p>
@@ -16015,7 +15710,7 @@
       </w:pPr>
       <w:r>
         <w:rPr/>
-        <w:t>As a limitation, the analysis and resulting recommendations are partially restricted to three vendors, as data from other vendors were sparse or unavailable both in the metadata analysis and in the literature. We contacted these vendors; however, no response has been received to date.</w:t>
+        <w:t>As a limitation, the results may be biased by the data that we had at hand. Furthermore, the analysis and resulting recommendations are partially restricted to three vendors, as data from other vendors were sparse or unavailable both in the metadata analysis and in the literature. We contacted these vendors; however, no response has been received to date.</w:t>
       </w:r>
     </w:p>
     <w:p>
@@ -16033,21 +15728,12 @@
         <w:pStyle w:val="BodyText"/>
         <w:rPr/>
       </w:pPr>
-      <w:bookmarkStart w:id="119" w:name="discussion-tbd"/>
+      <w:bookmarkStart w:id="120" w:name="discussion-tbd"/>
       <w:r>
         <w:rPr/>
         <w:t xml:space="preserve"> </w:t>
       </w:r>
-      <w:bookmarkEnd w:id="119"/>
-    </w:p>
-    <w:p>
-      <w:pPr>
-        <w:pStyle w:val="Heading1"/>
-        <w:rPr/>
-      </w:pPr>
-      <w:r>
-        <w:rPr/>
-      </w:r>
+      <w:bookmarkEnd w:id="120"/>
     </w:p>
     <w:p>
       <w:pPr>
@@ -16081,7 +15767,7 @@
     <w:tbl>
       <w:tblPr>
         <w:tblStyle w:val="Table"/>
-        <w:tblW w:w="7920" w:type="dxa"/>
+        <w:tblW w:w="5000" w:type="pct"/>
         <w:jc w:val="left"/>
         <w:tblInd w:w="108" w:type="dxa"/>
         <w:tblLayout w:type="fixed"/>
@@ -16094,9 +15780,9 @@
         <w:tblLook w:val="0020" w:noHBand="0" w:noVBand="0" w:firstColumn="0" w:lastRow="0" w:lastColumn="0" w:firstRow="1"/>
       </w:tblPr>
       <w:tblGrid>
-        <w:gridCol w:w="1609"/>
-        <w:gridCol w:w="4227"/>
-        <w:gridCol w:w="2084"/>
+        <w:gridCol w:w="1950"/>
+        <w:gridCol w:w="4800"/>
+        <w:gridCol w:w="2610"/>
       </w:tblGrid>
       <w:tr>
         <w:trPr>
@@ -16104,7 +15790,7 @@
         </w:trPr>
         <w:tc>
           <w:tcPr>
-            <w:tcW w:w="1609" w:type="dxa"/>
+            <w:tcW w:w="1950" w:type="dxa"/>
             <w:tcBorders>
               <w:bottom w:val="single" w:sz="6" w:space="0" w:color="000000"/>
             </w:tcBorders>
@@ -16138,7 +15824,7 @@
         </w:tc>
         <w:tc>
           <w:tcPr>
-            <w:tcW w:w="4227" w:type="dxa"/>
+            <w:tcW w:w="4800" w:type="dxa"/>
             <w:tcBorders>
               <w:bottom w:val="single" w:sz="6" w:space="0" w:color="000000"/>
             </w:tcBorders>
@@ -16172,7 +15858,7 @@
         </w:tc>
         <w:tc>
           <w:tcPr>
-            <w:tcW w:w="2084" w:type="dxa"/>
+            <w:tcW w:w="2610" w:type="dxa"/>
             <w:tcBorders>
               <w:bottom w:val="single" w:sz="6" w:space="0" w:color="000000"/>
             </w:tcBorders>
@@ -16209,7 +15895,7 @@
         <w:trPr/>
         <w:tc>
           <w:tcPr>
-            <w:tcW w:w="1609" w:type="dxa"/>
+            <w:tcW w:w="1950" w:type="dxa"/>
             <w:tcBorders/>
           </w:tcPr>
           <w:p>
@@ -16240,7 +15926,7 @@
         </w:tc>
         <w:tc>
           <w:tcPr>
-            <w:tcW w:w="4227" w:type="dxa"/>
+            <w:tcW w:w="4800" w:type="dxa"/>
             <w:tcBorders/>
           </w:tcPr>
           <w:p>
@@ -16271,7 +15957,7 @@
         </w:tc>
         <w:tc>
           <w:tcPr>
-            <w:tcW w:w="2084" w:type="dxa"/>
+            <w:tcW w:w="2610" w:type="dxa"/>
             <w:tcBorders/>
           </w:tcPr>
           <w:p>
@@ -16305,7 +15991,7 @@
         <w:trPr/>
         <w:tc>
           <w:tcPr>
-            <w:tcW w:w="1609" w:type="dxa"/>
+            <w:tcW w:w="1950" w:type="dxa"/>
             <w:tcBorders/>
           </w:tcPr>
           <w:p>
@@ -16336,7 +16022,7 @@
         </w:tc>
         <w:tc>
           <w:tcPr>
-            <w:tcW w:w="4227" w:type="dxa"/>
+            <w:tcW w:w="4800" w:type="dxa"/>
             <w:tcBorders/>
           </w:tcPr>
           <w:p>
@@ -16367,7 +16053,7 @@
         </w:tc>
         <w:tc>
           <w:tcPr>
-            <w:tcW w:w="2084" w:type="dxa"/>
+            <w:tcW w:w="2610" w:type="dxa"/>
             <w:tcBorders/>
           </w:tcPr>
           <w:p>
@@ -16401,7 +16087,7 @@
         <w:trPr/>
         <w:tc>
           <w:tcPr>
-            <w:tcW w:w="1609" w:type="dxa"/>
+            <w:tcW w:w="1950" w:type="dxa"/>
             <w:tcBorders/>
           </w:tcPr>
           <w:p>
@@ -16432,7 +16118,7 @@
         </w:tc>
         <w:tc>
           <w:tcPr>
-            <w:tcW w:w="4227" w:type="dxa"/>
+            <w:tcW w:w="4800" w:type="dxa"/>
             <w:tcBorders/>
           </w:tcPr>
           <w:p>
@@ -16463,7 +16149,7 @@
         </w:tc>
         <w:tc>
           <w:tcPr>
-            <w:tcW w:w="2084" w:type="dxa"/>
+            <w:tcW w:w="2610" w:type="dxa"/>
             <w:tcBorders/>
           </w:tcPr>
           <w:p>
@@ -16497,7 +16183,7 @@
         <w:trPr/>
         <w:tc>
           <w:tcPr>
-            <w:tcW w:w="1609" w:type="dxa"/>
+            <w:tcW w:w="1950" w:type="dxa"/>
             <w:tcBorders/>
           </w:tcPr>
           <w:p>
@@ -16528,7 +16214,7 @@
         </w:tc>
         <w:tc>
           <w:tcPr>
-            <w:tcW w:w="4227" w:type="dxa"/>
+            <w:tcW w:w="4800" w:type="dxa"/>
             <w:tcBorders/>
           </w:tcPr>
           <w:p>
@@ -16559,7 +16245,7 @@
         </w:tc>
         <w:tc>
           <w:tcPr>
-            <w:tcW w:w="2084" w:type="dxa"/>
+            <w:tcW w:w="2610" w:type="dxa"/>
             <w:tcBorders/>
           </w:tcPr>
           <w:p>
@@ -16593,7 +16279,7 @@
         <w:trPr/>
         <w:tc>
           <w:tcPr>
-            <w:tcW w:w="1609" w:type="dxa"/>
+            <w:tcW w:w="1950" w:type="dxa"/>
             <w:tcBorders/>
           </w:tcPr>
           <w:p>
@@ -16624,7 +16310,7 @@
         </w:tc>
         <w:tc>
           <w:tcPr>
-            <w:tcW w:w="4227" w:type="dxa"/>
+            <w:tcW w:w="4800" w:type="dxa"/>
             <w:tcBorders/>
           </w:tcPr>
           <w:p>
@@ -16655,7 +16341,7 @@
         </w:tc>
         <w:tc>
           <w:tcPr>
-            <w:tcW w:w="2084" w:type="dxa"/>
+            <w:tcW w:w="2610" w:type="dxa"/>
             <w:tcBorders/>
           </w:tcPr>
           <w:p>
@@ -16689,7 +16375,7 @@
         <w:trPr/>
         <w:tc>
           <w:tcPr>
-            <w:tcW w:w="1609" w:type="dxa"/>
+            <w:tcW w:w="1950" w:type="dxa"/>
             <w:tcBorders/>
           </w:tcPr>
           <w:p>
@@ -16720,7 +16406,7 @@
         </w:tc>
         <w:tc>
           <w:tcPr>
-            <w:tcW w:w="4227" w:type="dxa"/>
+            <w:tcW w:w="4800" w:type="dxa"/>
             <w:tcBorders/>
           </w:tcPr>
           <w:p>
@@ -16751,7 +16437,7 @@
         </w:tc>
         <w:tc>
           <w:tcPr>
-            <w:tcW w:w="2084" w:type="dxa"/>
+            <w:tcW w:w="2610" w:type="dxa"/>
             <w:tcBorders/>
           </w:tcPr>
           <w:p>
@@ -16785,7 +16471,7 @@
         <w:trPr/>
         <w:tc>
           <w:tcPr>
-            <w:tcW w:w="1609" w:type="dxa"/>
+            <w:tcW w:w="1950" w:type="dxa"/>
             <w:tcBorders/>
           </w:tcPr>
           <w:p>
@@ -16816,7 +16502,7 @@
         </w:tc>
         <w:tc>
           <w:tcPr>
-            <w:tcW w:w="4227" w:type="dxa"/>
+            <w:tcW w:w="4800" w:type="dxa"/>
             <w:tcBorders/>
           </w:tcPr>
           <w:p>
@@ -16847,7 +16533,7 @@
         </w:tc>
         <w:tc>
           <w:tcPr>
-            <w:tcW w:w="2084" w:type="dxa"/>
+            <w:tcW w:w="2610" w:type="dxa"/>
             <w:tcBorders/>
           </w:tcPr>
           <w:p>
@@ -16881,7 +16567,7 @@
         <w:trPr/>
         <w:tc>
           <w:tcPr>
-            <w:tcW w:w="1609" w:type="dxa"/>
+            <w:tcW w:w="1950" w:type="dxa"/>
             <w:tcBorders/>
           </w:tcPr>
           <w:p>
@@ -16912,7 +16598,7 @@
         </w:tc>
         <w:tc>
           <w:tcPr>
-            <w:tcW w:w="4227" w:type="dxa"/>
+            <w:tcW w:w="4800" w:type="dxa"/>
             <w:tcBorders/>
           </w:tcPr>
           <w:p>
@@ -16943,7 +16629,7 @@
         </w:tc>
         <w:tc>
           <w:tcPr>
-            <w:tcW w:w="2084" w:type="dxa"/>
+            <w:tcW w:w="2610" w:type="dxa"/>
             <w:tcBorders/>
           </w:tcPr>
           <w:p>
@@ -16977,7 +16663,7 @@
         <w:trPr/>
         <w:tc>
           <w:tcPr>
-            <w:tcW w:w="1609" w:type="dxa"/>
+            <w:tcW w:w="1950" w:type="dxa"/>
             <w:tcBorders/>
           </w:tcPr>
           <w:p>
@@ -17008,7 +16694,7 @@
         </w:tc>
         <w:tc>
           <w:tcPr>
-            <w:tcW w:w="4227" w:type="dxa"/>
+            <w:tcW w:w="4800" w:type="dxa"/>
             <w:tcBorders/>
           </w:tcPr>
           <w:p>
@@ -17039,7 +16725,7 @@
         </w:tc>
         <w:tc>
           <w:tcPr>
-            <w:tcW w:w="2084" w:type="dxa"/>
+            <w:tcW w:w="2610" w:type="dxa"/>
             <w:tcBorders/>
           </w:tcPr>
           <w:p>
@@ -17073,7 +16759,7 @@
         <w:trPr/>
         <w:tc>
           <w:tcPr>
-            <w:tcW w:w="1609" w:type="dxa"/>
+            <w:tcW w:w="1950" w:type="dxa"/>
             <w:tcBorders/>
           </w:tcPr>
           <w:p>
@@ -17104,7 +16790,7 @@
         </w:tc>
         <w:tc>
           <w:tcPr>
-            <w:tcW w:w="4227" w:type="dxa"/>
+            <w:tcW w:w="4800" w:type="dxa"/>
             <w:tcBorders/>
           </w:tcPr>
           <w:p>
@@ -17135,7 +16821,7 @@
         </w:tc>
         <w:tc>
           <w:tcPr>
-            <w:tcW w:w="2084" w:type="dxa"/>
+            <w:tcW w:w="2610" w:type="dxa"/>
             <w:tcBorders/>
           </w:tcPr>
           <w:p>
@@ -17169,7 +16855,7 @@
         <w:trPr/>
         <w:tc>
           <w:tcPr>
-            <w:tcW w:w="1609" w:type="dxa"/>
+            <w:tcW w:w="1950" w:type="dxa"/>
             <w:tcBorders/>
           </w:tcPr>
           <w:p>
@@ -17200,7 +16886,7 @@
         </w:tc>
         <w:tc>
           <w:tcPr>
-            <w:tcW w:w="4227" w:type="dxa"/>
+            <w:tcW w:w="4800" w:type="dxa"/>
             <w:tcBorders/>
           </w:tcPr>
           <w:p>
@@ -17231,7 +16917,7 @@
         </w:tc>
         <w:tc>
           <w:tcPr>
-            <w:tcW w:w="2084" w:type="dxa"/>
+            <w:tcW w:w="2610" w:type="dxa"/>
             <w:tcBorders/>
           </w:tcPr>
           <w:p>
@@ -17265,7 +16951,7 @@
         <w:trPr/>
         <w:tc>
           <w:tcPr>
-            <w:tcW w:w="1609" w:type="dxa"/>
+            <w:tcW w:w="1950" w:type="dxa"/>
             <w:tcBorders/>
           </w:tcPr>
           <w:p>
@@ -17296,7 +16982,7 @@
         </w:tc>
         <w:tc>
           <w:tcPr>
-            <w:tcW w:w="4227" w:type="dxa"/>
+            <w:tcW w:w="4800" w:type="dxa"/>
             <w:tcBorders/>
           </w:tcPr>
           <w:p>
@@ -17327,7 +17013,7 @@
         </w:tc>
         <w:tc>
           <w:tcPr>
-            <w:tcW w:w="2084" w:type="dxa"/>
+            <w:tcW w:w="2610" w:type="dxa"/>
             <w:tcBorders/>
           </w:tcPr>
           <w:p>
@@ -17361,7 +17047,7 @@
         <w:trPr/>
         <w:tc>
           <w:tcPr>
-            <w:tcW w:w="1609" w:type="dxa"/>
+            <w:tcW w:w="1950" w:type="dxa"/>
             <w:tcBorders/>
           </w:tcPr>
           <w:p>
@@ -17392,7 +17078,7 @@
         </w:tc>
         <w:tc>
           <w:tcPr>
-            <w:tcW w:w="4227" w:type="dxa"/>
+            <w:tcW w:w="4800" w:type="dxa"/>
             <w:tcBorders/>
           </w:tcPr>
           <w:p>
@@ -17423,7 +17109,7 @@
         </w:tc>
         <w:tc>
           <w:tcPr>
-            <w:tcW w:w="2084" w:type="dxa"/>
+            <w:tcW w:w="2610" w:type="dxa"/>
             <w:tcBorders/>
           </w:tcPr>
           <w:p>
@@ -17457,7 +17143,7 @@
         <w:trPr/>
         <w:tc>
           <w:tcPr>
-            <w:tcW w:w="1609" w:type="dxa"/>
+            <w:tcW w:w="1950" w:type="dxa"/>
             <w:tcBorders/>
           </w:tcPr>
           <w:p>
@@ -17488,7 +17174,7 @@
         </w:tc>
         <w:tc>
           <w:tcPr>
-            <w:tcW w:w="4227" w:type="dxa"/>
+            <w:tcW w:w="4800" w:type="dxa"/>
             <w:tcBorders/>
           </w:tcPr>
           <w:p>
@@ -17519,7 +17205,7 @@
         </w:tc>
         <w:tc>
           <w:tcPr>
-            <w:tcW w:w="2084" w:type="dxa"/>
+            <w:tcW w:w="2610" w:type="dxa"/>
             <w:tcBorders/>
           </w:tcPr>
           <w:p>
@@ -17553,7 +17239,7 @@
         <w:trPr/>
         <w:tc>
           <w:tcPr>
-            <w:tcW w:w="1609" w:type="dxa"/>
+            <w:tcW w:w="1950" w:type="dxa"/>
             <w:tcBorders/>
           </w:tcPr>
           <w:p>
@@ -17584,7 +17270,7 @@
         </w:tc>
         <w:tc>
           <w:tcPr>
-            <w:tcW w:w="4227" w:type="dxa"/>
+            <w:tcW w:w="4800" w:type="dxa"/>
             <w:tcBorders/>
           </w:tcPr>
           <w:p>
@@ -17615,7 +17301,7 @@
         </w:tc>
         <w:tc>
           <w:tcPr>
-            <w:tcW w:w="2084" w:type="dxa"/>
+            <w:tcW w:w="2610" w:type="dxa"/>
             <w:tcBorders/>
           </w:tcPr>
           <w:p>
@@ -17649,7 +17335,7 @@
         <w:trPr/>
         <w:tc>
           <w:tcPr>
-            <w:tcW w:w="1609" w:type="dxa"/>
+            <w:tcW w:w="1950" w:type="dxa"/>
             <w:tcBorders/>
           </w:tcPr>
           <w:p>
@@ -17680,7 +17366,7 @@
         </w:tc>
         <w:tc>
           <w:tcPr>
-            <w:tcW w:w="4227" w:type="dxa"/>
+            <w:tcW w:w="4800" w:type="dxa"/>
             <w:tcBorders/>
           </w:tcPr>
           <w:p>
@@ -17711,7 +17397,7 @@
         </w:tc>
         <w:tc>
           <w:tcPr>
-            <w:tcW w:w="2084" w:type="dxa"/>
+            <w:tcW w:w="2610" w:type="dxa"/>
             <w:tcBorders/>
           </w:tcPr>
           <w:p>
@@ -17745,7 +17431,7 @@
         <w:trPr/>
         <w:tc>
           <w:tcPr>
-            <w:tcW w:w="1609" w:type="dxa"/>
+            <w:tcW w:w="1950" w:type="dxa"/>
             <w:tcBorders/>
           </w:tcPr>
           <w:p>
@@ -17776,7 +17462,7 @@
         </w:tc>
         <w:tc>
           <w:tcPr>
-            <w:tcW w:w="4227" w:type="dxa"/>
+            <w:tcW w:w="4800" w:type="dxa"/>
             <w:tcBorders/>
           </w:tcPr>
           <w:p>
@@ -17807,7 +17493,7 @@
         </w:tc>
         <w:tc>
           <w:tcPr>
-            <w:tcW w:w="2084" w:type="dxa"/>
+            <w:tcW w:w="2610" w:type="dxa"/>
             <w:tcBorders/>
           </w:tcPr>
           <w:p>
@@ -17841,7 +17527,7 @@
         <w:trPr/>
         <w:tc>
           <w:tcPr>
-            <w:tcW w:w="1609" w:type="dxa"/>
+            <w:tcW w:w="1950" w:type="dxa"/>
             <w:tcBorders/>
           </w:tcPr>
           <w:p>
@@ -17872,7 +17558,7 @@
         </w:tc>
         <w:tc>
           <w:tcPr>
-            <w:tcW w:w="4227" w:type="dxa"/>
+            <w:tcW w:w="4800" w:type="dxa"/>
             <w:tcBorders/>
           </w:tcPr>
           <w:p>
@@ -17903,7 +17589,7 @@
         </w:tc>
         <w:tc>
           <w:tcPr>
-            <w:tcW w:w="2084" w:type="dxa"/>
+            <w:tcW w:w="2610" w:type="dxa"/>
             <w:tcBorders/>
           </w:tcPr>
           <w:p>
@@ -17937,7 +17623,7 @@
         <w:trPr/>
         <w:tc>
           <w:tcPr>
-            <w:tcW w:w="1609" w:type="dxa"/>
+            <w:tcW w:w="1950" w:type="dxa"/>
             <w:tcBorders/>
           </w:tcPr>
           <w:p>
@@ -17968,7 +17654,7 @@
         </w:tc>
         <w:tc>
           <w:tcPr>
-            <w:tcW w:w="4227" w:type="dxa"/>
+            <w:tcW w:w="4800" w:type="dxa"/>
             <w:tcBorders/>
           </w:tcPr>
           <w:p>
@@ -17999,7 +17685,7 @@
         </w:tc>
         <w:tc>
           <w:tcPr>
-            <w:tcW w:w="2084" w:type="dxa"/>
+            <w:tcW w:w="2610" w:type="dxa"/>
             <w:tcBorders/>
           </w:tcPr>
           <w:p>
@@ -18033,7 +17719,7 @@
         <w:trPr/>
         <w:tc>
           <w:tcPr>
-            <w:tcW w:w="1609" w:type="dxa"/>
+            <w:tcW w:w="1950" w:type="dxa"/>
             <w:tcBorders/>
           </w:tcPr>
           <w:p>
@@ -18064,7 +17750,7 @@
         </w:tc>
         <w:tc>
           <w:tcPr>
-            <w:tcW w:w="4227" w:type="dxa"/>
+            <w:tcW w:w="4800" w:type="dxa"/>
             <w:tcBorders/>
           </w:tcPr>
           <w:p>
@@ -18095,7 +17781,7 @@
         </w:tc>
         <w:tc>
           <w:tcPr>
-            <w:tcW w:w="2084" w:type="dxa"/>
+            <w:tcW w:w="2610" w:type="dxa"/>
             <w:tcBorders/>
           </w:tcPr>
           <w:p>
@@ -18129,7 +17815,7 @@
         <w:trPr/>
         <w:tc>
           <w:tcPr>
-            <w:tcW w:w="1609" w:type="dxa"/>
+            <w:tcW w:w="1950" w:type="dxa"/>
             <w:tcBorders/>
           </w:tcPr>
           <w:p>
@@ -18160,7 +17846,7 @@
         </w:tc>
         <w:tc>
           <w:tcPr>
-            <w:tcW w:w="4227" w:type="dxa"/>
+            <w:tcW w:w="4800" w:type="dxa"/>
             <w:tcBorders/>
           </w:tcPr>
           <w:p>
@@ -18191,7 +17877,7 @@
         </w:tc>
         <w:tc>
           <w:tcPr>
-            <w:tcW w:w="2084" w:type="dxa"/>
+            <w:tcW w:w="2610" w:type="dxa"/>
             <w:tcBorders/>
           </w:tcPr>
           <w:p>
@@ -18225,7 +17911,7 @@
         <w:trPr/>
         <w:tc>
           <w:tcPr>
-            <w:tcW w:w="1609" w:type="dxa"/>
+            <w:tcW w:w="1950" w:type="dxa"/>
             <w:tcBorders/>
           </w:tcPr>
           <w:p>
@@ -18256,7 +17942,7 @@
         </w:tc>
         <w:tc>
           <w:tcPr>
-            <w:tcW w:w="4227" w:type="dxa"/>
+            <w:tcW w:w="4800" w:type="dxa"/>
             <w:tcBorders/>
           </w:tcPr>
           <w:p>
@@ -18287,7 +17973,7 @@
         </w:tc>
         <w:tc>
           <w:tcPr>
-            <w:tcW w:w="2084" w:type="dxa"/>
+            <w:tcW w:w="2610" w:type="dxa"/>
             <w:tcBorders/>
           </w:tcPr>
           <w:p>
@@ -18321,7 +18007,7 @@
         <w:trPr/>
         <w:tc>
           <w:tcPr>
-            <w:tcW w:w="1609" w:type="dxa"/>
+            <w:tcW w:w="1950" w:type="dxa"/>
             <w:tcBorders/>
           </w:tcPr>
           <w:p>
@@ -18352,7 +18038,7 @@
         </w:tc>
         <w:tc>
           <w:tcPr>
-            <w:tcW w:w="4227" w:type="dxa"/>
+            <w:tcW w:w="4800" w:type="dxa"/>
             <w:tcBorders/>
           </w:tcPr>
           <w:p>
@@ -18383,7 +18069,7 @@
         </w:tc>
         <w:tc>
           <w:tcPr>
-            <w:tcW w:w="2084" w:type="dxa"/>
+            <w:tcW w:w="2610" w:type="dxa"/>
             <w:tcBorders/>
           </w:tcPr>
           <w:p>
@@ -18417,7 +18103,7 @@
         <w:trPr/>
         <w:tc>
           <w:tcPr>
-            <w:tcW w:w="1609" w:type="dxa"/>
+            <w:tcW w:w="1950" w:type="dxa"/>
             <w:tcBorders/>
           </w:tcPr>
           <w:p>
@@ -18448,7 +18134,7 @@
         </w:tc>
         <w:tc>
           <w:tcPr>
-            <w:tcW w:w="4227" w:type="dxa"/>
+            <w:tcW w:w="4800" w:type="dxa"/>
             <w:tcBorders/>
           </w:tcPr>
           <w:p>
@@ -18479,7 +18165,7 @@
         </w:tc>
         <w:tc>
           <w:tcPr>
-            <w:tcW w:w="2084" w:type="dxa"/>
+            <w:tcW w:w="2610" w:type="dxa"/>
             <w:tcBorders/>
           </w:tcPr>
           <w:p>
@@ -18513,7 +18199,7 @@
         <w:trPr/>
         <w:tc>
           <w:tcPr>
-            <w:tcW w:w="1609" w:type="dxa"/>
+            <w:tcW w:w="1950" w:type="dxa"/>
             <w:tcBorders/>
           </w:tcPr>
           <w:p>
@@ -18544,7 +18230,7 @@
         </w:tc>
         <w:tc>
           <w:tcPr>
-            <w:tcW w:w="4227" w:type="dxa"/>
+            <w:tcW w:w="4800" w:type="dxa"/>
             <w:tcBorders/>
           </w:tcPr>
           <w:p>
@@ -18575,7 +18261,7 @@
         </w:tc>
         <w:tc>
           <w:tcPr>
-            <w:tcW w:w="2084" w:type="dxa"/>
+            <w:tcW w:w="2610" w:type="dxa"/>
             <w:tcBorders/>
           </w:tcPr>
           <w:p>
@@ -18609,7 +18295,7 @@
         <w:trPr/>
         <w:tc>
           <w:tcPr>
-            <w:tcW w:w="1609" w:type="dxa"/>
+            <w:tcW w:w="1950" w:type="dxa"/>
             <w:tcBorders/>
           </w:tcPr>
           <w:p>
@@ -18640,7 +18326,7 @@
         </w:tc>
         <w:tc>
           <w:tcPr>
-            <w:tcW w:w="4227" w:type="dxa"/>
+            <w:tcW w:w="4800" w:type="dxa"/>
             <w:tcBorders/>
           </w:tcPr>
           <w:p>
@@ -18671,7 +18357,7 @@
         </w:tc>
         <w:tc>
           <w:tcPr>
-            <w:tcW w:w="2084" w:type="dxa"/>
+            <w:tcW w:w="2610" w:type="dxa"/>
             <w:tcBorders/>
           </w:tcPr>
           <w:p>
@@ -18705,7 +18391,7 @@
         <w:trPr/>
         <w:tc>
           <w:tcPr>
-            <w:tcW w:w="1609" w:type="dxa"/>
+            <w:tcW w:w="1950" w:type="dxa"/>
             <w:tcBorders/>
           </w:tcPr>
           <w:p>
@@ -18736,7 +18422,7 @@
         </w:tc>
         <w:tc>
           <w:tcPr>
-            <w:tcW w:w="4227" w:type="dxa"/>
+            <w:tcW w:w="4800" w:type="dxa"/>
             <w:tcBorders/>
           </w:tcPr>
           <w:p>
@@ -18767,7 +18453,7 @@
         </w:tc>
         <w:tc>
           <w:tcPr>
-            <w:tcW w:w="2084" w:type="dxa"/>
+            <w:tcW w:w="2610" w:type="dxa"/>
             <w:tcBorders/>
           </w:tcPr>
           <w:p>
@@ -18801,7 +18487,7 @@
         <w:trPr/>
         <w:tc>
           <w:tcPr>
-            <w:tcW w:w="1609" w:type="dxa"/>
+            <w:tcW w:w="1950" w:type="dxa"/>
             <w:tcBorders/>
           </w:tcPr>
           <w:p>
@@ -18832,7 +18518,7 @@
         </w:tc>
         <w:tc>
           <w:tcPr>
-            <w:tcW w:w="4227" w:type="dxa"/>
+            <w:tcW w:w="4800" w:type="dxa"/>
             <w:tcBorders/>
           </w:tcPr>
           <w:p>
@@ -18863,7 +18549,7 @@
         </w:tc>
         <w:tc>
           <w:tcPr>
-            <w:tcW w:w="2084" w:type="dxa"/>
+            <w:tcW w:w="2610" w:type="dxa"/>
             <w:tcBorders/>
           </w:tcPr>
           <w:p>
@@ -18897,7 +18583,7 @@
         <w:trPr/>
         <w:tc>
           <w:tcPr>
-            <w:tcW w:w="1609" w:type="dxa"/>
+            <w:tcW w:w="1950" w:type="dxa"/>
             <w:tcBorders/>
           </w:tcPr>
           <w:p>
@@ -18928,7 +18614,7 @@
         </w:tc>
         <w:tc>
           <w:tcPr>
-            <w:tcW w:w="4227" w:type="dxa"/>
+            <w:tcW w:w="4800" w:type="dxa"/>
             <w:tcBorders/>
           </w:tcPr>
           <w:p>
@@ -18959,7 +18645,7 @@
         </w:tc>
         <w:tc>
           <w:tcPr>
-            <w:tcW w:w="2084" w:type="dxa"/>
+            <w:tcW w:w="2610" w:type="dxa"/>
             <w:tcBorders/>
           </w:tcPr>
           <w:p>
@@ -18993,7 +18679,7 @@
         <w:trPr/>
         <w:tc>
           <w:tcPr>
-            <w:tcW w:w="1609" w:type="dxa"/>
+            <w:tcW w:w="1950" w:type="dxa"/>
             <w:tcBorders/>
           </w:tcPr>
           <w:p>
@@ -19024,7 +18710,7 @@
         </w:tc>
         <w:tc>
           <w:tcPr>
-            <w:tcW w:w="4227" w:type="dxa"/>
+            <w:tcW w:w="4800" w:type="dxa"/>
             <w:tcBorders/>
           </w:tcPr>
           <w:p>
@@ -19055,7 +18741,7 @@
         </w:tc>
         <w:tc>
           <w:tcPr>
-            <w:tcW w:w="2084" w:type="dxa"/>
+            <w:tcW w:w="2610" w:type="dxa"/>
             <w:tcBorders/>
           </w:tcPr>
           <w:p>
@@ -19089,7 +18775,7 @@
         <w:trPr/>
         <w:tc>
           <w:tcPr>
-            <w:tcW w:w="1609" w:type="dxa"/>
+            <w:tcW w:w="1950" w:type="dxa"/>
             <w:tcBorders/>
           </w:tcPr>
           <w:p>
@@ -19120,7 +18806,7 @@
         </w:tc>
         <w:tc>
           <w:tcPr>
-            <w:tcW w:w="4227" w:type="dxa"/>
+            <w:tcW w:w="4800" w:type="dxa"/>
             <w:tcBorders/>
           </w:tcPr>
           <w:p>
@@ -19151,7 +18837,7 @@
         </w:tc>
         <w:tc>
           <w:tcPr>
-            <w:tcW w:w="2084" w:type="dxa"/>
+            <w:tcW w:w="2610" w:type="dxa"/>
             <w:tcBorders/>
           </w:tcPr>
           <w:p>
@@ -19185,7 +18871,7 @@
         <w:trPr/>
         <w:tc>
           <w:tcPr>
-            <w:tcW w:w="1609" w:type="dxa"/>
+            <w:tcW w:w="1950" w:type="dxa"/>
             <w:tcBorders/>
           </w:tcPr>
           <w:p>
@@ -19216,7 +18902,7 @@
         </w:tc>
         <w:tc>
           <w:tcPr>
-            <w:tcW w:w="4227" w:type="dxa"/>
+            <w:tcW w:w="4800" w:type="dxa"/>
             <w:tcBorders/>
           </w:tcPr>
           <w:p>
@@ -19247,7 +18933,7 @@
         </w:tc>
         <w:tc>
           <w:tcPr>
-            <w:tcW w:w="2084" w:type="dxa"/>
+            <w:tcW w:w="2610" w:type="dxa"/>
             <w:tcBorders/>
           </w:tcPr>
           <w:p>
@@ -19281,7 +18967,7 @@
         <w:trPr/>
         <w:tc>
           <w:tcPr>
-            <w:tcW w:w="1609" w:type="dxa"/>
+            <w:tcW w:w="1950" w:type="dxa"/>
             <w:tcBorders/>
           </w:tcPr>
           <w:p>
@@ -19312,7 +18998,7 @@
         </w:tc>
         <w:tc>
           <w:tcPr>
-            <w:tcW w:w="4227" w:type="dxa"/>
+            <w:tcW w:w="4800" w:type="dxa"/>
             <w:tcBorders/>
           </w:tcPr>
           <w:p>
@@ -19343,7 +19029,7 @@
         </w:tc>
         <w:tc>
           <w:tcPr>
-            <w:tcW w:w="2084" w:type="dxa"/>
+            <w:tcW w:w="2610" w:type="dxa"/>
             <w:tcBorders/>
           </w:tcPr>
           <w:p>
@@ -19377,7 +19063,7 @@
         <w:trPr/>
         <w:tc>
           <w:tcPr>
-            <w:tcW w:w="1609" w:type="dxa"/>
+            <w:tcW w:w="1950" w:type="dxa"/>
             <w:tcBorders/>
           </w:tcPr>
           <w:p>
@@ -19408,7 +19094,7 @@
         </w:tc>
         <w:tc>
           <w:tcPr>
-            <w:tcW w:w="4227" w:type="dxa"/>
+            <w:tcW w:w="4800" w:type="dxa"/>
             <w:tcBorders/>
           </w:tcPr>
           <w:p>
@@ -19439,7 +19125,7 @@
         </w:tc>
         <w:tc>
           <w:tcPr>
-            <w:tcW w:w="2084" w:type="dxa"/>
+            <w:tcW w:w="2610" w:type="dxa"/>
             <w:tcBorders/>
           </w:tcPr>
           <w:p>
@@ -19473,7 +19159,7 @@
         <w:trPr/>
         <w:tc>
           <w:tcPr>
-            <w:tcW w:w="1609" w:type="dxa"/>
+            <w:tcW w:w="1950" w:type="dxa"/>
             <w:tcBorders/>
           </w:tcPr>
           <w:p>
@@ -19504,7 +19190,7 @@
         </w:tc>
         <w:tc>
           <w:tcPr>
-            <w:tcW w:w="4227" w:type="dxa"/>
+            <w:tcW w:w="4800" w:type="dxa"/>
             <w:tcBorders/>
           </w:tcPr>
           <w:p>
@@ -19535,7 +19221,7 @@
         </w:tc>
         <w:tc>
           <w:tcPr>
-            <w:tcW w:w="2084" w:type="dxa"/>
+            <w:tcW w:w="2610" w:type="dxa"/>
             <w:tcBorders/>
           </w:tcPr>
           <w:p>
@@ -19568,8 +19254,16 @@
     </w:tbl>
     <w:p>
       <w:pPr>
+        <w:pStyle w:val="BodyText"/>
+        <w:rPr/>
+      </w:pPr>
+      <w:r>
+        <w:rPr/>
+      </w:r>
+    </w:p>
+    <w:p>
+      <w:pPr>
         <w:pStyle w:val="TableCaption"/>
-        <w:jc w:val="both"/>
         <w:rPr/>
       </w:pPr>
       <w:r>
@@ -19584,13 +19278,13 @@
       </w:r>
       <w:r>
         <w:rPr/>
-        <w:t xml:space="preserve"> computation in images from the Positron Emission Tomography SOP class. Note that some of them are only required conditionally, depending on the combination of values of other attributes.</w:t>
+        <w:t xml:space="preserve"> computation in images from the Positron Emission Tomography Image Storage SOP class. Note that some of them are only required conditionally, depending on the combination of values of other attributes.</w:t>
       </w:r>
     </w:p>
     <w:tbl>
       <w:tblPr>
         <w:tblStyle w:val="Table"/>
-        <w:tblW w:w="9545" w:type="dxa"/>
+        <w:tblW w:w="5000" w:type="pct"/>
         <w:jc w:val="left"/>
         <w:tblInd w:w="108" w:type="dxa"/>
         <w:tblLayout w:type="fixed"/>
@@ -19603,10 +19297,10 @@
         <w:tblLook w:val="0020" w:noHBand="0" w:noVBand="0" w:firstColumn="0" w:lastRow="0" w:lastColumn="0" w:firstRow="1"/>
       </w:tblPr>
       <w:tblGrid>
-        <w:gridCol w:w="1364"/>
-        <w:gridCol w:w="3163"/>
-        <w:gridCol w:w="709"/>
-        <w:gridCol w:w="709"/>
+        <w:gridCol w:w="1440"/>
+        <w:gridCol w:w="2970"/>
+        <w:gridCol w:w="720"/>
+        <w:gridCol w:w="630"/>
         <w:gridCol w:w="3600"/>
       </w:tblGrid>
       <w:tr>
@@ -19615,7 +19309,7 @@
         </w:trPr>
         <w:tc>
           <w:tcPr>
-            <w:tcW w:w="1364" w:type="dxa"/>
+            <w:tcW w:w="1440" w:type="dxa"/>
             <w:tcBorders>
               <w:bottom w:val="single" w:sz="6" w:space="0" w:color="000000"/>
             </w:tcBorders>
@@ -19649,7 +19343,7 @@
         </w:tc>
         <w:tc>
           <w:tcPr>
-            <w:tcW w:w="3163" w:type="dxa"/>
+            <w:tcW w:w="2970" w:type="dxa"/>
             <w:tcBorders>
               <w:bottom w:val="single" w:sz="6" w:space="0" w:color="000000"/>
             </w:tcBorders>
@@ -19683,7 +19377,7 @@
         </w:tc>
         <w:tc>
           <w:tcPr>
-            <w:tcW w:w="709" w:type="dxa"/>
+            <w:tcW w:w="720" w:type="dxa"/>
             <w:tcBorders>
               <w:bottom w:val="single" w:sz="6" w:space="0" w:color="000000"/>
             </w:tcBorders>
@@ -19717,7 +19411,7 @@
         </w:tc>
         <w:tc>
           <w:tcPr>
-            <w:tcW w:w="709" w:type="dxa"/>
+            <w:tcW w:w="630" w:type="dxa"/>
             <w:tcBorders>
               <w:bottom w:val="single" w:sz="6" w:space="0" w:color="000000"/>
             </w:tcBorders>
@@ -19788,7 +19482,7 @@
         <w:trPr/>
         <w:tc>
           <w:tcPr>
-            <w:tcW w:w="1364" w:type="dxa"/>
+            <w:tcW w:w="1440" w:type="dxa"/>
             <w:tcBorders/>
           </w:tcPr>
           <w:p>
@@ -19819,7 +19513,7 @@
         </w:tc>
         <w:tc>
           <w:tcPr>
-            <w:tcW w:w="3163" w:type="dxa"/>
+            <w:tcW w:w="2970" w:type="dxa"/>
             <w:tcBorders/>
           </w:tcPr>
           <w:p>
@@ -19850,7 +19544,7 @@
         </w:tc>
         <w:tc>
           <w:tcPr>
-            <w:tcW w:w="709" w:type="dxa"/>
+            <w:tcW w:w="720" w:type="dxa"/>
             <w:tcBorders/>
           </w:tcPr>
           <w:p>
@@ -19881,7 +19575,7 @@
         </w:tc>
         <w:tc>
           <w:tcPr>
-            <w:tcW w:w="709" w:type="dxa"/>
+            <w:tcW w:w="630" w:type="dxa"/>
             <w:tcBorders/>
           </w:tcPr>
           <w:p>
@@ -19946,7 +19640,7 @@
         <w:trPr/>
         <w:tc>
           <w:tcPr>
-            <w:tcW w:w="1364" w:type="dxa"/>
+            <w:tcW w:w="1440" w:type="dxa"/>
             <w:tcBorders/>
           </w:tcPr>
           <w:p>
@@ -19977,7 +19671,7 @@
         </w:tc>
         <w:tc>
           <w:tcPr>
-            <w:tcW w:w="3163" w:type="dxa"/>
+            <w:tcW w:w="2970" w:type="dxa"/>
             <w:tcBorders/>
           </w:tcPr>
           <w:p>
@@ -20008,7 +19702,7 @@
         </w:tc>
         <w:tc>
           <w:tcPr>
-            <w:tcW w:w="709" w:type="dxa"/>
+            <w:tcW w:w="720" w:type="dxa"/>
             <w:tcBorders/>
           </w:tcPr>
           <w:p>
@@ -20039,7 +19733,7 @@
         </w:tc>
         <w:tc>
           <w:tcPr>
-            <w:tcW w:w="709" w:type="dxa"/>
+            <w:tcW w:w="630" w:type="dxa"/>
             <w:tcBorders/>
           </w:tcPr>
           <w:p>
@@ -20103,7 +19797,7 @@
         <w:trPr/>
         <w:tc>
           <w:tcPr>
-            <w:tcW w:w="1364" w:type="dxa"/>
+            <w:tcW w:w="1440" w:type="dxa"/>
             <w:tcBorders/>
           </w:tcPr>
           <w:p>
@@ -20134,7 +19828,7 @@
         </w:tc>
         <w:tc>
           <w:tcPr>
-            <w:tcW w:w="3163" w:type="dxa"/>
+            <w:tcW w:w="2970" w:type="dxa"/>
             <w:tcBorders/>
           </w:tcPr>
           <w:p>
@@ -20165,7 +19859,7 @@
         </w:tc>
         <w:tc>
           <w:tcPr>
-            <w:tcW w:w="709" w:type="dxa"/>
+            <w:tcW w:w="720" w:type="dxa"/>
             <w:tcBorders/>
           </w:tcPr>
           <w:p>
@@ -20196,7 +19890,7 @@
         </w:tc>
         <w:tc>
           <w:tcPr>
-            <w:tcW w:w="709" w:type="dxa"/>
+            <w:tcW w:w="630" w:type="dxa"/>
             <w:tcBorders/>
           </w:tcPr>
           <w:p>
@@ -20260,7 +19954,7 @@
         <w:trPr/>
         <w:tc>
           <w:tcPr>
-            <w:tcW w:w="1364" w:type="dxa"/>
+            <w:tcW w:w="1440" w:type="dxa"/>
             <w:tcBorders/>
           </w:tcPr>
           <w:p>
@@ -20291,7 +19985,7 @@
         </w:tc>
         <w:tc>
           <w:tcPr>
-            <w:tcW w:w="3163" w:type="dxa"/>
+            <w:tcW w:w="2970" w:type="dxa"/>
             <w:tcBorders/>
           </w:tcPr>
           <w:p>
@@ -20322,7 +20016,7 @@
         </w:tc>
         <w:tc>
           <w:tcPr>
-            <w:tcW w:w="709" w:type="dxa"/>
+            <w:tcW w:w="720" w:type="dxa"/>
             <w:tcBorders/>
           </w:tcPr>
           <w:p>
@@ -20353,7 +20047,7 @@
         </w:tc>
         <w:tc>
           <w:tcPr>
-            <w:tcW w:w="709" w:type="dxa"/>
+            <w:tcW w:w="630" w:type="dxa"/>
             <w:tcBorders/>
           </w:tcPr>
           <w:p>
@@ -20417,7 +20111,7 @@
         <w:trPr/>
         <w:tc>
           <w:tcPr>
-            <w:tcW w:w="1364" w:type="dxa"/>
+            <w:tcW w:w="1440" w:type="dxa"/>
             <w:tcBorders/>
           </w:tcPr>
           <w:p>
@@ -20448,7 +20142,7 @@
         </w:tc>
         <w:tc>
           <w:tcPr>
-            <w:tcW w:w="3163" w:type="dxa"/>
+            <w:tcW w:w="2970" w:type="dxa"/>
             <w:tcBorders/>
           </w:tcPr>
           <w:p>
@@ -20479,7 +20173,7 @@
         </w:tc>
         <w:tc>
           <w:tcPr>
-            <w:tcW w:w="709" w:type="dxa"/>
+            <w:tcW w:w="720" w:type="dxa"/>
             <w:tcBorders/>
           </w:tcPr>
           <w:p>
@@ -20510,7 +20204,7 @@
         </w:tc>
         <w:tc>
           <w:tcPr>
-            <w:tcW w:w="709" w:type="dxa"/>
+            <w:tcW w:w="630" w:type="dxa"/>
             <w:tcBorders/>
           </w:tcPr>
           <w:p>
@@ -20574,7 +20268,7 @@
         <w:trPr/>
         <w:tc>
           <w:tcPr>
-            <w:tcW w:w="1364" w:type="dxa"/>
+            <w:tcW w:w="1440" w:type="dxa"/>
             <w:tcBorders/>
           </w:tcPr>
           <w:p>
@@ -20605,7 +20299,7 @@
         </w:tc>
         <w:tc>
           <w:tcPr>
-            <w:tcW w:w="3163" w:type="dxa"/>
+            <w:tcW w:w="2970" w:type="dxa"/>
             <w:tcBorders/>
           </w:tcPr>
           <w:p>
@@ -20636,7 +20330,7 @@
         </w:tc>
         <w:tc>
           <w:tcPr>
-            <w:tcW w:w="709" w:type="dxa"/>
+            <w:tcW w:w="720" w:type="dxa"/>
             <w:tcBorders/>
           </w:tcPr>
           <w:p>
@@ -20667,7 +20361,7 @@
         </w:tc>
         <w:tc>
           <w:tcPr>
-            <w:tcW w:w="709" w:type="dxa"/>
+            <w:tcW w:w="630" w:type="dxa"/>
             <w:tcBorders/>
           </w:tcPr>
           <w:p>
@@ -20732,7 +20426,7 @@
         <w:trPr/>
         <w:tc>
           <w:tcPr>
-            <w:tcW w:w="1364" w:type="dxa"/>
+            <w:tcW w:w="1440" w:type="dxa"/>
             <w:tcBorders/>
           </w:tcPr>
           <w:p>
@@ -20763,7 +20457,7 @@
         </w:tc>
         <w:tc>
           <w:tcPr>
-            <w:tcW w:w="3163" w:type="dxa"/>
+            <w:tcW w:w="2970" w:type="dxa"/>
             <w:tcBorders/>
           </w:tcPr>
           <w:p>
@@ -20794,7 +20488,7 @@
         </w:tc>
         <w:tc>
           <w:tcPr>
-            <w:tcW w:w="709" w:type="dxa"/>
+            <w:tcW w:w="720" w:type="dxa"/>
             <w:tcBorders/>
           </w:tcPr>
           <w:p>
@@ -20825,7 +20519,7 @@
         </w:tc>
         <w:tc>
           <w:tcPr>
-            <w:tcW w:w="709" w:type="dxa"/>
+            <w:tcW w:w="630" w:type="dxa"/>
             <w:tcBorders/>
           </w:tcPr>
           <w:p>
@@ -20889,7 +20583,7 @@
         <w:trPr/>
         <w:tc>
           <w:tcPr>
-            <w:tcW w:w="1364" w:type="dxa"/>
+            <w:tcW w:w="1440" w:type="dxa"/>
             <w:tcBorders/>
           </w:tcPr>
           <w:p>
@@ -20920,7 +20614,7 @@
         </w:tc>
         <w:tc>
           <w:tcPr>
-            <w:tcW w:w="3163" w:type="dxa"/>
+            <w:tcW w:w="2970" w:type="dxa"/>
             <w:tcBorders/>
           </w:tcPr>
           <w:p>
@@ -20951,7 +20645,7 @@
         </w:tc>
         <w:tc>
           <w:tcPr>
-            <w:tcW w:w="709" w:type="dxa"/>
+            <w:tcW w:w="720" w:type="dxa"/>
             <w:tcBorders/>
           </w:tcPr>
           <w:p>
@@ -20982,7 +20676,7 @@
         </w:tc>
         <w:tc>
           <w:tcPr>
-            <w:tcW w:w="709" w:type="dxa"/>
+            <w:tcW w:w="630" w:type="dxa"/>
             <w:tcBorders/>
           </w:tcPr>
           <w:p>
@@ -21047,7 +20741,7 @@
         <w:trPr/>
         <w:tc>
           <w:tcPr>
-            <w:tcW w:w="1364" w:type="dxa"/>
+            <w:tcW w:w="1440" w:type="dxa"/>
             <w:tcBorders/>
           </w:tcPr>
           <w:p>
@@ -21078,7 +20772,7 @@
         </w:tc>
         <w:tc>
           <w:tcPr>
-            <w:tcW w:w="3163" w:type="dxa"/>
+            <w:tcW w:w="2970" w:type="dxa"/>
             <w:tcBorders/>
           </w:tcPr>
           <w:p>
@@ -21109,7 +20803,7 @@
         </w:tc>
         <w:tc>
           <w:tcPr>
-            <w:tcW w:w="709" w:type="dxa"/>
+            <w:tcW w:w="720" w:type="dxa"/>
             <w:tcBorders/>
           </w:tcPr>
           <w:p>
@@ -21140,7 +20834,7 @@
         </w:tc>
         <w:tc>
           <w:tcPr>
-            <w:tcW w:w="709" w:type="dxa"/>
+            <w:tcW w:w="630" w:type="dxa"/>
             <w:tcBorders/>
           </w:tcPr>
           <w:p>
@@ -21205,7 +20899,7 @@
         <w:trPr/>
         <w:tc>
           <w:tcPr>
-            <w:tcW w:w="1364" w:type="dxa"/>
+            <w:tcW w:w="1440" w:type="dxa"/>
             <w:tcBorders/>
           </w:tcPr>
           <w:p>
@@ -21236,7 +20930,7 @@
         </w:tc>
         <w:tc>
           <w:tcPr>
-            <w:tcW w:w="3163" w:type="dxa"/>
+            <w:tcW w:w="2970" w:type="dxa"/>
             <w:tcBorders/>
           </w:tcPr>
           <w:p>
@@ -21267,7 +20961,7 @@
         </w:tc>
         <w:tc>
           <w:tcPr>
-            <w:tcW w:w="709" w:type="dxa"/>
+            <w:tcW w:w="720" w:type="dxa"/>
             <w:tcBorders/>
           </w:tcPr>
           <w:p>
@@ -21298,7 +20992,7 @@
         </w:tc>
         <w:tc>
           <w:tcPr>
-            <w:tcW w:w="709" w:type="dxa"/>
+            <w:tcW w:w="630" w:type="dxa"/>
             <w:tcBorders/>
           </w:tcPr>
           <w:p>
@@ -21363,7 +21057,7 @@
         <w:trPr/>
         <w:tc>
           <w:tcPr>
-            <w:tcW w:w="1364" w:type="dxa"/>
+            <w:tcW w:w="1440" w:type="dxa"/>
             <w:tcBorders/>
           </w:tcPr>
           <w:p>
@@ -21394,7 +21088,7 @@
         </w:tc>
         <w:tc>
           <w:tcPr>
-            <w:tcW w:w="3163" w:type="dxa"/>
+            <w:tcW w:w="2970" w:type="dxa"/>
             <w:tcBorders/>
           </w:tcPr>
           <w:p>
@@ -21425,7 +21119,7 @@
         </w:tc>
         <w:tc>
           <w:tcPr>
-            <w:tcW w:w="709" w:type="dxa"/>
+            <w:tcW w:w="720" w:type="dxa"/>
             <w:tcBorders/>
           </w:tcPr>
           <w:p>
@@ -21456,7 +21150,7 @@
         </w:tc>
         <w:tc>
           <w:tcPr>
-            <w:tcW w:w="709" w:type="dxa"/>
+            <w:tcW w:w="630" w:type="dxa"/>
             <w:tcBorders/>
           </w:tcPr>
           <w:p>
@@ -21521,7 +21215,7 @@
         <w:trPr/>
         <w:tc>
           <w:tcPr>
-            <w:tcW w:w="1364" w:type="dxa"/>
+            <w:tcW w:w="1440" w:type="dxa"/>
             <w:tcBorders/>
           </w:tcPr>
           <w:p>
@@ -21552,7 +21246,7 @@
         </w:tc>
         <w:tc>
           <w:tcPr>
-            <w:tcW w:w="3163" w:type="dxa"/>
+            <w:tcW w:w="2970" w:type="dxa"/>
             <w:tcBorders/>
           </w:tcPr>
           <w:p>
@@ -21583,7 +21277,7 @@
         </w:tc>
         <w:tc>
           <w:tcPr>
-            <w:tcW w:w="709" w:type="dxa"/>
+            <w:tcW w:w="720" w:type="dxa"/>
             <w:tcBorders/>
           </w:tcPr>
           <w:p>
@@ -21614,7 +21308,7 @@
         </w:tc>
         <w:tc>
           <w:tcPr>
-            <w:tcW w:w="709" w:type="dxa"/>
+            <w:tcW w:w="630" w:type="dxa"/>
             <w:tcBorders/>
           </w:tcPr>
           <w:p>
@@ -21678,7 +21372,7 @@
         <w:trPr/>
         <w:tc>
           <w:tcPr>
-            <w:tcW w:w="1364" w:type="dxa"/>
+            <w:tcW w:w="1440" w:type="dxa"/>
             <w:tcBorders/>
           </w:tcPr>
           <w:p>
@@ -21709,7 +21403,7 @@
         </w:tc>
         <w:tc>
           <w:tcPr>
-            <w:tcW w:w="3163" w:type="dxa"/>
+            <w:tcW w:w="2970" w:type="dxa"/>
             <w:tcBorders/>
           </w:tcPr>
           <w:p>
@@ -21740,7 +21434,7 @@
         </w:tc>
         <w:tc>
           <w:tcPr>
-            <w:tcW w:w="709" w:type="dxa"/>
+            <w:tcW w:w="720" w:type="dxa"/>
             <w:tcBorders/>
           </w:tcPr>
           <w:p>
@@ -21771,7 +21465,7 @@
         </w:tc>
         <w:tc>
           <w:tcPr>
-            <w:tcW w:w="709" w:type="dxa"/>
+            <w:tcW w:w="630" w:type="dxa"/>
             <w:tcBorders/>
           </w:tcPr>
           <w:p>
@@ -21836,7 +21530,7 @@
         <w:trPr/>
         <w:tc>
           <w:tcPr>
-            <w:tcW w:w="1364" w:type="dxa"/>
+            <w:tcW w:w="1440" w:type="dxa"/>
             <w:tcBorders/>
           </w:tcPr>
           <w:p>
@@ -21867,7 +21561,7 @@
         </w:tc>
         <w:tc>
           <w:tcPr>
-            <w:tcW w:w="3163" w:type="dxa"/>
+            <w:tcW w:w="2970" w:type="dxa"/>
             <w:tcBorders/>
           </w:tcPr>
           <w:p>
@@ -21898,7 +21592,7 @@
         </w:tc>
         <w:tc>
           <w:tcPr>
-            <w:tcW w:w="709" w:type="dxa"/>
+            <w:tcW w:w="720" w:type="dxa"/>
             <w:tcBorders/>
           </w:tcPr>
           <w:p>
@@ -21929,7 +21623,7 @@
         </w:tc>
         <w:tc>
           <w:tcPr>
-            <w:tcW w:w="709" w:type="dxa"/>
+            <w:tcW w:w="630" w:type="dxa"/>
             <w:tcBorders/>
           </w:tcPr>
           <w:p>
@@ -21994,7 +21688,7 @@
         <w:trPr/>
         <w:tc>
           <w:tcPr>
-            <w:tcW w:w="1364" w:type="dxa"/>
+            <w:tcW w:w="1440" w:type="dxa"/>
             <w:tcBorders/>
           </w:tcPr>
           <w:p>
@@ -22025,7 +21719,7 @@
         </w:tc>
         <w:tc>
           <w:tcPr>
-            <w:tcW w:w="3163" w:type="dxa"/>
+            <w:tcW w:w="2970" w:type="dxa"/>
             <w:tcBorders/>
           </w:tcPr>
           <w:p>
@@ -22056,7 +21750,7 @@
         </w:tc>
         <w:tc>
           <w:tcPr>
-            <w:tcW w:w="709" w:type="dxa"/>
+            <w:tcW w:w="720" w:type="dxa"/>
             <w:tcBorders/>
           </w:tcPr>
           <w:p>
@@ -22087,7 +21781,7 @@
         </w:tc>
         <w:tc>
           <w:tcPr>
-            <w:tcW w:w="709" w:type="dxa"/>
+            <w:tcW w:w="630" w:type="dxa"/>
             <w:tcBorders/>
           </w:tcPr>
           <w:p>
@@ -22151,7 +21845,7 @@
         <w:trPr/>
         <w:tc>
           <w:tcPr>
-            <w:tcW w:w="1364" w:type="dxa"/>
+            <w:tcW w:w="1440" w:type="dxa"/>
             <w:tcBorders/>
           </w:tcPr>
           <w:p>
@@ -22182,7 +21876,7 @@
         </w:tc>
         <w:tc>
           <w:tcPr>
-            <w:tcW w:w="3163" w:type="dxa"/>
+            <w:tcW w:w="2970" w:type="dxa"/>
             <w:tcBorders/>
           </w:tcPr>
           <w:p>
@@ -22213,7 +21907,7 @@
         </w:tc>
         <w:tc>
           <w:tcPr>
-            <w:tcW w:w="709" w:type="dxa"/>
+            <w:tcW w:w="720" w:type="dxa"/>
             <w:tcBorders/>
           </w:tcPr>
           <w:p>
@@ -22244,7 +21938,7 @@
         </w:tc>
         <w:tc>
           <w:tcPr>
-            <w:tcW w:w="709" w:type="dxa"/>
+            <w:tcW w:w="630" w:type="dxa"/>
             <w:tcBorders/>
           </w:tcPr>
           <w:p>
@@ -22309,7 +22003,7 @@
         <w:trPr/>
         <w:tc>
           <w:tcPr>
-            <w:tcW w:w="1364" w:type="dxa"/>
+            <w:tcW w:w="1440" w:type="dxa"/>
             <w:tcBorders/>
           </w:tcPr>
           <w:p>
@@ -22340,7 +22034,7 @@
         </w:tc>
         <w:tc>
           <w:tcPr>
-            <w:tcW w:w="3163" w:type="dxa"/>
+            <w:tcW w:w="2970" w:type="dxa"/>
             <w:tcBorders/>
           </w:tcPr>
           <w:p>
@@ -22371,7 +22065,7 @@
         </w:tc>
         <w:tc>
           <w:tcPr>
-            <w:tcW w:w="709" w:type="dxa"/>
+            <w:tcW w:w="720" w:type="dxa"/>
             <w:tcBorders/>
           </w:tcPr>
           <w:p>
@@ -22402,7 +22096,7 @@
         </w:tc>
         <w:tc>
           <w:tcPr>
-            <w:tcW w:w="709" w:type="dxa"/>
+            <w:tcW w:w="630" w:type="dxa"/>
             <w:tcBorders/>
           </w:tcPr>
           <w:p>
@@ -22466,7 +22160,7 @@
         <w:trPr/>
         <w:tc>
           <w:tcPr>
-            <w:tcW w:w="1364" w:type="dxa"/>
+            <w:tcW w:w="1440" w:type="dxa"/>
             <w:tcBorders/>
           </w:tcPr>
           <w:p>
@@ -22497,7 +22191,7 @@
         </w:tc>
         <w:tc>
           <w:tcPr>
-            <w:tcW w:w="3163" w:type="dxa"/>
+            <w:tcW w:w="2970" w:type="dxa"/>
             <w:tcBorders/>
           </w:tcPr>
           <w:p>
@@ -22528,7 +22222,7 @@
         </w:tc>
         <w:tc>
           <w:tcPr>
-            <w:tcW w:w="709" w:type="dxa"/>
+            <w:tcW w:w="720" w:type="dxa"/>
             <w:tcBorders/>
           </w:tcPr>
           <w:p>
@@ -22559,7 +22253,7 @@
         </w:tc>
         <w:tc>
           <w:tcPr>
-            <w:tcW w:w="709" w:type="dxa"/>
+            <w:tcW w:w="630" w:type="dxa"/>
             <w:tcBorders/>
           </w:tcPr>
           <w:p>
@@ -22623,7 +22317,7 @@
         <w:trPr/>
         <w:tc>
           <w:tcPr>
-            <w:tcW w:w="1364" w:type="dxa"/>
+            <w:tcW w:w="1440" w:type="dxa"/>
             <w:tcBorders/>
           </w:tcPr>
           <w:p>
@@ -22654,7 +22348,7 @@
         </w:tc>
         <w:tc>
           <w:tcPr>
-            <w:tcW w:w="3163" w:type="dxa"/>
+            <w:tcW w:w="2970" w:type="dxa"/>
             <w:tcBorders/>
           </w:tcPr>
           <w:p>
@@ -22685,7 +22379,7 @@
         </w:tc>
         <w:tc>
           <w:tcPr>
-            <w:tcW w:w="709" w:type="dxa"/>
+            <w:tcW w:w="720" w:type="dxa"/>
             <w:tcBorders/>
           </w:tcPr>
           <w:p>
@@ -22716,7 +22410,7 @@
         </w:tc>
         <w:tc>
           <w:tcPr>
-            <w:tcW w:w="709" w:type="dxa"/>
+            <w:tcW w:w="630" w:type="dxa"/>
             <w:tcBorders/>
           </w:tcPr>
           <w:p>
@@ -22781,7 +22475,7 @@
         <w:trPr/>
         <w:tc>
           <w:tcPr>
-            <w:tcW w:w="1364" w:type="dxa"/>
+            <w:tcW w:w="1440" w:type="dxa"/>
             <w:tcBorders/>
           </w:tcPr>
           <w:p>
@@ -22812,7 +22506,7 @@
         </w:tc>
         <w:tc>
           <w:tcPr>
-            <w:tcW w:w="3163" w:type="dxa"/>
+            <w:tcW w:w="2970" w:type="dxa"/>
             <w:tcBorders/>
           </w:tcPr>
           <w:p>
@@ -22843,7 +22537,7 @@
         </w:tc>
         <w:tc>
           <w:tcPr>
-            <w:tcW w:w="709" w:type="dxa"/>
+            <w:tcW w:w="720" w:type="dxa"/>
             <w:tcBorders/>
           </w:tcPr>
           <w:p>
@@ -22874,7 +22568,7 @@
         </w:tc>
         <w:tc>
           <w:tcPr>
-            <w:tcW w:w="709" w:type="dxa"/>
+            <w:tcW w:w="630" w:type="dxa"/>
             <w:tcBorders/>
           </w:tcPr>
           <w:p>
@@ -22939,7 +22633,7 @@
         <w:trPr/>
         <w:tc>
           <w:tcPr>
-            <w:tcW w:w="1364" w:type="dxa"/>
+            <w:tcW w:w="1440" w:type="dxa"/>
             <w:tcBorders/>
           </w:tcPr>
           <w:p>
@@ -22970,7 +22664,7 @@
         </w:tc>
         <w:tc>
           <w:tcPr>
-            <w:tcW w:w="3163" w:type="dxa"/>
+            <w:tcW w:w="2970" w:type="dxa"/>
             <w:tcBorders/>
           </w:tcPr>
           <w:p>
@@ -23001,7 +22695,7 @@
         </w:tc>
         <w:tc>
           <w:tcPr>
-            <w:tcW w:w="709" w:type="dxa"/>
+            <w:tcW w:w="720" w:type="dxa"/>
             <w:tcBorders/>
           </w:tcPr>
           <w:p>
@@ -23032,7 +22726,7 @@
         </w:tc>
         <w:tc>
           <w:tcPr>
-            <w:tcW w:w="709" w:type="dxa"/>
+            <w:tcW w:w="630" w:type="dxa"/>
             <w:tcBorders/>
           </w:tcPr>
           <w:p>
@@ -23097,7 +22791,7 @@
         <w:trPr/>
         <w:tc>
           <w:tcPr>
-            <w:tcW w:w="1364" w:type="dxa"/>
+            <w:tcW w:w="1440" w:type="dxa"/>
             <w:tcBorders/>
           </w:tcPr>
           <w:p>
@@ -23128,7 +22822,7 @@
         </w:tc>
         <w:tc>
           <w:tcPr>
-            <w:tcW w:w="3163" w:type="dxa"/>
+            <w:tcW w:w="2970" w:type="dxa"/>
             <w:tcBorders/>
           </w:tcPr>
           <w:p>
@@ -23159,7 +22853,7 @@
         </w:tc>
         <w:tc>
           <w:tcPr>
-            <w:tcW w:w="709" w:type="dxa"/>
+            <w:tcW w:w="720" w:type="dxa"/>
             <w:tcBorders/>
           </w:tcPr>
           <w:p>
@@ -23190,7 +22884,7 @@
         </w:tc>
         <w:tc>
           <w:tcPr>
-            <w:tcW w:w="709" w:type="dxa"/>
+            <w:tcW w:w="630" w:type="dxa"/>
             <w:tcBorders/>
           </w:tcPr>
           <w:p>
@@ -23255,7 +22949,7 @@
         <w:trPr/>
         <w:tc>
           <w:tcPr>
-            <w:tcW w:w="1364" w:type="dxa"/>
+            <w:tcW w:w="1440" w:type="dxa"/>
             <w:tcBorders/>
           </w:tcPr>
           <w:p>
@@ -23286,7 +22980,7 @@
         </w:tc>
         <w:tc>
           <w:tcPr>
-            <w:tcW w:w="3163" w:type="dxa"/>
+            <w:tcW w:w="2970" w:type="dxa"/>
             <w:tcBorders/>
           </w:tcPr>
           <w:p>
@@ -23317,7 +23011,7 @@
         </w:tc>
         <w:tc>
           <w:tcPr>
-            <w:tcW w:w="709" w:type="dxa"/>
+            <w:tcW w:w="720" w:type="dxa"/>
             <w:tcBorders/>
           </w:tcPr>
           <w:p>
@@ -23348,7 +23042,7 @@
         </w:tc>
         <w:tc>
           <w:tcPr>
-            <w:tcW w:w="709" w:type="dxa"/>
+            <w:tcW w:w="630" w:type="dxa"/>
             <w:tcBorders/>
           </w:tcPr>
           <w:p>
@@ -23413,7 +23107,7 @@
         <w:trPr/>
         <w:tc>
           <w:tcPr>
-            <w:tcW w:w="1364" w:type="dxa"/>
+            <w:tcW w:w="1440" w:type="dxa"/>
             <w:tcBorders/>
           </w:tcPr>
           <w:p>
@@ -23444,7 +23138,7 @@
         </w:tc>
         <w:tc>
           <w:tcPr>
-            <w:tcW w:w="3163" w:type="dxa"/>
+            <w:tcW w:w="2970" w:type="dxa"/>
             <w:tcBorders/>
           </w:tcPr>
           <w:p>
@@ -23475,7 +23169,7 @@
         </w:tc>
         <w:tc>
           <w:tcPr>
-            <w:tcW w:w="709" w:type="dxa"/>
+            <w:tcW w:w="720" w:type="dxa"/>
             <w:tcBorders/>
           </w:tcPr>
           <w:p>
@@ -23506,7 +23200,7 @@
         </w:tc>
         <w:tc>
           <w:tcPr>
-            <w:tcW w:w="709" w:type="dxa"/>
+            <w:tcW w:w="630" w:type="dxa"/>
             <w:tcBorders/>
           </w:tcPr>
           <w:p>
@@ -23571,7 +23265,7 @@
         <w:trPr/>
         <w:tc>
           <w:tcPr>
-            <w:tcW w:w="1364" w:type="dxa"/>
+            <w:tcW w:w="1440" w:type="dxa"/>
             <w:tcBorders/>
           </w:tcPr>
           <w:p>
@@ -23602,7 +23296,7 @@
         </w:tc>
         <w:tc>
           <w:tcPr>
-            <w:tcW w:w="3163" w:type="dxa"/>
+            <w:tcW w:w="2970" w:type="dxa"/>
             <w:tcBorders/>
           </w:tcPr>
           <w:p>
@@ -23633,7 +23327,7 @@
         </w:tc>
         <w:tc>
           <w:tcPr>
-            <w:tcW w:w="709" w:type="dxa"/>
+            <w:tcW w:w="720" w:type="dxa"/>
             <w:tcBorders/>
           </w:tcPr>
           <w:p>
@@ -23664,7 +23358,7 @@
         </w:tc>
         <w:tc>
           <w:tcPr>
-            <w:tcW w:w="709" w:type="dxa"/>
+            <w:tcW w:w="630" w:type="dxa"/>
             <w:tcBorders/>
           </w:tcPr>
           <w:p>
@@ -23729,7 +23423,7 @@
         <w:trPr/>
         <w:tc>
           <w:tcPr>
-            <w:tcW w:w="1364" w:type="dxa"/>
+            <w:tcW w:w="1440" w:type="dxa"/>
             <w:tcBorders/>
           </w:tcPr>
           <w:p>
@@ -23760,7 +23454,7 @@
         </w:tc>
         <w:tc>
           <w:tcPr>
-            <w:tcW w:w="3163" w:type="dxa"/>
+            <w:tcW w:w="2970" w:type="dxa"/>
             <w:tcBorders/>
           </w:tcPr>
           <w:p>
@@ -23791,7 +23485,7 @@
         </w:tc>
         <w:tc>
           <w:tcPr>
-            <w:tcW w:w="709" w:type="dxa"/>
+            <w:tcW w:w="720" w:type="dxa"/>
             <w:tcBorders/>
           </w:tcPr>
           <w:p>
@@ -23822,7 +23516,7 @@
         </w:tc>
         <w:tc>
           <w:tcPr>
-            <w:tcW w:w="709" w:type="dxa"/>
+            <w:tcW w:w="630" w:type="dxa"/>
             <w:tcBorders/>
           </w:tcPr>
           <w:p>
@@ -23884,6 +23578,15 @@
         </w:tc>
       </w:tr>
     </w:tbl>
+    <w:p>
+      <w:pPr>
+        <w:pStyle w:val="BodyText"/>
+        <w:rPr/>
+      </w:pPr>
+      <w:r>
+        <w:rPr/>
+      </w:r>
+    </w:p>
     <w:p>
       <w:pPr>
         <w:pStyle w:val="BodyText"/>
@@ -23910,13 +23613,13 @@
       </w:r>
       <w:r>
         <w:rPr/>
-        <w:t xml:space="preserve"> computation in images from the Enhanced PET SOP class. Note that some of them are only required conditionally, depending on the combination of values of other attributes.</w:t>
+        <w:t xml:space="preserve"> computation in images from the Enhanced PET SOP Image Storage class. Note that some of them are only required conditionally, depending on the combination of values of other attributes.</w:t>
       </w:r>
     </w:p>
     <w:tbl>
       <w:tblPr>
         <w:tblStyle w:val="Table"/>
-        <w:tblW w:w="9545" w:type="dxa"/>
+        <w:tblW w:w="5000" w:type="pct"/>
         <w:jc w:val="left"/>
         <w:tblInd w:w="108" w:type="dxa"/>
         <w:tblLayout w:type="fixed"/>
@@ -23929,11 +23632,11 @@
         <w:tblLook w:val="0020" w:noHBand="0" w:noVBand="0" w:firstColumn="0" w:lastRow="0" w:lastColumn="0" w:firstRow="1"/>
       </w:tblPr>
       <w:tblGrid>
-        <w:gridCol w:w="1336"/>
-        <w:gridCol w:w="3164"/>
-        <w:gridCol w:w="709"/>
-        <w:gridCol w:w="736"/>
-        <w:gridCol w:w="3600"/>
+        <w:gridCol w:w="1584"/>
+        <w:gridCol w:w="2196"/>
+        <w:gridCol w:w="972"/>
+        <w:gridCol w:w="828"/>
+        <w:gridCol w:w="3780"/>
       </w:tblGrid>
       <w:tr>
         <w:trPr>
@@ -23941,7 +23644,7 @@
         </w:trPr>
         <w:tc>
           <w:tcPr>
-            <w:tcW w:w="1336" w:type="dxa"/>
+            <w:tcW w:w="1584" w:type="dxa"/>
             <w:tcBorders>
               <w:bottom w:val="single" w:sz="6" w:space="0" w:color="000000"/>
             </w:tcBorders>
@@ -23975,7 +23678,7 @@
         </w:tc>
         <w:tc>
           <w:tcPr>
-            <w:tcW w:w="3164" w:type="dxa"/>
+            <w:tcW w:w="2196" w:type="dxa"/>
             <w:tcBorders>
               <w:bottom w:val="single" w:sz="6" w:space="0" w:color="000000"/>
             </w:tcBorders>
@@ -24009,7 +23712,7 @@
         </w:tc>
         <w:tc>
           <w:tcPr>
-            <w:tcW w:w="709" w:type="dxa"/>
+            <w:tcW w:w="972" w:type="dxa"/>
             <w:tcBorders>
               <w:bottom w:val="single" w:sz="6" w:space="0" w:color="000000"/>
             </w:tcBorders>
@@ -24043,7 +23746,7 @@
         </w:tc>
         <w:tc>
           <w:tcPr>
-            <w:tcW w:w="736" w:type="dxa"/>
+            <w:tcW w:w="828" w:type="dxa"/>
             <w:tcBorders>
               <w:bottom w:val="single" w:sz="6" w:space="0" w:color="000000"/>
             </w:tcBorders>
@@ -24077,7 +23780,7 @@
         </w:tc>
         <w:tc>
           <w:tcPr>
-            <w:tcW w:w="3600" w:type="dxa"/>
+            <w:tcW w:w="3780" w:type="dxa"/>
             <w:tcBorders>
               <w:bottom w:val="single" w:sz="6" w:space="0" w:color="000000"/>
             </w:tcBorders>
@@ -24114,7 +23817,7 @@
         <w:trPr/>
         <w:tc>
           <w:tcPr>
-            <w:tcW w:w="1336" w:type="dxa"/>
+            <w:tcW w:w="1584" w:type="dxa"/>
             <w:tcBorders/>
           </w:tcPr>
           <w:p>
@@ -24145,7 +23848,7 @@
         </w:tc>
         <w:tc>
           <w:tcPr>
-            <w:tcW w:w="3164" w:type="dxa"/>
+            <w:tcW w:w="2196" w:type="dxa"/>
             <w:tcBorders/>
           </w:tcPr>
           <w:p>
@@ -24176,7 +23879,7 @@
         </w:tc>
         <w:tc>
           <w:tcPr>
-            <w:tcW w:w="709" w:type="dxa"/>
+            <w:tcW w:w="972" w:type="dxa"/>
             <w:tcBorders/>
           </w:tcPr>
           <w:p>
@@ -24207,7 +23910,7 @@
         </w:tc>
         <w:tc>
           <w:tcPr>
-            <w:tcW w:w="736" w:type="dxa"/>
+            <w:tcW w:w="828" w:type="dxa"/>
             <w:tcBorders/>
           </w:tcPr>
           <w:p>
@@ -24238,7 +23941,7 @@
         </w:tc>
         <w:tc>
           <w:tcPr>
-            <w:tcW w:w="3600" w:type="dxa"/>
+            <w:tcW w:w="3780" w:type="dxa"/>
             <w:tcBorders/>
           </w:tcPr>
           <w:p>
@@ -24272,7 +23975,7 @@
         <w:trPr/>
         <w:tc>
           <w:tcPr>
-            <w:tcW w:w="1336" w:type="dxa"/>
+            <w:tcW w:w="1584" w:type="dxa"/>
             <w:tcBorders/>
           </w:tcPr>
           <w:p>
@@ -24303,7 +24006,7 @@
         </w:tc>
         <w:tc>
           <w:tcPr>
-            <w:tcW w:w="3164" w:type="dxa"/>
+            <w:tcW w:w="2196" w:type="dxa"/>
             <w:tcBorders/>
           </w:tcPr>
           <w:p>
@@ -24334,7 +24037,7 @@
         </w:tc>
         <w:tc>
           <w:tcPr>
-            <w:tcW w:w="709" w:type="dxa"/>
+            <w:tcW w:w="972" w:type="dxa"/>
             <w:tcBorders/>
           </w:tcPr>
           <w:p>
@@ -24365,7 +24068,7 @@
         </w:tc>
         <w:tc>
           <w:tcPr>
-            <w:tcW w:w="736" w:type="dxa"/>
+            <w:tcW w:w="828" w:type="dxa"/>
             <w:tcBorders/>
           </w:tcPr>
           <w:p>
@@ -24396,7 +24099,7 @@
         </w:tc>
         <w:tc>
           <w:tcPr>
-            <w:tcW w:w="3600" w:type="dxa"/>
+            <w:tcW w:w="3780" w:type="dxa"/>
             <w:tcBorders/>
           </w:tcPr>
           <w:p>
@@ -24430,7 +24133,7 @@
         <w:trPr/>
         <w:tc>
           <w:tcPr>
-            <w:tcW w:w="1336" w:type="dxa"/>
+            <w:tcW w:w="1584" w:type="dxa"/>
             <w:tcBorders/>
           </w:tcPr>
           <w:p>
@@ -24461,7 +24164,7 @@
         </w:tc>
         <w:tc>
           <w:tcPr>
-            <w:tcW w:w="3164" w:type="dxa"/>
+            <w:tcW w:w="2196" w:type="dxa"/>
             <w:tcBorders/>
           </w:tcPr>
           <w:p>
@@ -24492,7 +24195,7 @@
         </w:tc>
         <w:tc>
           <w:tcPr>
-            <w:tcW w:w="709" w:type="dxa"/>
+            <w:tcW w:w="972" w:type="dxa"/>
             <w:tcBorders/>
           </w:tcPr>
           <w:p>
@@ -24523,7 +24226,7 @@
         </w:tc>
         <w:tc>
           <w:tcPr>
-            <w:tcW w:w="736" w:type="dxa"/>
+            <w:tcW w:w="828" w:type="dxa"/>
             <w:tcBorders/>
           </w:tcPr>
           <w:p>
@@ -24554,7 +24257,7 @@
         </w:tc>
         <w:tc>
           <w:tcPr>
-            <w:tcW w:w="3600" w:type="dxa"/>
+            <w:tcW w:w="3780" w:type="dxa"/>
             <w:tcBorders/>
           </w:tcPr>
           <w:p>
@@ -24588,7 +24291,7 @@
         <w:trPr/>
         <w:tc>
           <w:tcPr>
-            <w:tcW w:w="1336" w:type="dxa"/>
+            <w:tcW w:w="1584" w:type="dxa"/>
             <w:tcBorders/>
           </w:tcPr>
           <w:p>
@@ -24619,7 +24322,7 @@
         </w:tc>
         <w:tc>
           <w:tcPr>
-            <w:tcW w:w="3164" w:type="dxa"/>
+            <w:tcW w:w="2196" w:type="dxa"/>
             <w:tcBorders/>
           </w:tcPr>
           <w:p>
@@ -24650,7 +24353,7 @@
         </w:tc>
         <w:tc>
           <w:tcPr>
-            <w:tcW w:w="709" w:type="dxa"/>
+            <w:tcW w:w="972" w:type="dxa"/>
             <w:tcBorders/>
           </w:tcPr>
           <w:p>
@@ -24681,7 +24384,7 @@
         </w:tc>
         <w:tc>
           <w:tcPr>
-            <w:tcW w:w="736" w:type="dxa"/>
+            <w:tcW w:w="828" w:type="dxa"/>
             <w:tcBorders/>
           </w:tcPr>
           <w:p>
@@ -24712,7 +24415,7 @@
         </w:tc>
         <w:tc>
           <w:tcPr>
-            <w:tcW w:w="3600" w:type="dxa"/>
+            <w:tcW w:w="3780" w:type="dxa"/>
             <w:tcBorders/>
           </w:tcPr>
           <w:p>
@@ -24746,7 +24449,7 @@
         <w:trPr/>
         <w:tc>
           <w:tcPr>
-            <w:tcW w:w="1336" w:type="dxa"/>
+            <w:tcW w:w="1584" w:type="dxa"/>
             <w:tcBorders/>
           </w:tcPr>
           <w:p>
@@ -24777,7 +24480,7 @@
         </w:tc>
         <w:tc>
           <w:tcPr>
-            <w:tcW w:w="3164" w:type="dxa"/>
+            <w:tcW w:w="2196" w:type="dxa"/>
             <w:tcBorders/>
           </w:tcPr>
           <w:p>
@@ -24808,7 +24511,7 @@
         </w:tc>
         <w:tc>
           <w:tcPr>
-            <w:tcW w:w="709" w:type="dxa"/>
+            <w:tcW w:w="972" w:type="dxa"/>
             <w:tcBorders/>
           </w:tcPr>
           <w:p>
@@ -24839,7 +24542,7 @@
         </w:tc>
         <w:tc>
           <w:tcPr>
-            <w:tcW w:w="736" w:type="dxa"/>
+            <w:tcW w:w="828" w:type="dxa"/>
             <w:tcBorders/>
           </w:tcPr>
           <w:p>
@@ -24870,7 +24573,7 @@
         </w:tc>
         <w:tc>
           <w:tcPr>
-            <w:tcW w:w="3600" w:type="dxa"/>
+            <w:tcW w:w="3780" w:type="dxa"/>
             <w:tcBorders/>
           </w:tcPr>
           <w:p>
@@ -24904,7 +24607,7 @@
         <w:trPr/>
         <w:tc>
           <w:tcPr>
-            <w:tcW w:w="1336" w:type="dxa"/>
+            <w:tcW w:w="1584" w:type="dxa"/>
             <w:tcBorders/>
           </w:tcPr>
           <w:p>
@@ -24935,7 +24638,7 @@
         </w:tc>
         <w:tc>
           <w:tcPr>
-            <w:tcW w:w="3164" w:type="dxa"/>
+            <w:tcW w:w="2196" w:type="dxa"/>
             <w:tcBorders/>
           </w:tcPr>
           <w:p>
@@ -24966,7 +24669,7 @@
         </w:tc>
         <w:tc>
           <w:tcPr>
-            <w:tcW w:w="709" w:type="dxa"/>
+            <w:tcW w:w="972" w:type="dxa"/>
             <w:tcBorders/>
           </w:tcPr>
           <w:p>
@@ -24997,7 +24700,7 @@
         </w:tc>
         <w:tc>
           <w:tcPr>
-            <w:tcW w:w="736" w:type="dxa"/>
+            <w:tcW w:w="828" w:type="dxa"/>
             <w:tcBorders/>
           </w:tcPr>
           <w:p>
@@ -25028,7 +24731,7 @@
         </w:tc>
         <w:tc>
           <w:tcPr>
-            <w:tcW w:w="3600" w:type="dxa"/>
+            <w:tcW w:w="3780" w:type="dxa"/>
             <w:tcBorders/>
           </w:tcPr>
           <w:p>
@@ -25062,7 +24765,7 @@
         <w:trPr/>
         <w:tc>
           <w:tcPr>
-            <w:tcW w:w="1336" w:type="dxa"/>
+            <w:tcW w:w="1584" w:type="dxa"/>
             <w:tcBorders/>
           </w:tcPr>
           <w:p>
@@ -25093,7 +24796,7 @@
         </w:tc>
         <w:tc>
           <w:tcPr>
-            <w:tcW w:w="3164" w:type="dxa"/>
+            <w:tcW w:w="2196" w:type="dxa"/>
             <w:tcBorders/>
           </w:tcPr>
           <w:p>
@@ -25124,7 +24827,7 @@
         </w:tc>
         <w:tc>
           <w:tcPr>
-            <w:tcW w:w="709" w:type="dxa"/>
+            <w:tcW w:w="972" w:type="dxa"/>
             <w:tcBorders/>
           </w:tcPr>
           <w:p>
@@ -25155,7 +24858,7 @@
         </w:tc>
         <w:tc>
           <w:tcPr>
-            <w:tcW w:w="736" w:type="dxa"/>
+            <w:tcW w:w="828" w:type="dxa"/>
             <w:tcBorders/>
           </w:tcPr>
           <w:p>
@@ -25186,7 +24889,7 @@
         </w:tc>
         <w:tc>
           <w:tcPr>
-            <w:tcW w:w="3600" w:type="dxa"/>
+            <w:tcW w:w="3780" w:type="dxa"/>
             <w:tcBorders/>
           </w:tcPr>
           <w:p>
@@ -25220,7 +24923,7 @@
         <w:trPr/>
         <w:tc>
           <w:tcPr>
-            <w:tcW w:w="1336" w:type="dxa"/>
+            <w:tcW w:w="1584" w:type="dxa"/>
             <w:tcBorders/>
           </w:tcPr>
           <w:p>
@@ -25251,7 +24954,7 @@
         </w:tc>
         <w:tc>
           <w:tcPr>
-            <w:tcW w:w="3164" w:type="dxa"/>
+            <w:tcW w:w="2196" w:type="dxa"/>
             <w:tcBorders/>
           </w:tcPr>
           <w:p>
@@ -25282,7 +24985,7 @@
         </w:tc>
         <w:tc>
           <w:tcPr>
-            <w:tcW w:w="709" w:type="dxa"/>
+            <w:tcW w:w="972" w:type="dxa"/>
             <w:tcBorders/>
           </w:tcPr>
           <w:p>
@@ -25313,7 +25016,7 @@
         </w:tc>
         <w:tc>
           <w:tcPr>
-            <w:tcW w:w="736" w:type="dxa"/>
+            <w:tcW w:w="828" w:type="dxa"/>
             <w:tcBorders/>
           </w:tcPr>
           <w:p>
@@ -25344,7 +25047,7 @@
         </w:tc>
         <w:tc>
           <w:tcPr>
-            <w:tcW w:w="3600" w:type="dxa"/>
+            <w:tcW w:w="3780" w:type="dxa"/>
             <w:tcBorders/>
           </w:tcPr>
           <w:p>
@@ -25377,7 +25080,7 @@
         <w:trPr/>
         <w:tc>
           <w:tcPr>
-            <w:tcW w:w="1336" w:type="dxa"/>
+            <w:tcW w:w="1584" w:type="dxa"/>
             <w:tcBorders/>
           </w:tcPr>
           <w:p>
@@ -25408,7 +25111,7 @@
         </w:tc>
         <w:tc>
           <w:tcPr>
-            <w:tcW w:w="3164" w:type="dxa"/>
+            <w:tcW w:w="2196" w:type="dxa"/>
             <w:tcBorders/>
           </w:tcPr>
           <w:p>
@@ -25439,7 +25142,7 @@
         </w:tc>
         <w:tc>
           <w:tcPr>
-            <w:tcW w:w="709" w:type="dxa"/>
+            <w:tcW w:w="972" w:type="dxa"/>
             <w:tcBorders/>
           </w:tcPr>
           <w:p>
@@ -25470,7 +25173,7 @@
         </w:tc>
         <w:tc>
           <w:tcPr>
-            <w:tcW w:w="736" w:type="dxa"/>
+            <w:tcW w:w="828" w:type="dxa"/>
             <w:tcBorders/>
           </w:tcPr>
           <w:p>
@@ -25501,7 +25204,7 @@
         </w:tc>
         <w:tc>
           <w:tcPr>
-            <w:tcW w:w="3600" w:type="dxa"/>
+            <w:tcW w:w="3780" w:type="dxa"/>
             <w:tcBorders/>
           </w:tcPr>
           <w:p>
@@ -25535,7 +25238,7 @@
         <w:trPr/>
         <w:tc>
           <w:tcPr>
-            <w:tcW w:w="1336" w:type="dxa"/>
+            <w:tcW w:w="1584" w:type="dxa"/>
             <w:tcBorders/>
           </w:tcPr>
           <w:p>
@@ -25566,7 +25269,7 @@
         </w:tc>
         <w:tc>
           <w:tcPr>
-            <w:tcW w:w="3164" w:type="dxa"/>
+            <w:tcW w:w="2196" w:type="dxa"/>
             <w:tcBorders/>
           </w:tcPr>
           <w:p>
@@ -25597,7 +25300,7 @@
         </w:tc>
         <w:tc>
           <w:tcPr>
-            <w:tcW w:w="709" w:type="dxa"/>
+            <w:tcW w:w="972" w:type="dxa"/>
             <w:tcBorders/>
           </w:tcPr>
           <w:p>
@@ -25628,7 +25331,7 @@
         </w:tc>
         <w:tc>
           <w:tcPr>
-            <w:tcW w:w="736" w:type="dxa"/>
+            <w:tcW w:w="828" w:type="dxa"/>
             <w:tcBorders/>
           </w:tcPr>
           <w:p>
@@ -25659,7 +25362,7 @@
         </w:tc>
         <w:tc>
           <w:tcPr>
-            <w:tcW w:w="3600" w:type="dxa"/>
+            <w:tcW w:w="3780" w:type="dxa"/>
             <w:tcBorders/>
           </w:tcPr>
           <w:p>
@@ -25693,7 +25396,7 @@
         <w:trPr/>
         <w:tc>
           <w:tcPr>
-            <w:tcW w:w="1336" w:type="dxa"/>
+            <w:tcW w:w="1584" w:type="dxa"/>
             <w:tcBorders/>
           </w:tcPr>
           <w:p>
@@ -25724,7 +25427,7 @@
         </w:tc>
         <w:tc>
           <w:tcPr>
-            <w:tcW w:w="3164" w:type="dxa"/>
+            <w:tcW w:w="2196" w:type="dxa"/>
             <w:tcBorders/>
           </w:tcPr>
           <w:p>
@@ -25755,7 +25458,7 @@
         </w:tc>
         <w:tc>
           <w:tcPr>
-            <w:tcW w:w="709" w:type="dxa"/>
+            <w:tcW w:w="972" w:type="dxa"/>
             <w:tcBorders/>
           </w:tcPr>
           <w:p>
@@ -25786,7 +25489,7 @@
         </w:tc>
         <w:tc>
           <w:tcPr>
-            <w:tcW w:w="736" w:type="dxa"/>
+            <w:tcW w:w="828" w:type="dxa"/>
             <w:tcBorders/>
           </w:tcPr>
           <w:p>
@@ -25817,7 +25520,7 @@
         </w:tc>
         <w:tc>
           <w:tcPr>
-            <w:tcW w:w="3600" w:type="dxa"/>
+            <w:tcW w:w="3780" w:type="dxa"/>
             <w:tcBorders/>
           </w:tcPr>
           <w:p>
@@ -25851,7 +25554,7 @@
         <w:trPr/>
         <w:tc>
           <w:tcPr>
-            <w:tcW w:w="1336" w:type="dxa"/>
+            <w:tcW w:w="1584" w:type="dxa"/>
             <w:tcBorders/>
           </w:tcPr>
           <w:p>
@@ -25882,7 +25585,7 @@
         </w:tc>
         <w:tc>
           <w:tcPr>
-            <w:tcW w:w="3164" w:type="dxa"/>
+            <w:tcW w:w="2196" w:type="dxa"/>
             <w:tcBorders/>
           </w:tcPr>
           <w:p>
@@ -25913,7 +25616,7 @@
         </w:tc>
         <w:tc>
           <w:tcPr>
-            <w:tcW w:w="709" w:type="dxa"/>
+            <w:tcW w:w="972" w:type="dxa"/>
             <w:tcBorders/>
           </w:tcPr>
           <w:p>
@@ -25944,7 +25647,7 @@
         </w:tc>
         <w:tc>
           <w:tcPr>
-            <w:tcW w:w="736" w:type="dxa"/>
+            <w:tcW w:w="828" w:type="dxa"/>
             <w:tcBorders/>
           </w:tcPr>
           <w:p>
@@ -25975,7 +25678,7 @@
         </w:tc>
         <w:tc>
           <w:tcPr>
-            <w:tcW w:w="3600" w:type="dxa"/>
+            <w:tcW w:w="3780" w:type="dxa"/>
             <w:tcBorders/>
           </w:tcPr>
           <w:p>
@@ -26009,7 +25712,7 @@
         <w:trPr/>
         <w:tc>
           <w:tcPr>
-            <w:tcW w:w="1336" w:type="dxa"/>
+            <w:tcW w:w="1584" w:type="dxa"/>
             <w:tcBorders/>
           </w:tcPr>
           <w:p>
@@ -26040,7 +25743,7 @@
         </w:tc>
         <w:tc>
           <w:tcPr>
-            <w:tcW w:w="3164" w:type="dxa"/>
+            <w:tcW w:w="2196" w:type="dxa"/>
             <w:tcBorders/>
           </w:tcPr>
           <w:p>
@@ -26071,7 +25774,7 @@
         </w:tc>
         <w:tc>
           <w:tcPr>
-            <w:tcW w:w="709" w:type="dxa"/>
+            <w:tcW w:w="972" w:type="dxa"/>
             <w:tcBorders/>
           </w:tcPr>
           <w:p>
@@ -26102,7 +25805,7 @@
         </w:tc>
         <w:tc>
           <w:tcPr>
-            <w:tcW w:w="736" w:type="dxa"/>
+            <w:tcW w:w="828" w:type="dxa"/>
             <w:tcBorders/>
           </w:tcPr>
           <w:p>
@@ -26133,7 +25836,7 @@
         </w:tc>
         <w:tc>
           <w:tcPr>
-            <w:tcW w:w="3600" w:type="dxa"/>
+            <w:tcW w:w="3780" w:type="dxa"/>
             <w:tcBorders/>
           </w:tcPr>
           <w:p>
@@ -26166,7 +25869,7 @@
         <w:trPr/>
         <w:tc>
           <w:tcPr>
-            <w:tcW w:w="1336" w:type="dxa"/>
+            <w:tcW w:w="1584" w:type="dxa"/>
             <w:tcBorders/>
           </w:tcPr>
           <w:p>
@@ -26197,7 +25900,7 @@
         </w:tc>
         <w:tc>
           <w:tcPr>
-            <w:tcW w:w="3164" w:type="dxa"/>
+            <w:tcW w:w="2196" w:type="dxa"/>
             <w:tcBorders/>
           </w:tcPr>
           <w:p>
@@ -26228,7 +25931,7 @@
         </w:tc>
         <w:tc>
           <w:tcPr>
-            <w:tcW w:w="709" w:type="dxa"/>
+            <w:tcW w:w="972" w:type="dxa"/>
             <w:tcBorders/>
           </w:tcPr>
           <w:p>
@@ -26259,7 +25962,7 @@
         </w:tc>
         <w:tc>
           <w:tcPr>
-            <w:tcW w:w="736" w:type="dxa"/>
+            <w:tcW w:w="828" w:type="dxa"/>
             <w:tcBorders/>
           </w:tcPr>
           <w:p>
@@ -26290,7 +25993,7 @@
         </w:tc>
         <w:tc>
           <w:tcPr>
-            <w:tcW w:w="3600" w:type="dxa"/>
+            <w:tcW w:w="3780" w:type="dxa"/>
             <w:tcBorders/>
           </w:tcPr>
           <w:p>
@@ -26324,7 +26027,7 @@
         <w:trPr/>
         <w:tc>
           <w:tcPr>
-            <w:tcW w:w="1336" w:type="dxa"/>
+            <w:tcW w:w="1584" w:type="dxa"/>
             <w:tcBorders/>
           </w:tcPr>
           <w:p>
@@ -26355,7 +26058,7 @@
         </w:tc>
         <w:tc>
           <w:tcPr>
-            <w:tcW w:w="3164" w:type="dxa"/>
+            <w:tcW w:w="2196" w:type="dxa"/>
             <w:tcBorders/>
           </w:tcPr>
           <w:p>
@@ -26386,7 +26089,7 @@
         </w:tc>
         <w:tc>
           <w:tcPr>
-            <w:tcW w:w="709" w:type="dxa"/>
+            <w:tcW w:w="972" w:type="dxa"/>
             <w:tcBorders/>
           </w:tcPr>
           <w:p>
@@ -26417,7 +26120,7 @@
         </w:tc>
         <w:tc>
           <w:tcPr>
-            <w:tcW w:w="736" w:type="dxa"/>
+            <w:tcW w:w="828" w:type="dxa"/>
             <w:tcBorders/>
           </w:tcPr>
           <w:p>
@@ -26448,7 +26151,7 @@
         </w:tc>
         <w:tc>
           <w:tcPr>
-            <w:tcW w:w="3600" w:type="dxa"/>
+            <w:tcW w:w="3780" w:type="dxa"/>
             <w:tcBorders/>
           </w:tcPr>
           <w:p>
@@ -26482,7 +26185,7 @@
         <w:trPr/>
         <w:tc>
           <w:tcPr>
-            <w:tcW w:w="1336" w:type="dxa"/>
+            <w:tcW w:w="1584" w:type="dxa"/>
             <w:tcBorders/>
           </w:tcPr>
           <w:p>
@@ -26513,7 +26216,7 @@
         </w:tc>
         <w:tc>
           <w:tcPr>
-            <w:tcW w:w="3164" w:type="dxa"/>
+            <w:tcW w:w="2196" w:type="dxa"/>
             <w:tcBorders/>
           </w:tcPr>
           <w:p>
@@ -26544,7 +26247,7 @@
         </w:tc>
         <w:tc>
           <w:tcPr>
-            <w:tcW w:w="709" w:type="dxa"/>
+            <w:tcW w:w="972" w:type="dxa"/>
             <w:tcBorders/>
           </w:tcPr>
           <w:p>
@@ -26575,7 +26278,7 @@
         </w:tc>
         <w:tc>
           <w:tcPr>
-            <w:tcW w:w="736" w:type="dxa"/>
+            <w:tcW w:w="828" w:type="dxa"/>
             <w:tcBorders/>
           </w:tcPr>
           <w:p>
@@ -26606,7 +26309,7 @@
         </w:tc>
         <w:tc>
           <w:tcPr>
-            <w:tcW w:w="3600" w:type="dxa"/>
+            <w:tcW w:w="3780" w:type="dxa"/>
             <w:tcBorders/>
           </w:tcPr>
           <w:p>
@@ -26640,7 +26343,7 @@
         <w:trPr/>
         <w:tc>
           <w:tcPr>
-            <w:tcW w:w="1336" w:type="dxa"/>
+            <w:tcW w:w="1584" w:type="dxa"/>
             <w:tcBorders/>
           </w:tcPr>
           <w:p>
@@ -26671,7 +26374,7 @@
         </w:tc>
         <w:tc>
           <w:tcPr>
-            <w:tcW w:w="3164" w:type="dxa"/>
+            <w:tcW w:w="2196" w:type="dxa"/>
             <w:tcBorders/>
           </w:tcPr>
           <w:p>
@@ -26702,7 +26405,7 @@
         </w:tc>
         <w:tc>
           <w:tcPr>
-            <w:tcW w:w="709" w:type="dxa"/>
+            <w:tcW w:w="972" w:type="dxa"/>
             <w:tcBorders/>
           </w:tcPr>
           <w:p>
@@ -26733,7 +26436,7 @@
         </w:tc>
         <w:tc>
           <w:tcPr>
-            <w:tcW w:w="736" w:type="dxa"/>
+            <w:tcW w:w="828" w:type="dxa"/>
             <w:tcBorders/>
           </w:tcPr>
           <w:p>
@@ -26764,7 +26467,7 @@
         </w:tc>
         <w:tc>
           <w:tcPr>
-            <w:tcW w:w="3600" w:type="dxa"/>
+            <w:tcW w:w="3780" w:type="dxa"/>
             <w:tcBorders/>
           </w:tcPr>
           <w:p>
@@ -26795,6 +26498,24 @@
         </w:tc>
       </w:tr>
     </w:tbl>
+    <w:p>
+      <w:pPr>
+        <w:pStyle w:val="BodyText"/>
+        <w:rPr/>
+      </w:pPr>
+      <w:r>
+        <w:rPr/>
+      </w:r>
+    </w:p>
+    <w:p>
+      <w:pPr>
+        <w:pStyle w:val="BodyText"/>
+        <w:rPr/>
+      </w:pPr>
+      <w:r>
+        <w:rPr/>
+      </w:r>
+    </w:p>
     <w:p>
       <w:pPr>
         <w:pStyle w:val="TableCaption"/>
@@ -26818,7 +26539,7 @@
     <w:tbl>
       <w:tblPr>
         <w:tblStyle w:val="Table"/>
-        <w:tblW w:w="9627" w:type="dxa"/>
+        <w:tblW w:w="9450" w:type="dxa"/>
         <w:jc w:val="left"/>
         <w:tblInd w:w="0" w:type="dxa"/>
         <w:tblLayout w:type="fixed"/>
@@ -26831,9 +26552,9 @@
         <w:tblLook w:val="0020" w:noHBand="0" w:noVBand="0" w:firstColumn="0" w:lastRow="0" w:lastColumn="0" w:firstRow="1"/>
       </w:tblPr>
       <w:tblGrid>
-        <w:gridCol w:w="1364"/>
-        <w:gridCol w:w="1718"/>
-        <w:gridCol w:w="6545"/>
+        <w:gridCol w:w="1350"/>
+        <w:gridCol w:w="1800"/>
+        <w:gridCol w:w="6300"/>
       </w:tblGrid>
       <w:tr>
         <w:trPr>
@@ -26841,7 +26562,7 @@
         </w:trPr>
         <w:tc>
           <w:tcPr>
-            <w:tcW w:w="1364" w:type="dxa"/>
+            <w:tcW w:w="1350" w:type="dxa"/>
             <w:tcBorders>
               <w:bottom w:val="single" w:sz="6" w:space="0" w:color="000000"/>
             </w:tcBorders>
@@ -26875,7 +26596,7 @@
         </w:tc>
         <w:tc>
           <w:tcPr>
-            <w:tcW w:w="1718" w:type="dxa"/>
+            <w:tcW w:w="1800" w:type="dxa"/>
             <w:tcBorders>
               <w:bottom w:val="single" w:sz="6" w:space="0" w:color="000000"/>
             </w:tcBorders>
@@ -26909,7 +26630,7 @@
         </w:tc>
         <w:tc>
           <w:tcPr>
-            <w:tcW w:w="6545" w:type="dxa"/>
+            <w:tcW w:w="6300" w:type="dxa"/>
             <w:tcBorders>
               <w:bottom w:val="single" w:sz="6" w:space="0" w:color="000000"/>
             </w:tcBorders>
@@ -26946,7 +26667,7 @@
         <w:trPr/>
         <w:tc>
           <w:tcPr>
-            <w:tcW w:w="1364" w:type="dxa"/>
+            <w:tcW w:w="1350" w:type="dxa"/>
             <w:tcBorders/>
           </w:tcPr>
           <w:p>
@@ -26977,7 +26698,7 @@
         </w:tc>
         <w:tc>
           <w:tcPr>
-            <w:tcW w:w="1718" w:type="dxa"/>
+            <w:tcW w:w="1800" w:type="dxa"/>
             <w:tcBorders/>
           </w:tcPr>
           <w:p>
@@ -27008,7 +26729,7 @@
         </w:tc>
         <w:tc>
           <w:tcPr>
-            <w:tcW w:w="6545" w:type="dxa"/>
+            <w:tcW w:w="6300" w:type="dxa"/>
             <w:tcBorders/>
           </w:tcPr>
           <w:p>
@@ -27042,7 +26763,7 @@
         <w:trPr/>
         <w:tc>
           <w:tcPr>
-            <w:tcW w:w="1364" w:type="dxa"/>
+            <w:tcW w:w="1350" w:type="dxa"/>
             <w:tcBorders/>
           </w:tcPr>
           <w:p>
@@ -27073,7 +26794,7 @@
         </w:tc>
         <w:tc>
           <w:tcPr>
-            <w:tcW w:w="1718" w:type="dxa"/>
+            <w:tcW w:w="1800" w:type="dxa"/>
             <w:tcBorders/>
           </w:tcPr>
           <w:p>
@@ -27104,7 +26825,7 @@
         </w:tc>
         <w:tc>
           <w:tcPr>
-            <w:tcW w:w="6545" w:type="dxa"/>
+            <w:tcW w:w="6300" w:type="dxa"/>
             <w:tcBorders/>
           </w:tcPr>
           <w:p>
@@ -27138,7 +26859,7 @@
         <w:trPr/>
         <w:tc>
           <w:tcPr>
-            <w:tcW w:w="1364" w:type="dxa"/>
+            <w:tcW w:w="1350" w:type="dxa"/>
             <w:tcBorders/>
           </w:tcPr>
           <w:p>
@@ -27169,7 +26890,7 @@
         </w:tc>
         <w:tc>
           <w:tcPr>
-            <w:tcW w:w="1718" w:type="dxa"/>
+            <w:tcW w:w="1800" w:type="dxa"/>
             <w:tcBorders/>
           </w:tcPr>
           <w:p>
@@ -27200,7 +26921,7 @@
         </w:tc>
         <w:tc>
           <w:tcPr>
-            <w:tcW w:w="6545" w:type="dxa"/>
+            <w:tcW w:w="6300" w:type="dxa"/>
             <w:tcBorders/>
           </w:tcPr>
           <w:p>
@@ -27234,7 +26955,7 @@
         <w:trPr/>
         <w:tc>
           <w:tcPr>
-            <w:tcW w:w="1364" w:type="dxa"/>
+            <w:tcW w:w="1350" w:type="dxa"/>
             <w:tcBorders/>
           </w:tcPr>
           <w:p>
@@ -27265,7 +26986,7 @@
         </w:tc>
         <w:tc>
           <w:tcPr>
-            <w:tcW w:w="1718" w:type="dxa"/>
+            <w:tcW w:w="1800" w:type="dxa"/>
             <w:tcBorders/>
           </w:tcPr>
           <w:p>
@@ -27296,7 +27017,7 @@
         </w:tc>
         <w:tc>
           <w:tcPr>
-            <w:tcW w:w="6545" w:type="dxa"/>
+            <w:tcW w:w="6300" w:type="dxa"/>
             <w:tcBorders/>
           </w:tcPr>
           <w:p>
@@ -27330,7 +27051,7 @@
         <w:trPr/>
         <w:tc>
           <w:tcPr>
-            <w:tcW w:w="1364" w:type="dxa"/>
+            <w:tcW w:w="1350" w:type="dxa"/>
             <w:tcBorders/>
           </w:tcPr>
           <w:p>
@@ -27361,7 +27082,7 @@
         </w:tc>
         <w:tc>
           <w:tcPr>
-            <w:tcW w:w="1718" w:type="dxa"/>
+            <w:tcW w:w="1800" w:type="dxa"/>
             <w:tcBorders/>
           </w:tcPr>
           <w:p>
@@ -27392,7 +27113,7 @@
         </w:tc>
         <w:tc>
           <w:tcPr>
-            <w:tcW w:w="6545" w:type="dxa"/>
+            <w:tcW w:w="6300" w:type="dxa"/>
             <w:tcBorders/>
           </w:tcPr>
           <w:p>
@@ -27426,7 +27147,7 @@
         <w:trPr/>
         <w:tc>
           <w:tcPr>
-            <w:tcW w:w="1364" w:type="dxa"/>
+            <w:tcW w:w="1350" w:type="dxa"/>
             <w:tcBorders/>
           </w:tcPr>
           <w:p>
@@ -27457,7 +27178,7 @@
         </w:tc>
         <w:tc>
           <w:tcPr>
-            <w:tcW w:w="1718" w:type="dxa"/>
+            <w:tcW w:w="1800" w:type="dxa"/>
             <w:tcBorders/>
           </w:tcPr>
           <w:p>
@@ -27488,7 +27209,7 @@
         </w:tc>
         <w:tc>
           <w:tcPr>
-            <w:tcW w:w="6545" w:type="dxa"/>
+            <w:tcW w:w="6300" w:type="dxa"/>
             <w:tcBorders/>
           </w:tcPr>
           <w:p>
@@ -27522,7 +27243,7 @@
         <w:trPr/>
         <w:tc>
           <w:tcPr>
-            <w:tcW w:w="1364" w:type="dxa"/>
+            <w:tcW w:w="1350" w:type="dxa"/>
             <w:tcBorders/>
           </w:tcPr>
           <w:p>
@@ -27553,7 +27274,7 @@
         </w:tc>
         <w:tc>
           <w:tcPr>
-            <w:tcW w:w="1718" w:type="dxa"/>
+            <w:tcW w:w="1800" w:type="dxa"/>
             <w:tcBorders/>
           </w:tcPr>
           <w:p>
@@ -27584,7 +27305,7 @@
         </w:tc>
         <w:tc>
           <w:tcPr>
-            <w:tcW w:w="6545" w:type="dxa"/>
+            <w:tcW w:w="6300" w:type="dxa"/>
             <w:tcBorders/>
           </w:tcPr>
           <w:p>
@@ -27618,7 +27339,7 @@
         <w:trPr/>
         <w:tc>
           <w:tcPr>
-            <w:tcW w:w="1364" w:type="dxa"/>
+            <w:tcW w:w="1350" w:type="dxa"/>
             <w:tcBorders/>
           </w:tcPr>
           <w:p>
@@ -27649,7 +27370,7 @@
         </w:tc>
         <w:tc>
           <w:tcPr>
-            <w:tcW w:w="1718" w:type="dxa"/>
+            <w:tcW w:w="1800" w:type="dxa"/>
             <w:tcBorders/>
           </w:tcPr>
           <w:p>
@@ -27680,7 +27401,7 @@
         </w:tc>
         <w:tc>
           <w:tcPr>
-            <w:tcW w:w="6545" w:type="dxa"/>
+            <w:tcW w:w="6300" w:type="dxa"/>
             <w:tcBorders/>
           </w:tcPr>
           <w:p>
@@ -27714,7 +27435,7 @@
         <w:trPr/>
         <w:tc>
           <w:tcPr>
-            <w:tcW w:w="1364" w:type="dxa"/>
+            <w:tcW w:w="1350" w:type="dxa"/>
             <w:tcBorders/>
           </w:tcPr>
           <w:p>
@@ -27745,7 +27466,7 @@
         </w:tc>
         <w:tc>
           <w:tcPr>
-            <w:tcW w:w="1718" w:type="dxa"/>
+            <w:tcW w:w="1800" w:type="dxa"/>
             <w:tcBorders/>
           </w:tcPr>
           <w:p>
@@ -27776,7 +27497,7 @@
         </w:tc>
         <w:tc>
           <w:tcPr>
-            <w:tcW w:w="6545" w:type="dxa"/>
+            <w:tcW w:w="6300" w:type="dxa"/>
             <w:tcBorders/>
           </w:tcPr>
           <w:p>
@@ -27810,7 +27531,7 @@
         <w:trPr/>
         <w:tc>
           <w:tcPr>
-            <w:tcW w:w="1364" w:type="dxa"/>
+            <w:tcW w:w="1350" w:type="dxa"/>
             <w:tcBorders/>
           </w:tcPr>
           <w:p>
@@ -27841,7 +27562,7 @@
         </w:tc>
         <w:tc>
           <w:tcPr>
-            <w:tcW w:w="1718" w:type="dxa"/>
+            <w:tcW w:w="1800" w:type="dxa"/>
             <w:tcBorders/>
           </w:tcPr>
           <w:p>
@@ -27872,7 +27593,7 @@
         </w:tc>
         <w:tc>
           <w:tcPr>
-            <w:tcW w:w="6545" w:type="dxa"/>
+            <w:tcW w:w="6300" w:type="dxa"/>
             <w:tcBorders/>
           </w:tcPr>
           <w:p>
@@ -27906,7 +27627,7 @@
         <w:trPr/>
         <w:tc>
           <w:tcPr>
-            <w:tcW w:w="1364" w:type="dxa"/>
+            <w:tcW w:w="1350" w:type="dxa"/>
             <w:tcBorders/>
           </w:tcPr>
           <w:p>
@@ -27937,7 +27658,7 @@
         </w:tc>
         <w:tc>
           <w:tcPr>
-            <w:tcW w:w="1718" w:type="dxa"/>
+            <w:tcW w:w="1800" w:type="dxa"/>
             <w:tcBorders/>
           </w:tcPr>
           <w:p>
@@ -27968,7 +27689,7 @@
         </w:tc>
         <w:tc>
           <w:tcPr>
-            <w:tcW w:w="6545" w:type="dxa"/>
+            <w:tcW w:w="6300" w:type="dxa"/>
             <w:tcBorders/>
           </w:tcPr>
           <w:p>
@@ -28002,7 +27723,7 @@
         <w:trPr/>
         <w:tc>
           <w:tcPr>
-            <w:tcW w:w="1364" w:type="dxa"/>
+            <w:tcW w:w="1350" w:type="dxa"/>
             <w:tcBorders/>
           </w:tcPr>
           <w:p>
@@ -28033,7 +27754,7 @@
         </w:tc>
         <w:tc>
           <w:tcPr>
-            <w:tcW w:w="1718" w:type="dxa"/>
+            <w:tcW w:w="1800" w:type="dxa"/>
             <w:tcBorders/>
           </w:tcPr>
           <w:p>
@@ -28064,7 +27785,7 @@
         </w:tc>
         <w:tc>
           <w:tcPr>
-            <w:tcW w:w="6545" w:type="dxa"/>
+            <w:tcW w:w="6300" w:type="dxa"/>
             <w:tcBorders/>
           </w:tcPr>
           <w:p>
@@ -28098,7 +27819,7 @@
         <w:trPr/>
         <w:tc>
           <w:tcPr>
-            <w:tcW w:w="1364" w:type="dxa"/>
+            <w:tcW w:w="1350" w:type="dxa"/>
             <w:tcBorders/>
           </w:tcPr>
           <w:p>
@@ -28129,7 +27850,7 @@
         </w:tc>
         <w:tc>
           <w:tcPr>
-            <w:tcW w:w="1718" w:type="dxa"/>
+            <w:tcW w:w="1800" w:type="dxa"/>
             <w:tcBorders/>
           </w:tcPr>
           <w:p>
@@ -28160,7 +27881,7 @@
         </w:tc>
         <w:tc>
           <w:tcPr>
-            <w:tcW w:w="6545" w:type="dxa"/>
+            <w:tcW w:w="6300" w:type="dxa"/>
             <w:tcBorders/>
           </w:tcPr>
           <w:p>
@@ -28194,7 +27915,7 @@
         <w:trPr/>
         <w:tc>
           <w:tcPr>
-            <w:tcW w:w="1364" w:type="dxa"/>
+            <w:tcW w:w="1350" w:type="dxa"/>
             <w:tcBorders/>
           </w:tcPr>
           <w:p>
@@ -28225,7 +27946,7 @@
         </w:tc>
         <w:tc>
           <w:tcPr>
-            <w:tcW w:w="1718" w:type="dxa"/>
+            <w:tcW w:w="1800" w:type="dxa"/>
             <w:tcBorders/>
           </w:tcPr>
           <w:p>
@@ -28256,7 +27977,7 @@
         </w:tc>
         <w:tc>
           <w:tcPr>
-            <w:tcW w:w="6545" w:type="dxa"/>
+            <w:tcW w:w="6300" w:type="dxa"/>
             <w:tcBorders/>
           </w:tcPr>
           <w:p>
@@ -28290,7 +28011,7 @@
         <w:trPr/>
         <w:tc>
           <w:tcPr>
-            <w:tcW w:w="1364" w:type="dxa"/>
+            <w:tcW w:w="1350" w:type="dxa"/>
             <w:tcBorders/>
           </w:tcPr>
           <w:p>
@@ -28321,7 +28042,7 @@
         </w:tc>
         <w:tc>
           <w:tcPr>
-            <w:tcW w:w="1718" w:type="dxa"/>
+            <w:tcW w:w="1800" w:type="dxa"/>
             <w:tcBorders/>
           </w:tcPr>
           <w:p>
@@ -28352,7 +28073,7 @@
         </w:tc>
         <w:tc>
           <w:tcPr>
-            <w:tcW w:w="6545" w:type="dxa"/>
+            <w:tcW w:w="6300" w:type="dxa"/>
             <w:tcBorders/>
           </w:tcPr>
           <w:p>
@@ -28386,7 +28107,7 @@
         <w:trPr/>
         <w:tc>
           <w:tcPr>
-            <w:tcW w:w="1364" w:type="dxa"/>
+            <w:tcW w:w="1350" w:type="dxa"/>
             <w:tcBorders/>
           </w:tcPr>
           <w:p>
@@ -28417,7 +28138,7 @@
         </w:tc>
         <w:tc>
           <w:tcPr>
-            <w:tcW w:w="1718" w:type="dxa"/>
+            <w:tcW w:w="1800" w:type="dxa"/>
             <w:tcBorders/>
           </w:tcPr>
           <w:p>
@@ -28448,7 +28169,7 @@
         </w:tc>
         <w:tc>
           <w:tcPr>
-            <w:tcW w:w="6545" w:type="dxa"/>
+            <w:tcW w:w="6300" w:type="dxa"/>
             <w:tcBorders/>
           </w:tcPr>
           <w:p>
@@ -28482,7 +28203,7 @@
         <w:trPr/>
         <w:tc>
           <w:tcPr>
-            <w:tcW w:w="1364" w:type="dxa"/>
+            <w:tcW w:w="1350" w:type="dxa"/>
             <w:tcBorders/>
           </w:tcPr>
           <w:p>
@@ -28513,7 +28234,7 @@
         </w:tc>
         <w:tc>
           <w:tcPr>
-            <w:tcW w:w="1718" w:type="dxa"/>
+            <w:tcW w:w="1800" w:type="dxa"/>
             <w:tcBorders/>
           </w:tcPr>
           <w:p>
@@ -28544,7 +28265,7 @@
         </w:tc>
         <w:tc>
           <w:tcPr>
-            <w:tcW w:w="6545" w:type="dxa"/>
+            <w:tcW w:w="6300" w:type="dxa"/>
             <w:tcBorders/>
           </w:tcPr>
           <w:p>
@@ -28578,7 +28299,7 @@
         <w:trPr/>
         <w:tc>
           <w:tcPr>
-            <w:tcW w:w="1364" w:type="dxa"/>
+            <w:tcW w:w="1350" w:type="dxa"/>
             <w:tcBorders/>
           </w:tcPr>
           <w:p>
@@ -28609,7 +28330,7 @@
         </w:tc>
         <w:tc>
           <w:tcPr>
-            <w:tcW w:w="1718" w:type="dxa"/>
+            <w:tcW w:w="1800" w:type="dxa"/>
             <w:tcBorders/>
           </w:tcPr>
           <w:p>
@@ -28640,7 +28361,7 @@
         </w:tc>
         <w:tc>
           <w:tcPr>
-            <w:tcW w:w="6545" w:type="dxa"/>
+            <w:tcW w:w="6300" w:type="dxa"/>
             <w:tcBorders/>
           </w:tcPr>
           <w:p>
@@ -28674,7 +28395,7 @@
         <w:trPr/>
         <w:tc>
           <w:tcPr>
-            <w:tcW w:w="1364" w:type="dxa"/>
+            <w:tcW w:w="1350" w:type="dxa"/>
             <w:tcBorders/>
           </w:tcPr>
           <w:p>
@@ -28705,7 +28426,7 @@
         </w:tc>
         <w:tc>
           <w:tcPr>
-            <w:tcW w:w="1718" w:type="dxa"/>
+            <w:tcW w:w="1800" w:type="dxa"/>
             <w:tcBorders/>
           </w:tcPr>
           <w:p>
@@ -28736,7 +28457,7 @@
         </w:tc>
         <w:tc>
           <w:tcPr>
-            <w:tcW w:w="6545" w:type="dxa"/>
+            <w:tcW w:w="6300" w:type="dxa"/>
             <w:tcBorders/>
           </w:tcPr>
           <w:p>
@@ -28770,7 +28491,7 @@
         <w:trPr/>
         <w:tc>
           <w:tcPr>
-            <w:tcW w:w="1364" w:type="dxa"/>
+            <w:tcW w:w="1350" w:type="dxa"/>
             <w:tcBorders/>
           </w:tcPr>
           <w:p>
@@ -28801,7 +28522,7 @@
         </w:tc>
         <w:tc>
           <w:tcPr>
-            <w:tcW w:w="1718" w:type="dxa"/>
+            <w:tcW w:w="1800" w:type="dxa"/>
             <w:tcBorders/>
           </w:tcPr>
           <w:p>
@@ -28832,7 +28553,7 @@
         </w:tc>
         <w:tc>
           <w:tcPr>
-            <w:tcW w:w="6545" w:type="dxa"/>
+            <w:tcW w:w="6300" w:type="dxa"/>
             <w:tcBorders/>
           </w:tcPr>
           <w:p>
@@ -28866,7 +28587,7 @@
         <w:trPr/>
         <w:tc>
           <w:tcPr>
-            <w:tcW w:w="1364" w:type="dxa"/>
+            <w:tcW w:w="1350" w:type="dxa"/>
             <w:tcBorders/>
           </w:tcPr>
           <w:p>
@@ -28897,7 +28618,7 @@
         </w:tc>
         <w:tc>
           <w:tcPr>
-            <w:tcW w:w="1718" w:type="dxa"/>
+            <w:tcW w:w="1800" w:type="dxa"/>
             <w:tcBorders/>
           </w:tcPr>
           <w:p>
@@ -28928,7 +28649,7 @@
         </w:tc>
         <w:tc>
           <w:tcPr>
-            <w:tcW w:w="6545" w:type="dxa"/>
+            <w:tcW w:w="6300" w:type="dxa"/>
             <w:tcBorders/>
           </w:tcPr>
           <w:p>
@@ -28962,7 +28683,7 @@
         <w:trPr/>
         <w:tc>
           <w:tcPr>
-            <w:tcW w:w="1364" w:type="dxa"/>
+            <w:tcW w:w="1350" w:type="dxa"/>
             <w:tcBorders/>
           </w:tcPr>
           <w:p>
@@ -28993,7 +28714,7 @@
         </w:tc>
         <w:tc>
           <w:tcPr>
-            <w:tcW w:w="1718" w:type="dxa"/>
+            <w:tcW w:w="1800" w:type="dxa"/>
             <w:tcBorders/>
           </w:tcPr>
           <w:p>
@@ -29024,7 +28745,7 @@
         </w:tc>
         <w:tc>
           <w:tcPr>
-            <w:tcW w:w="6545" w:type="dxa"/>
+            <w:tcW w:w="6300" w:type="dxa"/>
             <w:tcBorders/>
           </w:tcPr>
           <w:p>
@@ -29058,7 +28779,7 @@
         <w:trPr/>
         <w:tc>
           <w:tcPr>
-            <w:tcW w:w="1364" w:type="dxa"/>
+            <w:tcW w:w="1350" w:type="dxa"/>
             <w:tcBorders/>
           </w:tcPr>
           <w:p>
@@ -29089,7 +28810,7 @@
         </w:tc>
         <w:tc>
           <w:tcPr>
-            <w:tcW w:w="1718" w:type="dxa"/>
+            <w:tcW w:w="1800" w:type="dxa"/>
             <w:tcBorders/>
           </w:tcPr>
           <w:p>
@@ -29120,7 +28841,7 @@
         </w:tc>
         <w:tc>
           <w:tcPr>
-            <w:tcW w:w="6545" w:type="dxa"/>
+            <w:tcW w:w="6300" w:type="dxa"/>
             <w:tcBorders/>
           </w:tcPr>
           <w:p>
@@ -29154,7 +28875,7 @@
         <w:trPr/>
         <w:tc>
           <w:tcPr>
-            <w:tcW w:w="1364" w:type="dxa"/>
+            <w:tcW w:w="1350" w:type="dxa"/>
             <w:tcBorders/>
           </w:tcPr>
           <w:p>
@@ -29185,7 +28906,7 @@
         </w:tc>
         <w:tc>
           <w:tcPr>
-            <w:tcW w:w="1718" w:type="dxa"/>
+            <w:tcW w:w="1800" w:type="dxa"/>
             <w:tcBorders/>
           </w:tcPr>
           <w:p>
@@ -29216,7 +28937,7 @@
         </w:tc>
         <w:tc>
           <w:tcPr>
-            <w:tcW w:w="6545" w:type="dxa"/>
+            <w:tcW w:w="6300" w:type="dxa"/>
             <w:tcBorders/>
           </w:tcPr>
           <w:p>
@@ -29250,7 +28971,7 @@
         <w:trPr/>
         <w:tc>
           <w:tcPr>
-            <w:tcW w:w="1364" w:type="dxa"/>
+            <w:tcW w:w="1350" w:type="dxa"/>
             <w:tcBorders/>
           </w:tcPr>
           <w:p>
@@ -29281,7 +29002,7 @@
         </w:tc>
         <w:tc>
           <w:tcPr>
-            <w:tcW w:w="1718" w:type="dxa"/>
+            <w:tcW w:w="1800" w:type="dxa"/>
             <w:tcBorders/>
           </w:tcPr>
           <w:p>
@@ -29312,7 +29033,7 @@
         </w:tc>
         <w:tc>
           <w:tcPr>
-            <w:tcW w:w="6545" w:type="dxa"/>
+            <w:tcW w:w="6300" w:type="dxa"/>
             <w:tcBorders/>
           </w:tcPr>
           <w:p>
@@ -29346,7 +29067,7 @@
         <w:trPr/>
         <w:tc>
           <w:tcPr>
-            <w:tcW w:w="1364" w:type="dxa"/>
+            <w:tcW w:w="1350" w:type="dxa"/>
             <w:tcBorders/>
           </w:tcPr>
           <w:p>
@@ -29377,7 +29098,7 @@
         </w:tc>
         <w:tc>
           <w:tcPr>
-            <w:tcW w:w="1718" w:type="dxa"/>
+            <w:tcW w:w="1800" w:type="dxa"/>
             <w:tcBorders/>
           </w:tcPr>
           <w:p>
@@ -29408,7 +29129,7 @@
         </w:tc>
         <w:tc>
           <w:tcPr>
-            <w:tcW w:w="6545" w:type="dxa"/>
+            <w:tcW w:w="6300" w:type="dxa"/>
             <w:tcBorders/>
           </w:tcPr>
           <w:p>
@@ -29442,7 +29163,7 @@
         <w:trPr/>
         <w:tc>
           <w:tcPr>
-            <w:tcW w:w="1364" w:type="dxa"/>
+            <w:tcW w:w="1350" w:type="dxa"/>
             <w:tcBorders/>
           </w:tcPr>
           <w:p>
@@ -29473,7 +29194,7 @@
         </w:tc>
         <w:tc>
           <w:tcPr>
-            <w:tcW w:w="1718" w:type="dxa"/>
+            <w:tcW w:w="1800" w:type="dxa"/>
             <w:tcBorders/>
           </w:tcPr>
           <w:p>
@@ -29504,7 +29225,7 @@
         </w:tc>
         <w:tc>
           <w:tcPr>
-            <w:tcW w:w="6545" w:type="dxa"/>
+            <w:tcW w:w="6300" w:type="dxa"/>
             <w:tcBorders/>
           </w:tcPr>
           <w:p>
@@ -29538,7 +29259,7 @@
         <w:trPr/>
         <w:tc>
           <w:tcPr>
-            <w:tcW w:w="1364" w:type="dxa"/>
+            <w:tcW w:w="1350" w:type="dxa"/>
             <w:tcBorders/>
           </w:tcPr>
           <w:p>
@@ -29569,7 +29290,7 @@
         </w:tc>
         <w:tc>
           <w:tcPr>
-            <w:tcW w:w="1718" w:type="dxa"/>
+            <w:tcW w:w="1800" w:type="dxa"/>
             <w:tcBorders/>
           </w:tcPr>
           <w:p>
@@ -29600,7 +29321,7 @@
         </w:tc>
         <w:tc>
           <w:tcPr>
-            <w:tcW w:w="6545" w:type="dxa"/>
+            <w:tcW w:w="6300" w:type="dxa"/>
             <w:tcBorders/>
           </w:tcPr>
           <w:p>
@@ -29634,7 +29355,7 @@
         <w:trPr/>
         <w:tc>
           <w:tcPr>
-            <w:tcW w:w="1364" w:type="dxa"/>
+            <w:tcW w:w="1350" w:type="dxa"/>
             <w:tcBorders/>
           </w:tcPr>
           <w:p>
@@ -29665,7 +29386,7 @@
         </w:tc>
         <w:tc>
           <w:tcPr>
-            <w:tcW w:w="1718" w:type="dxa"/>
+            <w:tcW w:w="1800" w:type="dxa"/>
             <w:tcBorders/>
           </w:tcPr>
           <w:p>
@@ -29696,7 +29417,7 @@
         </w:tc>
         <w:tc>
           <w:tcPr>
-            <w:tcW w:w="6545" w:type="dxa"/>
+            <w:tcW w:w="6300" w:type="dxa"/>
             <w:tcBorders/>
           </w:tcPr>
           <w:p>
@@ -29730,7 +29451,7 @@
         <w:trPr/>
         <w:tc>
           <w:tcPr>
-            <w:tcW w:w="1364" w:type="dxa"/>
+            <w:tcW w:w="1350" w:type="dxa"/>
             <w:tcBorders/>
           </w:tcPr>
           <w:p>
@@ -29761,7 +29482,7 @@
         </w:tc>
         <w:tc>
           <w:tcPr>
-            <w:tcW w:w="1718" w:type="dxa"/>
+            <w:tcW w:w="1800" w:type="dxa"/>
             <w:tcBorders/>
           </w:tcPr>
           <w:p>
@@ -29792,7 +29513,7 @@
         </w:tc>
         <w:tc>
           <w:tcPr>
-            <w:tcW w:w="6545" w:type="dxa"/>
+            <w:tcW w:w="6300" w:type="dxa"/>
             <w:tcBorders/>
           </w:tcPr>
           <w:p>
@@ -29826,7 +29547,7 @@
         <w:trPr/>
         <w:tc>
           <w:tcPr>
-            <w:tcW w:w="1364" w:type="dxa"/>
+            <w:tcW w:w="1350" w:type="dxa"/>
             <w:tcBorders/>
           </w:tcPr>
           <w:p>
@@ -29857,7 +29578,7 @@
         </w:tc>
         <w:tc>
           <w:tcPr>
-            <w:tcW w:w="1718" w:type="dxa"/>
+            <w:tcW w:w="1800" w:type="dxa"/>
             <w:tcBorders/>
           </w:tcPr>
           <w:p>
@@ -29888,7 +29609,7 @@
         </w:tc>
         <w:tc>
           <w:tcPr>
-            <w:tcW w:w="6545" w:type="dxa"/>
+            <w:tcW w:w="6300" w:type="dxa"/>
             <w:tcBorders/>
           </w:tcPr>
           <w:p>
@@ -29922,7 +29643,7 @@
         <w:trPr/>
         <w:tc>
           <w:tcPr>
-            <w:tcW w:w="1364" w:type="dxa"/>
+            <w:tcW w:w="1350" w:type="dxa"/>
             <w:tcBorders/>
           </w:tcPr>
           <w:p>
@@ -29953,7 +29674,7 @@
         </w:tc>
         <w:tc>
           <w:tcPr>
-            <w:tcW w:w="1718" w:type="dxa"/>
+            <w:tcW w:w="1800" w:type="dxa"/>
             <w:tcBorders/>
           </w:tcPr>
           <w:p>
@@ -29984,7 +29705,7 @@
         </w:tc>
         <w:tc>
           <w:tcPr>
-            <w:tcW w:w="6545" w:type="dxa"/>
+            <w:tcW w:w="6300" w:type="dxa"/>
             <w:tcBorders/>
           </w:tcPr>
           <w:p>
@@ -30018,7 +29739,7 @@
         <w:trPr/>
         <w:tc>
           <w:tcPr>
-            <w:tcW w:w="1364" w:type="dxa"/>
+            <w:tcW w:w="1350" w:type="dxa"/>
             <w:tcBorders/>
           </w:tcPr>
           <w:p>
@@ -30049,7 +29770,7 @@
         </w:tc>
         <w:tc>
           <w:tcPr>
-            <w:tcW w:w="1718" w:type="dxa"/>
+            <w:tcW w:w="1800" w:type="dxa"/>
             <w:tcBorders/>
           </w:tcPr>
           <w:p>
@@ -30080,7 +29801,7 @@
         </w:tc>
         <w:tc>
           <w:tcPr>
-            <w:tcW w:w="6545" w:type="dxa"/>
+            <w:tcW w:w="6300" w:type="dxa"/>
             <w:tcBorders/>
           </w:tcPr>
           <w:p>
@@ -30114,7 +29835,7 @@
         <w:trPr/>
         <w:tc>
           <w:tcPr>
-            <w:tcW w:w="1364" w:type="dxa"/>
+            <w:tcW w:w="1350" w:type="dxa"/>
             <w:tcBorders/>
           </w:tcPr>
           <w:p>
@@ -30145,7 +29866,7 @@
         </w:tc>
         <w:tc>
           <w:tcPr>
-            <w:tcW w:w="1718" w:type="dxa"/>
+            <w:tcW w:w="1800" w:type="dxa"/>
             <w:tcBorders/>
           </w:tcPr>
           <w:p>
@@ -30176,7 +29897,7 @@
         </w:tc>
         <w:tc>
           <w:tcPr>
-            <w:tcW w:w="6545" w:type="dxa"/>
+            <w:tcW w:w="6300" w:type="dxa"/>
             <w:tcBorders/>
           </w:tcPr>
           <w:p>
@@ -30210,7 +29931,7 @@
         <w:trPr/>
         <w:tc>
           <w:tcPr>
-            <w:tcW w:w="1364" w:type="dxa"/>
+            <w:tcW w:w="1350" w:type="dxa"/>
             <w:tcBorders/>
           </w:tcPr>
           <w:p>
@@ -30241,7 +29962,7 @@
         </w:tc>
         <w:tc>
           <w:tcPr>
-            <w:tcW w:w="1718" w:type="dxa"/>
+            <w:tcW w:w="1800" w:type="dxa"/>
             <w:tcBorders/>
           </w:tcPr>
           <w:p>
@@ -30272,7 +29993,7 @@
         </w:tc>
         <w:tc>
           <w:tcPr>
-            <w:tcW w:w="6545" w:type="dxa"/>
+            <w:tcW w:w="6300" w:type="dxa"/>
             <w:tcBorders/>
           </w:tcPr>
           <w:p>
@@ -30306,7 +30027,7 @@
         <w:trPr/>
         <w:tc>
           <w:tcPr>
-            <w:tcW w:w="1364" w:type="dxa"/>
+            <w:tcW w:w="1350" w:type="dxa"/>
             <w:tcBorders/>
           </w:tcPr>
           <w:p>
@@ -30337,7 +30058,7 @@
         </w:tc>
         <w:tc>
           <w:tcPr>
-            <w:tcW w:w="1718" w:type="dxa"/>
+            <w:tcW w:w="1800" w:type="dxa"/>
             <w:tcBorders/>
           </w:tcPr>
           <w:p>
@@ -30368,7 +30089,7 @@
         </w:tc>
         <w:tc>
           <w:tcPr>
-            <w:tcW w:w="6545" w:type="dxa"/>
+            <w:tcW w:w="6300" w:type="dxa"/>
             <w:tcBorders/>
           </w:tcPr>
           <w:p>
@@ -30402,7 +30123,7 @@
         <w:trPr/>
         <w:tc>
           <w:tcPr>
-            <w:tcW w:w="1364" w:type="dxa"/>
+            <w:tcW w:w="1350" w:type="dxa"/>
             <w:tcBorders/>
           </w:tcPr>
           <w:p>
@@ -30433,7 +30154,7 @@
         </w:tc>
         <w:tc>
           <w:tcPr>
-            <w:tcW w:w="1718" w:type="dxa"/>
+            <w:tcW w:w="1800" w:type="dxa"/>
             <w:tcBorders/>
           </w:tcPr>
           <w:p>
@@ -30464,7 +30185,7 @@
         </w:tc>
         <w:tc>
           <w:tcPr>
-            <w:tcW w:w="6545" w:type="dxa"/>
+            <w:tcW w:w="6300" w:type="dxa"/>
             <w:tcBorders/>
           </w:tcPr>
           <w:p>
@@ -30498,7 +30219,7 @@
         <w:trPr/>
         <w:tc>
           <w:tcPr>
-            <w:tcW w:w="1364" w:type="dxa"/>
+            <w:tcW w:w="1350" w:type="dxa"/>
             <w:tcBorders/>
           </w:tcPr>
           <w:p>
@@ -30529,7 +30250,7 @@
         </w:tc>
         <w:tc>
           <w:tcPr>
-            <w:tcW w:w="1718" w:type="dxa"/>
+            <w:tcW w:w="1800" w:type="dxa"/>
             <w:tcBorders/>
           </w:tcPr>
           <w:p>
@@ -30560,7 +30281,7 @@
         </w:tc>
         <w:tc>
           <w:tcPr>
-            <w:tcW w:w="6545" w:type="dxa"/>
+            <w:tcW w:w="6300" w:type="dxa"/>
             <w:tcBorders/>
           </w:tcPr>
           <w:p>
@@ -30594,7 +30315,7 @@
         <w:trPr/>
         <w:tc>
           <w:tcPr>
-            <w:tcW w:w="1364" w:type="dxa"/>
+            <w:tcW w:w="1350" w:type="dxa"/>
             <w:tcBorders/>
           </w:tcPr>
           <w:p>
@@ -30625,7 +30346,7 @@
         </w:tc>
         <w:tc>
           <w:tcPr>
-            <w:tcW w:w="1718" w:type="dxa"/>
+            <w:tcW w:w="1800" w:type="dxa"/>
             <w:tcBorders/>
           </w:tcPr>
           <w:p>
@@ -30656,7 +30377,7 @@
         </w:tc>
         <w:tc>
           <w:tcPr>
-            <w:tcW w:w="6545" w:type="dxa"/>
+            <w:tcW w:w="6300" w:type="dxa"/>
             <w:tcBorders/>
           </w:tcPr>
           <w:p>
@@ -30690,7 +30411,7 @@
         <w:trPr/>
         <w:tc>
           <w:tcPr>
-            <w:tcW w:w="1364" w:type="dxa"/>
+            <w:tcW w:w="1350" w:type="dxa"/>
             <w:tcBorders/>
           </w:tcPr>
           <w:p>
@@ -30721,7 +30442,7 @@
         </w:tc>
         <w:tc>
           <w:tcPr>
-            <w:tcW w:w="1718" w:type="dxa"/>
+            <w:tcW w:w="1800" w:type="dxa"/>
             <w:tcBorders/>
           </w:tcPr>
           <w:p>
@@ -30752,7 +30473,7 @@
         </w:tc>
         <w:tc>
           <w:tcPr>
-            <w:tcW w:w="6545" w:type="dxa"/>
+            <w:tcW w:w="6300" w:type="dxa"/>
             <w:tcBorders/>
           </w:tcPr>
           <w:p>
@@ -30786,7 +30507,7 @@
         <w:trPr/>
         <w:tc>
           <w:tcPr>
-            <w:tcW w:w="1364" w:type="dxa"/>
+            <w:tcW w:w="1350" w:type="dxa"/>
             <w:tcBorders/>
           </w:tcPr>
           <w:p>
@@ -30817,7 +30538,7 @@
         </w:tc>
         <w:tc>
           <w:tcPr>
-            <w:tcW w:w="1718" w:type="dxa"/>
+            <w:tcW w:w="1800" w:type="dxa"/>
             <w:tcBorders/>
           </w:tcPr>
           <w:p>
@@ -30848,7 +30569,7 @@
         </w:tc>
         <w:tc>
           <w:tcPr>
-            <w:tcW w:w="6545" w:type="dxa"/>
+            <w:tcW w:w="6300" w:type="dxa"/>
             <w:tcBorders/>
           </w:tcPr>
           <w:p>
@@ -30882,7 +30603,7 @@
         <w:trPr/>
         <w:tc>
           <w:tcPr>
-            <w:tcW w:w="1364" w:type="dxa"/>
+            <w:tcW w:w="1350" w:type="dxa"/>
             <w:tcBorders/>
           </w:tcPr>
           <w:p>
@@ -30913,7 +30634,7 @@
         </w:tc>
         <w:tc>
           <w:tcPr>
-            <w:tcW w:w="1718" w:type="dxa"/>
+            <w:tcW w:w="1800" w:type="dxa"/>
             <w:tcBorders/>
           </w:tcPr>
           <w:p>
@@ -30944,7 +30665,7 @@
         </w:tc>
         <w:tc>
           <w:tcPr>
-            <w:tcW w:w="6545" w:type="dxa"/>
+            <w:tcW w:w="6300" w:type="dxa"/>
             <w:tcBorders/>
           </w:tcPr>
           <w:p>
@@ -30978,7 +30699,7 @@
         <w:trPr/>
         <w:tc>
           <w:tcPr>
-            <w:tcW w:w="1364" w:type="dxa"/>
+            <w:tcW w:w="1350" w:type="dxa"/>
             <w:tcBorders/>
           </w:tcPr>
           <w:p>
@@ -31009,7 +30730,7 @@
         </w:tc>
         <w:tc>
           <w:tcPr>
-            <w:tcW w:w="1718" w:type="dxa"/>
+            <w:tcW w:w="1800" w:type="dxa"/>
             <w:tcBorders/>
           </w:tcPr>
           <w:p>
@@ -31040,7 +30761,7 @@
         </w:tc>
         <w:tc>
           <w:tcPr>
-            <w:tcW w:w="6545" w:type="dxa"/>
+            <w:tcW w:w="6300" w:type="dxa"/>
             <w:tcBorders/>
           </w:tcPr>
           <w:p>
@@ -31074,7 +30795,7 @@
         <w:trPr/>
         <w:tc>
           <w:tcPr>
-            <w:tcW w:w="1364" w:type="dxa"/>
+            <w:tcW w:w="1350" w:type="dxa"/>
             <w:tcBorders/>
           </w:tcPr>
           <w:p>
@@ -31105,7 +30826,7 @@
         </w:tc>
         <w:tc>
           <w:tcPr>
-            <w:tcW w:w="1718" w:type="dxa"/>
+            <w:tcW w:w="1800" w:type="dxa"/>
             <w:tcBorders/>
           </w:tcPr>
           <w:p>
@@ -31136,7 +30857,7 @@
         </w:tc>
         <w:tc>
           <w:tcPr>
-            <w:tcW w:w="6545" w:type="dxa"/>
+            <w:tcW w:w="6300" w:type="dxa"/>
             <w:tcBorders/>
           </w:tcPr>
           <w:p>
@@ -31170,7 +30891,7 @@
         <w:trPr/>
         <w:tc>
           <w:tcPr>
-            <w:tcW w:w="1364" w:type="dxa"/>
+            <w:tcW w:w="1350" w:type="dxa"/>
             <w:tcBorders/>
           </w:tcPr>
           <w:p>
@@ -31201,7 +30922,7 @@
         </w:tc>
         <w:tc>
           <w:tcPr>
-            <w:tcW w:w="1718" w:type="dxa"/>
+            <w:tcW w:w="1800" w:type="dxa"/>
             <w:tcBorders/>
           </w:tcPr>
           <w:p>
@@ -31232,7 +30953,7 @@
         </w:tc>
         <w:tc>
           <w:tcPr>
-            <w:tcW w:w="6545" w:type="dxa"/>
+            <w:tcW w:w="6300" w:type="dxa"/>
             <w:tcBorders/>
           </w:tcPr>
           <w:p>
@@ -31266,7 +30987,7 @@
         <w:trPr/>
         <w:tc>
           <w:tcPr>
-            <w:tcW w:w="1364" w:type="dxa"/>
+            <w:tcW w:w="1350" w:type="dxa"/>
             <w:tcBorders/>
           </w:tcPr>
           <w:p>
@@ -31297,7 +31018,7 @@
         </w:tc>
         <w:tc>
           <w:tcPr>
-            <w:tcW w:w="1718" w:type="dxa"/>
+            <w:tcW w:w="1800" w:type="dxa"/>
             <w:tcBorders/>
           </w:tcPr>
           <w:p>
@@ -31328,7 +31049,7 @@
         </w:tc>
         <w:tc>
           <w:tcPr>
-            <w:tcW w:w="6545" w:type="dxa"/>
+            <w:tcW w:w="6300" w:type="dxa"/>
             <w:tcBorders/>
           </w:tcPr>
           <w:p>
@@ -31362,7 +31083,7 @@
         <w:trPr/>
         <w:tc>
           <w:tcPr>
-            <w:tcW w:w="1364" w:type="dxa"/>
+            <w:tcW w:w="1350" w:type="dxa"/>
             <w:tcBorders/>
           </w:tcPr>
           <w:p>
@@ -31393,7 +31114,7 @@
         </w:tc>
         <w:tc>
           <w:tcPr>
-            <w:tcW w:w="1718" w:type="dxa"/>
+            <w:tcW w:w="1800" w:type="dxa"/>
             <w:tcBorders/>
           </w:tcPr>
           <w:p>
@@ -31424,7 +31145,7 @@
         </w:tc>
         <w:tc>
           <w:tcPr>
-            <w:tcW w:w="6545" w:type="dxa"/>
+            <w:tcW w:w="6300" w:type="dxa"/>
             <w:tcBorders/>
           </w:tcPr>
           <w:p>
@@ -31458,7 +31179,7 @@
         <w:trPr/>
         <w:tc>
           <w:tcPr>
-            <w:tcW w:w="1364" w:type="dxa"/>
+            <w:tcW w:w="1350" w:type="dxa"/>
             <w:tcBorders/>
           </w:tcPr>
           <w:p>
@@ -31489,7 +31210,7 @@
         </w:tc>
         <w:tc>
           <w:tcPr>
-            <w:tcW w:w="1718" w:type="dxa"/>
+            <w:tcW w:w="1800" w:type="dxa"/>
             <w:tcBorders/>
           </w:tcPr>
           <w:p>
@@ -31520,7 +31241,7 @@
         </w:tc>
         <w:tc>
           <w:tcPr>
-            <w:tcW w:w="6545" w:type="dxa"/>
+            <w:tcW w:w="6300" w:type="dxa"/>
             <w:tcBorders/>
           </w:tcPr>
           <w:p>
@@ -31554,7 +31275,7 @@
         <w:trPr/>
         <w:tc>
           <w:tcPr>
-            <w:tcW w:w="1364" w:type="dxa"/>
+            <w:tcW w:w="1350" w:type="dxa"/>
             <w:tcBorders/>
           </w:tcPr>
           <w:p>
@@ -31585,7 +31306,7 @@
         </w:tc>
         <w:tc>
           <w:tcPr>
-            <w:tcW w:w="1718" w:type="dxa"/>
+            <w:tcW w:w="1800" w:type="dxa"/>
             <w:tcBorders/>
           </w:tcPr>
           <w:p>
@@ -31616,7 +31337,7 @@
         </w:tc>
         <w:tc>
           <w:tcPr>
-            <w:tcW w:w="6545" w:type="dxa"/>
+            <w:tcW w:w="6300" w:type="dxa"/>
             <w:tcBorders/>
           </w:tcPr>
           <w:p>
@@ -31650,7 +31371,7 @@
         <w:trPr/>
         <w:tc>
           <w:tcPr>
-            <w:tcW w:w="1364" w:type="dxa"/>
+            <w:tcW w:w="1350" w:type="dxa"/>
             <w:tcBorders/>
           </w:tcPr>
           <w:p>
@@ -31681,7 +31402,7 @@
         </w:tc>
         <w:tc>
           <w:tcPr>
-            <w:tcW w:w="1718" w:type="dxa"/>
+            <w:tcW w:w="1800" w:type="dxa"/>
             <w:tcBorders/>
           </w:tcPr>
           <w:p>
@@ -31712,7 +31433,7 @@
         </w:tc>
         <w:tc>
           <w:tcPr>
-            <w:tcW w:w="6545" w:type="dxa"/>
+            <w:tcW w:w="6300" w:type="dxa"/>
             <w:tcBorders/>
           </w:tcPr>
           <w:p>
@@ -31746,7 +31467,7 @@
         <w:trPr/>
         <w:tc>
           <w:tcPr>
-            <w:tcW w:w="1364" w:type="dxa"/>
+            <w:tcW w:w="1350" w:type="dxa"/>
             <w:tcBorders/>
           </w:tcPr>
           <w:p>
@@ -31777,7 +31498,7 @@
         </w:tc>
         <w:tc>
           <w:tcPr>
-            <w:tcW w:w="1718" w:type="dxa"/>
+            <w:tcW w:w="1800" w:type="dxa"/>
             <w:tcBorders/>
           </w:tcPr>
           <w:p>
@@ -31808,7 +31529,7 @@
         </w:tc>
         <w:tc>
           <w:tcPr>
-            <w:tcW w:w="6545" w:type="dxa"/>
+            <w:tcW w:w="6300" w:type="dxa"/>
             <w:tcBorders/>
           </w:tcPr>
           <w:p>
@@ -31842,7 +31563,7 @@
         <w:trPr/>
         <w:tc>
           <w:tcPr>
-            <w:tcW w:w="1364" w:type="dxa"/>
+            <w:tcW w:w="1350" w:type="dxa"/>
             <w:tcBorders/>
           </w:tcPr>
           <w:p>
@@ -31873,7 +31594,7 @@
         </w:tc>
         <w:tc>
           <w:tcPr>
-            <w:tcW w:w="1718" w:type="dxa"/>
+            <w:tcW w:w="1800" w:type="dxa"/>
             <w:tcBorders/>
           </w:tcPr>
           <w:p>
@@ -31904,7 +31625,7 @@
         </w:tc>
         <w:tc>
           <w:tcPr>
-            <w:tcW w:w="6545" w:type="dxa"/>
+            <w:tcW w:w="6300" w:type="dxa"/>
             <w:tcBorders/>
           </w:tcPr>
           <w:p>
@@ -31938,7 +31659,7 @@
         <w:trPr/>
         <w:tc>
           <w:tcPr>
-            <w:tcW w:w="1364" w:type="dxa"/>
+            <w:tcW w:w="1350" w:type="dxa"/>
             <w:tcBorders/>
           </w:tcPr>
           <w:p>
@@ -31969,7 +31690,7 @@
         </w:tc>
         <w:tc>
           <w:tcPr>
-            <w:tcW w:w="1718" w:type="dxa"/>
+            <w:tcW w:w="1800" w:type="dxa"/>
             <w:tcBorders/>
           </w:tcPr>
           <w:p>
@@ -32000,7 +31721,7 @@
         </w:tc>
         <w:tc>
           <w:tcPr>
-            <w:tcW w:w="6545" w:type="dxa"/>
+            <w:tcW w:w="6300" w:type="dxa"/>
             <w:tcBorders/>
           </w:tcPr>
           <w:p>
@@ -32034,7 +31755,7 @@
         <w:trPr/>
         <w:tc>
           <w:tcPr>
-            <w:tcW w:w="1364" w:type="dxa"/>
+            <w:tcW w:w="1350" w:type="dxa"/>
             <w:tcBorders/>
           </w:tcPr>
           <w:p>
@@ -32065,7 +31786,7 @@
         </w:tc>
         <w:tc>
           <w:tcPr>
-            <w:tcW w:w="1718" w:type="dxa"/>
+            <w:tcW w:w="1800" w:type="dxa"/>
             <w:tcBorders/>
           </w:tcPr>
           <w:p>
@@ -32096,7 +31817,7 @@
         </w:tc>
         <w:tc>
           <w:tcPr>
-            <w:tcW w:w="6545" w:type="dxa"/>
+            <w:tcW w:w="6300" w:type="dxa"/>
             <w:tcBorders/>
           </w:tcPr>
           <w:p>
@@ -32130,7 +31851,7 @@
         <w:trPr/>
         <w:tc>
           <w:tcPr>
-            <w:tcW w:w="1364" w:type="dxa"/>
+            <w:tcW w:w="1350" w:type="dxa"/>
             <w:tcBorders/>
           </w:tcPr>
           <w:p>
@@ -32161,7 +31882,7 @@
         </w:tc>
         <w:tc>
           <w:tcPr>
-            <w:tcW w:w="1718" w:type="dxa"/>
+            <w:tcW w:w="1800" w:type="dxa"/>
             <w:tcBorders/>
           </w:tcPr>
           <w:p>
@@ -32192,7 +31913,7 @@
         </w:tc>
         <w:tc>
           <w:tcPr>
-            <w:tcW w:w="6545" w:type="dxa"/>
+            <w:tcW w:w="6300" w:type="dxa"/>
             <w:tcBorders/>
           </w:tcPr>
           <w:p>
@@ -32226,7 +31947,7 @@
         <w:trPr/>
         <w:tc>
           <w:tcPr>
-            <w:tcW w:w="1364" w:type="dxa"/>
+            <w:tcW w:w="1350" w:type="dxa"/>
             <w:tcBorders/>
           </w:tcPr>
           <w:p>
@@ -32257,7 +31978,7 @@
         </w:tc>
         <w:tc>
           <w:tcPr>
-            <w:tcW w:w="1718" w:type="dxa"/>
+            <w:tcW w:w="1800" w:type="dxa"/>
             <w:tcBorders/>
           </w:tcPr>
           <w:p>
@@ -32288,7 +32009,7 @@
         </w:tc>
         <w:tc>
           <w:tcPr>
-            <w:tcW w:w="6545" w:type="dxa"/>
+            <w:tcW w:w="6300" w:type="dxa"/>
             <w:tcBorders/>
           </w:tcPr>
           <w:p>
@@ -32322,7 +32043,7 @@
         <w:trPr/>
         <w:tc>
           <w:tcPr>
-            <w:tcW w:w="1364" w:type="dxa"/>
+            <w:tcW w:w="1350" w:type="dxa"/>
             <w:tcBorders/>
           </w:tcPr>
           <w:p>
@@ -32353,7 +32074,7 @@
         </w:tc>
         <w:tc>
           <w:tcPr>
-            <w:tcW w:w="1718" w:type="dxa"/>
+            <w:tcW w:w="1800" w:type="dxa"/>
             <w:tcBorders/>
           </w:tcPr>
           <w:p>
@@ -32384,7 +32105,7 @@
         </w:tc>
         <w:tc>
           <w:tcPr>
-            <w:tcW w:w="6545" w:type="dxa"/>
+            <w:tcW w:w="6300" w:type="dxa"/>
             <w:tcBorders/>
           </w:tcPr>
           <w:p>
@@ -32418,7 +32139,7 @@
         <w:trPr/>
         <w:tc>
           <w:tcPr>
-            <w:tcW w:w="1364" w:type="dxa"/>
+            <w:tcW w:w="1350" w:type="dxa"/>
             <w:tcBorders/>
           </w:tcPr>
           <w:p>
@@ -32449,7 +32170,7 @@
         </w:tc>
         <w:tc>
           <w:tcPr>
-            <w:tcW w:w="1718" w:type="dxa"/>
+            <w:tcW w:w="1800" w:type="dxa"/>
             <w:tcBorders/>
           </w:tcPr>
           <w:p>
@@ -32480,7 +32201,7 @@
         </w:tc>
         <w:tc>
           <w:tcPr>
-            <w:tcW w:w="6545" w:type="dxa"/>
+            <w:tcW w:w="6300" w:type="dxa"/>
             <w:tcBorders/>
           </w:tcPr>
           <w:p>
@@ -32507,8 +32228,8 @@
               </w:rPr>
               <w:t>Radionuclide Half Life is absent</w:t>
             </w:r>
-            <w:bookmarkStart w:id="120" w:name="supplementary-material"/>
-            <w:bookmarkEnd w:id="120"/>
+            <w:bookmarkStart w:id="121" w:name="supplementary-material"/>
+            <w:bookmarkEnd w:id="121"/>
           </w:p>
         </w:tc>
       </w:tr>
@@ -41207,29 +40928,6 @@
     </w:pPr>
     <w:rPr/>
   </w:style>
-  <w:style w:type="paragraph" w:styleId="TableContents">
-    <w:name w:val="Table Contents"/>
-    <w:basedOn w:val="Normal"/>
-    <w:qFormat/>
-    <w:pPr>
-      <w:widowControl w:val="false"/>
-      <w:suppressLineNumbers/>
-    </w:pPr>
-    <w:rPr/>
-  </w:style>
-  <w:style w:type="paragraph" w:styleId="TableHeading">
-    <w:name w:val="Table Heading"/>
-    <w:basedOn w:val="TableContents"/>
-    <w:qFormat/>
-    <w:pPr>
-      <w:suppressLineNumbers/>
-      <w:jc w:val="center"/>
-    </w:pPr>
-    <w:rPr>
-      <w:b/>
-      <w:bCs/>
-    </w:rPr>
-  </w:style>
   <w:style w:type="table" w:default="1" w:styleId="Table">
     <w:name w:val="Table"/>
     <w:basedOn w:val="TableNormal"/>
